--- a/Guia_Aprendizaje_Testing.docx
+++ b/Guia_Aprendizaje_Testing.docx
@@ -4501,7 +4501,27 @@
         <w:pStyle w:val="Heading2"/>
       </w:pPr>
       <w:r>
-        <w:t>3.11 CI/CD con GitHub Actions y Quality Gates</w:t>
+        <w:t>3.11 CI/CD, Testing con GitHub Actions y Versionamiento en Git</w:t>
+      </w:r>
+    </w:p>
+    <w:p>
+      <w:r>
+        <w:t>Relacion entre Testing y GitHub: GitHub es el orquestador y arbitro imparcial de la calidad. A traves de GitHub Actions, los tests se ejecutan en runners limpios e independientes por cada push y pull request. Las Branch Protection Rules impiden fusionar cambios a main si los tests fallan.</w:t>
+      </w:r>
+    </w:p>
+    <w:p>
+      <w:r>
+        <w:t>¿Se deben subir los tests a Git? SI, rotundamente. Las pruebas son ciudadanos de primera clase (First-Class Citizens). Sin ellas en el repositorio, los runners de CI/CD no tienen nada que ejecutar y no hay reproducibilidad ni trazabilidad con git bisect. NUNCA se suben: reportes efimeros (htmlcov/), caches (.pytest_cache/) ni secretos (.env).</w:t>
+      </w:r>
+    </w:p>
+    <w:p>
+      <w:r>
+        <w:t>Seguridad y Atacantes: El mito de la 'seguridad por oscuridad' es falso. Ocultar los tests no protege la aplicacion; los atacantes usan herramientas automaticas (Burp Suite, OWASP ZAP) para encontrar fallas. El riesgo real es subir credenciales quemadas (hardcoded secrets) o datos reales en fixtures. Usa siempre datos sinteticos con Faker y GitHub Secrets.</w:t>
+      </w:r>
+    </w:p>
+    <w:p>
+      <w:r>
+        <w:t>Repositorios Publicos vs Privados: Para aprendices, los repositorios publicos son su mejor portafolio demostrando calidad y cobertura &gt;= 80%. Para empresas y software propietario con NDA, se usan repositorios privados. Regla de oro: Escribe y prueba todo proyecto como si fuera a ser publico manana.</w:t>
       </w:r>
     </w:p>
     <w:p>
@@ -5369,6 +5389,803 @@
           <w:sz w:val="18"/>
         </w:rPr>
         <w:t xml:space="preserve">          path: playwright-report/</w:t>
+      </w:r>
+    </w:p>
+    <w:p>
+      <w:pPr>
+        <w:spacing w:before="0" w:after="0"/>
+        <w:ind w:left="567"/>
+        <w:shd w:fill="F5F5F5" w:val="clear"/>
+      </w:pPr>
+      <w:r>
+        <w:rPr>
+          <w:rFonts w:ascii="Consolas" w:hAnsi="Consolas"/>
+          <w:sz w:val="18"/>
+        </w:rPr>
+        <w:t xml:space="preserve"> </w:t>
+      </w:r>
+    </w:p>
+    <w:p>
+      <w:pPr>
+        <w:pStyle w:val="Heading3"/>
+      </w:pPr>
+      <w:r>
+        <w:t>3.11.1 Tests para Git: Pre-commit Hooks y Deteccion de Secretos</w:t>
+      </w:r>
+    </w:p>
+    <w:p>
+      <w:r>
+        <w:t>Pre-commit hooks ejecutan validaciones en la maquina local antes de permitir 'git commit'. Con Gitleaks bloquean la subida accidental de llaves API y con PyTest ejecutan smoke tests unitarios (&lt; 2s).</w:t>
+      </w:r>
+    </w:p>
+    <w:p>
+      <w:pPr>
+        <w:spacing w:before="0" w:after="0"/>
+        <w:ind w:left="567"/>
+        <w:shd w:fill="F5F5F5" w:val="clear"/>
+      </w:pPr>
+      <w:r>
+        <w:rPr>
+          <w:rFonts w:ascii="Consolas" w:hAnsi="Consolas"/>
+          <w:sz w:val="18"/>
+        </w:rPr>
+        <w:t># ==============================================================================</w:t>
+      </w:r>
+    </w:p>
+    <w:p>
+      <w:pPr>
+        <w:spacing w:before="0" w:after="0"/>
+        <w:ind w:left="567"/>
+        <w:shd w:fill="F5F5F5" w:val="clear"/>
+      </w:pPr>
+      <w:r>
+        <w:rPr>
+          <w:rFonts w:ascii="Consolas" w:hAnsi="Consolas"/>
+          <w:sz w:val="18"/>
+        </w:rPr>
+        <w:t># .pre-commit-config.yaml — Quality Gate Local en Git</w:t>
+      </w:r>
+    </w:p>
+    <w:p>
+      <w:pPr>
+        <w:spacing w:before="0" w:after="0"/>
+        <w:ind w:left="567"/>
+        <w:shd w:fill="F5F5F5" w:val="clear"/>
+      </w:pPr>
+      <w:r>
+        <w:rPr>
+          <w:rFonts w:ascii="Consolas" w:hAnsi="Consolas"/>
+          <w:sz w:val="18"/>
+        </w:rPr>
+        <w:t># Guía de Testing &amp; QA Universal (SENA ADSO)</w:t>
+      </w:r>
+    </w:p>
+    <w:p>
+      <w:pPr>
+        <w:spacing w:before="0" w:after="0"/>
+        <w:ind w:left="567"/>
+        <w:shd w:fill="F5F5F5" w:val="clear"/>
+      </w:pPr>
+      <w:r>
+        <w:rPr>
+          <w:rFonts w:ascii="Consolas" w:hAnsi="Consolas"/>
+          <w:sz w:val="18"/>
+        </w:rPr>
+        <w:t># ==============================================================================</w:t>
+      </w:r>
+    </w:p>
+    <w:p>
+      <w:pPr>
+        <w:spacing w:before="0" w:after="0"/>
+        <w:ind w:left="567"/>
+        <w:shd w:fill="F5F5F5" w:val="clear"/>
+      </w:pPr>
+      <w:r>
+        <w:rPr>
+          <w:rFonts w:ascii="Consolas" w:hAnsi="Consolas"/>
+          <w:sz w:val="18"/>
+        </w:rPr>
+        <w:t># Propósito: Ejecutar pruebas estáticas, formateo, escaneo de secretos y tests</w:t>
+      </w:r>
+    </w:p>
+    <w:p>
+      <w:pPr>
+        <w:spacing w:before="0" w:after="0"/>
+        <w:ind w:left="567"/>
+        <w:shd w:fill="F5F5F5" w:val="clear"/>
+      </w:pPr>
+      <w:r>
+        <w:rPr>
+          <w:rFonts w:ascii="Consolas" w:hAnsi="Consolas"/>
+          <w:sz w:val="18"/>
+        </w:rPr>
+        <w:t># unitarios rápidos en la máquina del desarrollador ANTES de permitir el commit.</w:t>
+      </w:r>
+    </w:p>
+    <w:p>
+      <w:pPr>
+        <w:spacing w:before="0" w:after="0"/>
+        <w:ind w:left="567"/>
+        <w:shd w:fill="F5F5F5" w:val="clear"/>
+      </w:pPr>
+      <w:r>
+        <w:rPr>
+          <w:rFonts w:ascii="Consolas" w:hAnsi="Consolas"/>
+          <w:sz w:val="18"/>
+        </w:rPr>
+        <w:t>#</w:t>
+      </w:r>
+    </w:p>
+    <w:p>
+      <w:pPr>
+        <w:spacing w:before="0" w:after="0"/>
+        <w:ind w:left="567"/>
+        <w:shd w:fill="F5F5F5" w:val="clear"/>
+      </w:pPr>
+      <w:r>
+        <w:rPr>
+          <w:rFonts w:ascii="Consolas" w:hAnsi="Consolas"/>
+          <w:sz w:val="18"/>
+        </w:rPr>
+        <w:t># Instalación:</w:t>
+      </w:r>
+    </w:p>
+    <w:p>
+      <w:pPr>
+        <w:spacing w:before="0" w:after="0"/>
+        <w:ind w:left="567"/>
+        <w:shd w:fill="F5F5F5" w:val="clear"/>
+      </w:pPr>
+      <w:r>
+        <w:rPr>
+          <w:rFonts w:ascii="Consolas" w:hAnsi="Consolas"/>
+          <w:sz w:val="18"/>
+        </w:rPr>
+        <w:t>#   pip install pre-commit gitleaks</w:t>
+      </w:r>
+    </w:p>
+    <w:p>
+      <w:pPr>
+        <w:spacing w:before="0" w:after="0"/>
+        <w:ind w:left="567"/>
+        <w:shd w:fill="F5F5F5" w:val="clear"/>
+      </w:pPr>
+      <w:r>
+        <w:rPr>
+          <w:rFonts w:ascii="Consolas" w:hAnsi="Consolas"/>
+          <w:sz w:val="18"/>
+        </w:rPr>
+        <w:t>#   pre-commit install</w:t>
+      </w:r>
+    </w:p>
+    <w:p>
+      <w:pPr>
+        <w:spacing w:before="0" w:after="0"/>
+        <w:ind w:left="567"/>
+        <w:shd w:fill="F5F5F5" w:val="clear"/>
+      </w:pPr>
+      <w:r>
+        <w:rPr>
+          <w:rFonts w:ascii="Consolas" w:hAnsi="Consolas"/>
+          <w:sz w:val="18"/>
+        </w:rPr>
+        <w:t># ==============================================================================</w:t>
+      </w:r>
+    </w:p>
+    <w:p>
+      <w:pPr>
+        <w:spacing w:before="0" w:after="0"/>
+        <w:ind w:left="567"/>
+        <w:shd w:fill="F5F5F5" w:val="clear"/>
+      </w:pPr>
+      <w:r>
+        <w:rPr>
+          <w:rFonts w:ascii="Consolas" w:hAnsi="Consolas"/>
+          <w:sz w:val="18"/>
+        </w:rPr>
+        <w:t xml:space="preserve"> </w:t>
+      </w:r>
+    </w:p>
+    <w:p>
+      <w:pPr>
+        <w:spacing w:before="0" w:after="0"/>
+        <w:ind w:left="567"/>
+        <w:shd w:fill="F5F5F5" w:val="clear"/>
+      </w:pPr>
+      <w:r>
+        <w:rPr>
+          <w:rFonts w:ascii="Consolas" w:hAnsi="Consolas"/>
+          <w:sz w:val="18"/>
+        </w:rPr>
+        <w:t>repos:</w:t>
+      </w:r>
+    </w:p>
+    <w:p>
+      <w:pPr>
+        <w:spacing w:before="0" w:after="0"/>
+        <w:ind w:left="567"/>
+        <w:shd w:fill="F5F5F5" w:val="clear"/>
+      </w:pPr>
+      <w:r>
+        <w:rPr>
+          <w:rFonts w:ascii="Consolas" w:hAnsi="Consolas"/>
+          <w:sz w:val="18"/>
+        </w:rPr>
+        <w:t xml:space="preserve">  # 1. Higiene básica del repositorio Git</w:t>
+      </w:r>
+    </w:p>
+    <w:p>
+      <w:pPr>
+        <w:spacing w:before="0" w:after="0"/>
+        <w:ind w:left="567"/>
+        <w:shd w:fill="F5F5F5" w:val="clear"/>
+      </w:pPr>
+      <w:r>
+        <w:rPr>
+          <w:rFonts w:ascii="Consolas" w:hAnsi="Consolas"/>
+          <w:sz w:val="18"/>
+        </w:rPr>
+        <w:t xml:space="preserve">  - repo: https://github.com/pre-commit/pre-commit-hooks</w:t>
+      </w:r>
+    </w:p>
+    <w:p>
+      <w:pPr>
+        <w:spacing w:before="0" w:after="0"/>
+        <w:ind w:left="567"/>
+        <w:shd w:fill="F5F5F5" w:val="clear"/>
+      </w:pPr>
+      <w:r>
+        <w:rPr>
+          <w:rFonts w:ascii="Consolas" w:hAnsi="Consolas"/>
+          <w:sz w:val="18"/>
+        </w:rPr>
+        <w:t xml:space="preserve">    rev: v4.6.0</w:t>
+      </w:r>
+    </w:p>
+    <w:p>
+      <w:pPr>
+        <w:spacing w:before="0" w:after="0"/>
+        <w:ind w:left="567"/>
+        <w:shd w:fill="F5F5F5" w:val="clear"/>
+      </w:pPr>
+      <w:r>
+        <w:rPr>
+          <w:rFonts w:ascii="Consolas" w:hAnsi="Consolas"/>
+          <w:sz w:val="18"/>
+        </w:rPr>
+        <w:t xml:space="preserve">    hooks:</w:t>
+      </w:r>
+    </w:p>
+    <w:p>
+      <w:pPr>
+        <w:spacing w:before="0" w:after="0"/>
+        <w:ind w:left="567"/>
+        <w:shd w:fill="F5F5F5" w:val="clear"/>
+      </w:pPr>
+      <w:r>
+        <w:rPr>
+          <w:rFonts w:ascii="Consolas" w:hAnsi="Consolas"/>
+          <w:sz w:val="18"/>
+        </w:rPr>
+        <w:t xml:space="preserve">      - id: trailing-whitespace</w:t>
+      </w:r>
+    </w:p>
+    <w:p>
+      <w:pPr>
+        <w:spacing w:before="0" w:after="0"/>
+        <w:ind w:left="567"/>
+        <w:shd w:fill="F5F5F5" w:val="clear"/>
+      </w:pPr>
+      <w:r>
+        <w:rPr>
+          <w:rFonts w:ascii="Consolas" w:hAnsi="Consolas"/>
+          <w:sz w:val="18"/>
+        </w:rPr>
+        <w:t xml:space="preserve">        name: 🧹 Limpiar espacios en blanco al final de línea</w:t>
+      </w:r>
+    </w:p>
+    <w:p>
+      <w:pPr>
+        <w:spacing w:before="0" w:after="0"/>
+        <w:ind w:left="567"/>
+        <w:shd w:fill="F5F5F5" w:val="clear"/>
+      </w:pPr>
+      <w:r>
+        <w:rPr>
+          <w:rFonts w:ascii="Consolas" w:hAnsi="Consolas"/>
+          <w:sz w:val="18"/>
+        </w:rPr>
+        <w:t xml:space="preserve">      - id: end-of-file-fixer</w:t>
+      </w:r>
+    </w:p>
+    <w:p>
+      <w:pPr>
+        <w:spacing w:before="0" w:after="0"/>
+        <w:ind w:left="567"/>
+        <w:shd w:fill="F5F5F5" w:val="clear"/>
+      </w:pPr>
+      <w:r>
+        <w:rPr>
+          <w:rFonts w:ascii="Consolas" w:hAnsi="Consolas"/>
+          <w:sz w:val="18"/>
+        </w:rPr>
+        <w:t xml:space="preserve">        name: 📄 Asegurar salto de línea al final del archivo</w:t>
+      </w:r>
+    </w:p>
+    <w:p>
+      <w:pPr>
+        <w:spacing w:before="0" w:after="0"/>
+        <w:ind w:left="567"/>
+        <w:shd w:fill="F5F5F5" w:val="clear"/>
+      </w:pPr>
+      <w:r>
+        <w:rPr>
+          <w:rFonts w:ascii="Consolas" w:hAnsi="Consolas"/>
+          <w:sz w:val="18"/>
+        </w:rPr>
+        <w:t xml:space="preserve">      - id: check-yaml</w:t>
+      </w:r>
+    </w:p>
+    <w:p>
+      <w:pPr>
+        <w:spacing w:before="0" w:after="0"/>
+        <w:ind w:left="567"/>
+        <w:shd w:fill="F5F5F5" w:val="clear"/>
+      </w:pPr>
+      <w:r>
+        <w:rPr>
+          <w:rFonts w:ascii="Consolas" w:hAnsi="Consolas"/>
+          <w:sz w:val="18"/>
+        </w:rPr>
+        <w:t xml:space="preserve">        name: ⚙️ Validar sintaxis de archivos YAML (.github/workflows)</w:t>
+      </w:r>
+    </w:p>
+    <w:p>
+      <w:pPr>
+        <w:spacing w:before="0" w:after="0"/>
+        <w:ind w:left="567"/>
+        <w:shd w:fill="F5F5F5" w:val="clear"/>
+      </w:pPr>
+      <w:r>
+        <w:rPr>
+          <w:rFonts w:ascii="Consolas" w:hAnsi="Consolas"/>
+          <w:sz w:val="18"/>
+        </w:rPr>
+        <w:t xml:space="preserve">      - id: check-json</w:t>
+      </w:r>
+    </w:p>
+    <w:p>
+      <w:pPr>
+        <w:spacing w:before="0" w:after="0"/>
+        <w:ind w:left="567"/>
+        <w:shd w:fill="F5F5F5" w:val="clear"/>
+      </w:pPr>
+      <w:r>
+        <w:rPr>
+          <w:rFonts w:ascii="Consolas" w:hAnsi="Consolas"/>
+          <w:sz w:val="18"/>
+        </w:rPr>
+        <w:t xml:space="preserve">        name: 🔍 Validar sintaxis de archivos JSON</w:t>
+      </w:r>
+    </w:p>
+    <w:p>
+      <w:pPr>
+        <w:spacing w:before="0" w:after="0"/>
+        <w:ind w:left="567"/>
+        <w:shd w:fill="F5F5F5" w:val="clear"/>
+      </w:pPr>
+      <w:r>
+        <w:rPr>
+          <w:rFonts w:ascii="Consolas" w:hAnsi="Consolas"/>
+          <w:sz w:val="18"/>
+        </w:rPr>
+        <w:t xml:space="preserve">      - id: check-added-large-files</w:t>
+      </w:r>
+    </w:p>
+    <w:p>
+      <w:pPr>
+        <w:spacing w:before="0" w:after="0"/>
+        <w:ind w:left="567"/>
+        <w:shd w:fill="F5F5F5" w:val="clear"/>
+      </w:pPr>
+      <w:r>
+        <w:rPr>
+          <w:rFonts w:ascii="Consolas" w:hAnsi="Consolas"/>
+          <w:sz w:val="18"/>
+        </w:rPr>
+        <w:t xml:space="preserve">        name: 📦 Prevenir subida de binarios grandes (&gt;500KB)</w:t>
+      </w:r>
+    </w:p>
+    <w:p>
+      <w:pPr>
+        <w:spacing w:before="0" w:after="0"/>
+        <w:ind w:left="567"/>
+        <w:shd w:fill="F5F5F5" w:val="clear"/>
+      </w:pPr>
+      <w:r>
+        <w:rPr>
+          <w:rFonts w:ascii="Consolas" w:hAnsi="Consolas"/>
+          <w:sz w:val="18"/>
+        </w:rPr>
+        <w:t xml:space="preserve">        args: ['--maxkb=500']</w:t>
+      </w:r>
+    </w:p>
+    <w:p>
+      <w:pPr>
+        <w:spacing w:before="0" w:after="0"/>
+        <w:ind w:left="567"/>
+        <w:shd w:fill="F5F5F5" w:val="clear"/>
+      </w:pPr>
+      <w:r>
+        <w:rPr>
+          <w:rFonts w:ascii="Consolas" w:hAnsi="Consolas"/>
+          <w:sz w:val="18"/>
+        </w:rPr>
+        <w:t xml:space="preserve">      - id: check-merge-conflict</w:t>
+      </w:r>
+    </w:p>
+    <w:p>
+      <w:pPr>
+        <w:spacing w:before="0" w:after="0"/>
+        <w:ind w:left="567"/>
+        <w:shd w:fill="F5F5F5" w:val="clear"/>
+      </w:pPr>
+      <w:r>
+        <w:rPr>
+          <w:rFonts w:ascii="Consolas" w:hAnsi="Consolas"/>
+          <w:sz w:val="18"/>
+        </w:rPr>
+        <w:t xml:space="preserve">        name: 🛑 Bloquear marcadores de conflicto de merge olvidados</w:t>
+      </w:r>
+    </w:p>
+    <w:p>
+      <w:pPr>
+        <w:spacing w:before="0" w:after="0"/>
+        <w:ind w:left="567"/>
+        <w:shd w:fill="F5F5F5" w:val="clear"/>
+      </w:pPr>
+      <w:r>
+        <w:rPr>
+          <w:rFonts w:ascii="Consolas" w:hAnsi="Consolas"/>
+          <w:sz w:val="18"/>
+        </w:rPr>
+        <w:t xml:space="preserve"> </w:t>
+      </w:r>
+    </w:p>
+    <w:p>
+      <w:pPr>
+        <w:spacing w:before="0" w:after="0"/>
+        <w:ind w:left="567"/>
+        <w:shd w:fill="F5F5F5" w:val="clear"/>
+      </w:pPr>
+      <w:r>
+        <w:rPr>
+          <w:rFonts w:ascii="Consolas" w:hAnsi="Consolas"/>
+          <w:sz w:val="18"/>
+        </w:rPr>
+        <w:t xml:space="preserve">  # 2. Seguridad en Git: Detección estricta de secretos y credenciales</w:t>
+      </w:r>
+    </w:p>
+    <w:p>
+      <w:pPr>
+        <w:spacing w:before="0" w:after="0"/>
+        <w:ind w:left="567"/>
+        <w:shd w:fill="F5F5F5" w:val="clear"/>
+      </w:pPr>
+      <w:r>
+        <w:rPr>
+          <w:rFonts w:ascii="Consolas" w:hAnsi="Consolas"/>
+          <w:sz w:val="18"/>
+        </w:rPr>
+        <w:t xml:space="preserve">  - repo: https://github.com/gitleaks/gitleaks</w:t>
+      </w:r>
+    </w:p>
+    <w:p>
+      <w:pPr>
+        <w:spacing w:before="0" w:after="0"/>
+        <w:ind w:left="567"/>
+        <w:shd w:fill="F5F5F5" w:val="clear"/>
+      </w:pPr>
+      <w:r>
+        <w:rPr>
+          <w:rFonts w:ascii="Consolas" w:hAnsi="Consolas"/>
+          <w:sz w:val="18"/>
+        </w:rPr>
+        <w:t xml:space="preserve">    rev: v8.18.4</w:t>
+      </w:r>
+    </w:p>
+    <w:p>
+      <w:pPr>
+        <w:spacing w:before="0" w:after="0"/>
+        <w:ind w:left="567"/>
+        <w:shd w:fill="F5F5F5" w:val="clear"/>
+      </w:pPr>
+      <w:r>
+        <w:rPr>
+          <w:rFonts w:ascii="Consolas" w:hAnsi="Consolas"/>
+          <w:sz w:val="18"/>
+        </w:rPr>
+        <w:t xml:space="preserve">    hooks:</w:t>
+      </w:r>
+    </w:p>
+    <w:p>
+      <w:pPr>
+        <w:spacing w:before="0" w:after="0"/>
+        <w:ind w:left="567"/>
+        <w:shd w:fill="F5F5F5" w:val="clear"/>
+      </w:pPr>
+      <w:r>
+        <w:rPr>
+          <w:rFonts w:ascii="Consolas" w:hAnsi="Consolas"/>
+          <w:sz w:val="18"/>
+        </w:rPr>
+        <w:t xml:space="preserve">      - id: gitleaks</w:t>
+      </w:r>
+    </w:p>
+    <w:p>
+      <w:pPr>
+        <w:spacing w:before="0" w:after="0"/>
+        <w:ind w:left="567"/>
+        <w:shd w:fill="F5F5F5" w:val="clear"/>
+      </w:pPr>
+      <w:r>
+        <w:rPr>
+          <w:rFonts w:ascii="Consolas" w:hAnsi="Consolas"/>
+          <w:sz w:val="18"/>
+        </w:rPr>
+        <w:t xml:space="preserve">        name: 🔒 Gitleaks: Prevenir subida de contraseñas, tokens y llaves privadas</w:t>
+      </w:r>
+    </w:p>
+    <w:p>
+      <w:pPr>
+        <w:spacing w:before="0" w:after="0"/>
+        <w:ind w:left="567"/>
+        <w:shd w:fill="F5F5F5" w:val="clear"/>
+      </w:pPr>
+      <w:r>
+        <w:rPr>
+          <w:rFonts w:ascii="Consolas" w:hAnsi="Consolas"/>
+          <w:sz w:val="18"/>
+        </w:rPr>
+        <w:t xml:space="preserve"> </w:t>
+      </w:r>
+    </w:p>
+    <w:p>
+      <w:pPr>
+        <w:spacing w:before="0" w:after="0"/>
+        <w:ind w:left="567"/>
+        <w:shd w:fill="F5F5F5" w:val="clear"/>
+      </w:pPr>
+      <w:r>
+        <w:rPr>
+          <w:rFonts w:ascii="Consolas" w:hAnsi="Consolas"/>
+          <w:sz w:val="18"/>
+        </w:rPr>
+        <w:t xml:space="preserve">  # 3. Linter y verificación estática rápida (Python)</w:t>
+      </w:r>
+    </w:p>
+    <w:p>
+      <w:pPr>
+        <w:spacing w:before="0" w:after="0"/>
+        <w:ind w:left="567"/>
+        <w:shd w:fill="F5F5F5" w:val="clear"/>
+      </w:pPr>
+      <w:r>
+        <w:rPr>
+          <w:rFonts w:ascii="Consolas" w:hAnsi="Consolas"/>
+          <w:sz w:val="18"/>
+        </w:rPr>
+        <w:t xml:space="preserve">  - repo: https://github.com/astral-sh/ruff-pre-commit</w:t>
+      </w:r>
+    </w:p>
+    <w:p>
+      <w:pPr>
+        <w:spacing w:before="0" w:after="0"/>
+        <w:ind w:left="567"/>
+        <w:shd w:fill="F5F5F5" w:val="clear"/>
+      </w:pPr>
+      <w:r>
+        <w:rPr>
+          <w:rFonts w:ascii="Consolas" w:hAnsi="Consolas"/>
+          <w:sz w:val="18"/>
+        </w:rPr>
+        <w:t xml:space="preserve">    rev: v0.4.4</w:t>
+      </w:r>
+    </w:p>
+    <w:p>
+      <w:pPr>
+        <w:spacing w:before="0" w:after="0"/>
+        <w:ind w:left="567"/>
+        <w:shd w:fill="F5F5F5" w:val="clear"/>
+      </w:pPr>
+      <w:r>
+        <w:rPr>
+          <w:rFonts w:ascii="Consolas" w:hAnsi="Consolas"/>
+          <w:sz w:val="18"/>
+        </w:rPr>
+        <w:t xml:space="preserve">    hooks:</w:t>
+      </w:r>
+    </w:p>
+    <w:p>
+      <w:pPr>
+        <w:spacing w:before="0" w:after="0"/>
+        <w:ind w:left="567"/>
+        <w:shd w:fill="F5F5F5" w:val="clear"/>
+      </w:pPr>
+      <w:r>
+        <w:rPr>
+          <w:rFonts w:ascii="Consolas" w:hAnsi="Consolas"/>
+          <w:sz w:val="18"/>
+        </w:rPr>
+        <w:t xml:space="preserve">      - id: ruff</w:t>
+      </w:r>
+    </w:p>
+    <w:p>
+      <w:pPr>
+        <w:spacing w:before="0" w:after="0"/>
+        <w:ind w:left="567"/>
+        <w:shd w:fill="F5F5F5" w:val="clear"/>
+      </w:pPr>
+      <w:r>
+        <w:rPr>
+          <w:rFonts w:ascii="Consolas" w:hAnsi="Consolas"/>
+          <w:sz w:val="18"/>
+        </w:rPr>
+        <w:t xml:space="preserve">        name: ⚡ Ruff: Linter ultrarrápido de código Python</w:t>
+      </w:r>
+    </w:p>
+    <w:p>
+      <w:pPr>
+        <w:spacing w:before="0" w:after="0"/>
+        <w:ind w:left="567"/>
+        <w:shd w:fill="F5F5F5" w:val="clear"/>
+      </w:pPr>
+      <w:r>
+        <w:rPr>
+          <w:rFonts w:ascii="Consolas" w:hAnsi="Consolas"/>
+          <w:sz w:val="18"/>
+        </w:rPr>
+        <w:t xml:space="preserve">        args: [--fix]</w:t>
+      </w:r>
+    </w:p>
+    <w:p>
+      <w:pPr>
+        <w:spacing w:before="0" w:after="0"/>
+        <w:ind w:left="567"/>
+        <w:shd w:fill="F5F5F5" w:val="clear"/>
+      </w:pPr>
+      <w:r>
+        <w:rPr>
+          <w:rFonts w:ascii="Consolas" w:hAnsi="Consolas"/>
+          <w:sz w:val="18"/>
+        </w:rPr>
+        <w:t xml:space="preserve"> </w:t>
+      </w:r>
+    </w:p>
+    <w:p>
+      <w:pPr>
+        <w:spacing w:before="0" w:after="0"/>
+        <w:ind w:left="567"/>
+        <w:shd w:fill="F5F5F5" w:val="clear"/>
+      </w:pPr>
+      <w:r>
+        <w:rPr>
+          <w:rFonts w:ascii="Consolas" w:hAnsi="Consolas"/>
+          <w:sz w:val="18"/>
+        </w:rPr>
+        <w:t xml:space="preserve">  # 4. Pruebas Unitarias Rápidas Locales (Smoke Gate antes del Commit)</w:t>
+      </w:r>
+    </w:p>
+    <w:p>
+      <w:pPr>
+        <w:spacing w:before="0" w:after="0"/>
+        <w:ind w:left="567"/>
+        <w:shd w:fill="F5F5F5" w:val="clear"/>
+      </w:pPr>
+      <w:r>
+        <w:rPr>
+          <w:rFonts w:ascii="Consolas" w:hAnsi="Consolas"/>
+          <w:sz w:val="18"/>
+        </w:rPr>
+        <w:t xml:space="preserve">  - repo: local</w:t>
+      </w:r>
+    </w:p>
+    <w:p>
+      <w:pPr>
+        <w:spacing w:before="0" w:after="0"/>
+        <w:ind w:left="567"/>
+        <w:shd w:fill="F5F5F5" w:val="clear"/>
+      </w:pPr>
+      <w:r>
+        <w:rPr>
+          <w:rFonts w:ascii="Consolas" w:hAnsi="Consolas"/>
+          <w:sz w:val="18"/>
+        </w:rPr>
+        <w:t xml:space="preserve">    hooks:</w:t>
+      </w:r>
+    </w:p>
+    <w:p>
+      <w:pPr>
+        <w:spacing w:before="0" w:after="0"/>
+        <w:ind w:left="567"/>
+        <w:shd w:fill="F5F5F5" w:val="clear"/>
+      </w:pPr>
+      <w:r>
+        <w:rPr>
+          <w:rFonts w:ascii="Consolas" w:hAnsi="Consolas"/>
+          <w:sz w:val="18"/>
+        </w:rPr>
+        <w:t xml:space="preserve">      - id: pytest-unit-fast</w:t>
+      </w:r>
+    </w:p>
+    <w:p>
+      <w:pPr>
+        <w:spacing w:before="0" w:after="0"/>
+        <w:ind w:left="567"/>
+        <w:shd w:fill="F5F5F5" w:val="clear"/>
+      </w:pPr>
+      <w:r>
+        <w:rPr>
+          <w:rFonts w:ascii="Consolas" w:hAnsi="Consolas"/>
+          <w:sz w:val="18"/>
+        </w:rPr>
+        <w:t xml:space="preserve">        name: 🧪 PyTest: Ejecución de pruebas unitarias críticas (&lt; 2s)</w:t>
+      </w:r>
+    </w:p>
+    <w:p>
+      <w:pPr>
+        <w:spacing w:before="0" w:after="0"/>
+        <w:ind w:left="567"/>
+        <w:shd w:fill="F5F5F5" w:val="clear"/>
+      </w:pPr>
+      <w:r>
+        <w:rPr>
+          <w:rFonts w:ascii="Consolas" w:hAnsi="Consolas"/>
+          <w:sz w:val="18"/>
+        </w:rPr>
+        <w:t xml:space="preserve">        entry: pytest tests/unit -q --tb=line</w:t>
+      </w:r>
+    </w:p>
+    <w:p>
+      <w:pPr>
+        <w:spacing w:before="0" w:after="0"/>
+        <w:ind w:left="567"/>
+        <w:shd w:fill="F5F5F5" w:val="clear"/>
+      </w:pPr>
+      <w:r>
+        <w:rPr>
+          <w:rFonts w:ascii="Consolas" w:hAnsi="Consolas"/>
+          <w:sz w:val="18"/>
+        </w:rPr>
+        <w:t xml:space="preserve">        language: system</w:t>
+      </w:r>
+    </w:p>
+    <w:p>
+      <w:pPr>
+        <w:spacing w:before="0" w:after="0"/>
+        <w:ind w:left="567"/>
+        <w:shd w:fill="F5F5F5" w:val="clear"/>
+      </w:pPr>
+      <w:r>
+        <w:rPr>
+          <w:rFonts w:ascii="Consolas" w:hAnsi="Consolas"/>
+          <w:sz w:val="18"/>
+        </w:rPr>
+        <w:t xml:space="preserve">        types: [python]</w:t>
+      </w:r>
+    </w:p>
+    <w:p>
+      <w:pPr>
+        <w:spacing w:before="0" w:after="0"/>
+        <w:ind w:left="567"/>
+        <w:shd w:fill="F5F5F5" w:val="clear"/>
+      </w:pPr>
+      <w:r>
+        <w:rPr>
+          <w:rFonts w:ascii="Consolas" w:hAnsi="Consolas"/>
+          <w:sz w:val="18"/>
+        </w:rPr>
+        <w:t xml:space="preserve">        pass_filenames: false</w:t>
       </w:r>
     </w:p>
     <w:p>

--- a/Guia_Aprendizaje_Testing.docx
+++ b/Guia_Aprendizaje_Testing.docx
@@ -52,7 +52,7 @@
           <w:color w:val="595959"/>
           <w:sz w:val="22"/>
         </w:rPr>
-        <w:t>Regional por diligenciar · Centro de Gestión Agroempresarial del Oriente</w:t>
+        <w:t>Regional por diligenciar · Centro de formación por diligenciar</w:t>
       </w:r>
     </w:p>
     <w:p>
@@ -105,7 +105,7 @@
         </w:rPr>
         <w:t>Fase del proyecto: Evaluación — Calidad de Software</w:t>
         <w:br/>
-        <w:t>Formato: GFPI-F-135 · Versión 2.0.0 · 9 de septiembre de 2026</w:t>
+        <w:t>Adaptación didáctica · Versión 3.0.0 · 9 de septiembre de 2026</w:t>
       </w:r>
     </w:p>
     <w:p>
@@ -151,7 +151,7 @@
         <w:t xml:space="preserve">Nombre del Proyecto Formativo: </w:t>
       </w:r>
       <w:r>
-        <w:t>Construcción de software a la medida para el control de acceso de personal, elementos de almacén y flujo de equipos externos para el Centro de Gestión Agroempresarial del Oriente.</w:t>
+        <w:t>Construcción de software a la medida para gestionar inventario y calidad del sistema de información del proyecto formativo.</w:t>
       </w:r>
     </w:p>
     <w:p>
@@ -238,10 +238,10 @@
         <w:rPr>
           <w:b/>
         </w:rPr>
-        <w:t xml:space="preserve">Versión institucional: </w:t>
-      </w:r>
-      <w:r>
-        <w:t>GFPI-F-135 — 2.0.0</w:t>
+        <w:t xml:space="preserve">Versión de la adaptación: </w:t>
+      </w:r>
+      <w:r>
+        <w:t>3.0.0</w:t>
       </w:r>
     </w:p>
     <w:p>
@@ -269,7 +269,7 @@
     </w:p>
     <w:p>
       <w:r>
-        <w:t>El caso transversal es el sistema de información de control de acceso y de inventario de equipos y elementos de almacén. Sobre ese entorno se trabajan los artefactos de las plataformas PyTest (FastAPI y Flask), Vitest/Jest (React), JUnit 5 &amp; Mockito (Java) y Playwright (E2E), de modo que las mismas piezas que se probaron en las guías anteriores se validan ahora de forma automatizada.</w:t>
+        <w:t>El caso transversal es un sistema de información de inventario y calidad. Sobre ese entorno se trabajan los artefactos de las plataformas PyTest (FastAPI y Flask), Vitest/Jest (React), JUnit 5 &amp; Mockito (Java) y Playwright (E2E). Si el aprendiz continúa un proyecto previo, debe reemplazar los datos del ejemplo por los de su propio repositorio.</w:t>
       </w:r>
     </w:p>
     <w:p>
@@ -404,12 +404,7 @@
     </w:p>
     <w:p>
       <w:r>
-        <w:t>Las herramientas de IA pueden recuperar la competencia y los resultados oficiales, proponer listas de chequeo, detectar vacíos entre actividad-evidencia-criterio y generar pruebas de referencia. No sustituyen la ejecución real de la suite ni la verificación humana de los resultados. Esta guía incorpora además el sistema qa_auditor, que detecta anomalías del código generado con IA: pruebas vacías, imports alucinados y vulnerabilidades OWASP.</w:t>
-      </w:r>
-    </w:p>
-    <w:p>
-      <w:r>
-        <w:br w:type="page"/>
+        <w:t>Las herramientas de IA pueden ayudar a consultar la documentación compartida, proponer listas de chequeo, detectar vacíos entre actividad-evidencia-criterio y generar pruebas de referencia. No sustituyen la ejecución real de la suite ni la verificación humana de los resultados. Los códigos de programa, competencia, resultados de aprendizaje y duración deben validarse con el instructor antes de una entrega institucional. Esta guía incorpora además el sistema qa_auditor, que detecta anomalías del código generado con IA: pruebas vacías, imports alucinados y vulnerabilidades OWASP.</w:t>
       </w:r>
     </w:p>
     <w:p>
@@ -1016,26 +1011,26 @@
     </w:p>
     <w:p>
       <w:pPr>
-        <w:pStyle w:val="ListNumber"/>
-      </w:pPr>
-      <w:r>
-        <w:t>¿Qué tipo de defecto pudo detectar una prueba automatizada y por qué no existía?</w:t>
-      </w:r>
-    </w:p>
-    <w:p>
-      <w:pPr>
-        <w:pStyle w:val="ListNumber"/>
-      </w:pPr>
-      <w:r>
-        <w:t>¿Quién tomó la decisión de desplegar y con qué evidencia?</w:t>
-      </w:r>
-    </w:p>
-    <w:p>
-      <w:pPr>
-        <w:pStyle w:val="ListNumber"/>
-      </w:pPr>
-      <w:r>
-        <w:t>¿Qué se habría automatizado para detener el despliegue en cinco segundos?</w:t>
+        <w:spacing w:before="0" w:after="0"/>
+      </w:pPr>
+      <w:r>
+        <w:t>1. ¿Qué tipo de defecto pudo detectar una prueba automatizada y por qué no existía?</w:t>
+      </w:r>
+    </w:p>
+    <w:p>
+      <w:pPr>
+        <w:spacing w:before="0" w:after="0"/>
+      </w:pPr>
+      <w:r>
+        <w:t>2. ¿Quién tomó la decisión de desplegar y con qué evidencia?</w:t>
+      </w:r>
+    </w:p>
+    <w:p>
+      <w:pPr>
+        <w:spacing w:before="0" w:after="0"/>
+      </w:pPr>
+      <w:r>
+        <w:t>3. ¿Qué se habría automatizado para detener el despliegue en cinco segundos?</w:t>
       </w:r>
     </w:p>
     <w:p>
@@ -1132,6 +1127,20 @@
           <w:rFonts w:ascii="Consolas" w:hAnsi="Consolas"/>
           <w:sz w:val="18"/>
         </w:rPr>
+        <w:t>from sqlalchemy.pool import StaticPool</w:t>
+      </w:r>
+    </w:p>
+    <w:p>
+      <w:pPr>
+        <w:spacing w:before="0" w:after="0"/>
+        <w:ind w:left="454"/>
+        <w:shd w:val="clear" w:color="auto" w:fill="EDEDED"/>
+      </w:pPr>
+      <w:r>
+        <w:rPr>
+          <w:rFonts w:ascii="Consolas" w:hAnsi="Consolas"/>
+          <w:sz w:val="18"/>
+        </w:rPr>
         <w:t>from main import app</w:t>
       </w:r>
     </w:p>
@@ -1174,21 +1183,77 @@
           <w:rFonts w:ascii="Consolas" w:hAnsi="Consolas"/>
           <w:sz w:val="18"/>
         </w:rPr>
-        <w:t>SQLALCHEMY_DATABASE_URL = "sqlite:///./test.db"</w:t>
-      </w:r>
-    </w:p>
-    <w:p>
-      <w:pPr>
-        <w:spacing w:before="0" w:after="0"/>
-        <w:ind w:left="454"/>
-        <w:shd w:val="clear" w:color="auto" w:fill="EDEDED"/>
-      </w:pPr>
-      <w:r>
-        <w:rPr>
-          <w:rFonts w:ascii="Consolas" w:hAnsi="Consolas"/>
-          <w:sz w:val="18"/>
-        </w:rPr>
-        <w:t>engine = create_engine(SQLALCHEMY_DATABASE_URL, connect_args={"check_same_thread": False})</w:t>
+        <w:t>SQLALCHEMY_DATABASE_URL = "sqlite://"</w:t>
+      </w:r>
+    </w:p>
+    <w:p>
+      <w:pPr>
+        <w:spacing w:before="0" w:after="0"/>
+        <w:ind w:left="454"/>
+        <w:shd w:val="clear" w:color="auto" w:fill="EDEDED"/>
+      </w:pPr>
+      <w:r>
+        <w:rPr>
+          <w:rFonts w:ascii="Consolas" w:hAnsi="Consolas"/>
+          <w:sz w:val="18"/>
+        </w:rPr>
+        <w:t>engine = create_engine(</w:t>
+      </w:r>
+    </w:p>
+    <w:p>
+      <w:pPr>
+        <w:spacing w:before="0" w:after="0"/>
+        <w:ind w:left="454"/>
+        <w:shd w:val="clear" w:color="auto" w:fill="EDEDED"/>
+      </w:pPr>
+      <w:r>
+        <w:rPr>
+          <w:rFonts w:ascii="Consolas" w:hAnsi="Consolas"/>
+          <w:sz w:val="18"/>
+        </w:rPr>
+        <w:t xml:space="preserve">    SQLALCHEMY_DATABASE_URL,</w:t>
+      </w:r>
+    </w:p>
+    <w:p>
+      <w:pPr>
+        <w:spacing w:before="0" w:after="0"/>
+        <w:ind w:left="454"/>
+        <w:shd w:val="clear" w:color="auto" w:fill="EDEDED"/>
+      </w:pPr>
+      <w:r>
+        <w:rPr>
+          <w:rFonts w:ascii="Consolas" w:hAnsi="Consolas"/>
+          <w:sz w:val="18"/>
+        </w:rPr>
+        <w:t xml:space="preserve">    connect_args={"check_same_thread": False},</w:t>
+      </w:r>
+    </w:p>
+    <w:p>
+      <w:pPr>
+        <w:spacing w:before="0" w:after="0"/>
+        <w:ind w:left="454"/>
+        <w:shd w:val="clear" w:color="auto" w:fill="EDEDED"/>
+      </w:pPr>
+      <w:r>
+        <w:rPr>
+          <w:rFonts w:ascii="Consolas" w:hAnsi="Consolas"/>
+          <w:sz w:val="18"/>
+        </w:rPr>
+        <w:t xml:space="preserve">    poolclass=StaticPool,</w:t>
+      </w:r>
+    </w:p>
+    <w:p>
+      <w:pPr>
+        <w:spacing w:before="0" w:after="0"/>
+        <w:ind w:left="454"/>
+        <w:shd w:val="clear" w:color="auto" w:fill="EDEDED"/>
+      </w:pPr>
+      <w:r>
+        <w:rPr>
+          <w:rFonts w:ascii="Consolas" w:hAnsi="Consolas"/>
+          <w:sz w:val="18"/>
+        </w:rPr>
+        <w:t>)</w:t>
       </w:r>
     </w:p>
     <w:p>
@@ -2295,34 +2360,34 @@
     </w:p>
     <w:p>
       <w:pPr>
-        <w:pStyle w:val="ListNumber"/>
-      </w:pPr>
-      <w:r>
-        <w:t>Clasificar diez ejemplos de prueba como unitaria, de integración o end-to-end.</w:t>
-      </w:r>
-    </w:p>
-    <w:p>
-      <w:pPr>
-        <w:pStyle w:val="ListNumber"/>
-      </w:pPr>
-      <w:r>
-        <w:t>Justificar los porcentajes de la pirámide en términos de velocidad y confiabilidad.</w:t>
-      </w:r>
-    </w:p>
-    <w:p>
-      <w:pPr>
-        <w:pStyle w:val="ListNumber"/>
-      </w:pPr>
-      <w:r>
-        <w:t>Asociar cada una de las 7 fases con su herramienta y su objetivo.</w:t>
-      </w:r>
-    </w:p>
-    <w:p>
-      <w:pPr>
-        <w:pStyle w:val="ListNumber"/>
-      </w:pPr>
-      <w:r>
-        <w:t>Completar el simulador de la pirámide de la guía web.</w:t>
+        <w:spacing w:before="0" w:after="0"/>
+      </w:pPr>
+      <w:r>
+        <w:t>1. Clasificar diez ejemplos de prueba como unitaria, de integración o end-to-end.</w:t>
+      </w:r>
+    </w:p>
+    <w:p>
+      <w:pPr>
+        <w:spacing w:before="0" w:after="0"/>
+      </w:pPr>
+      <w:r>
+        <w:t>2. Justificar los porcentajes de la pirámide en términos de velocidad y confiabilidad.</w:t>
+      </w:r>
+    </w:p>
+    <w:p>
+      <w:pPr>
+        <w:spacing w:before="0" w:after="0"/>
+      </w:pPr>
+      <w:r>
+        <w:t>3. Asociar cada una de las 7 fases con su herramienta y su objetivo.</w:t>
+      </w:r>
+    </w:p>
+    <w:p>
+      <w:pPr>
+        <w:spacing w:before="0" w:after="0"/>
+      </w:pPr>
+      <w:r>
+        <w:t>4. Completar el simulador de la pirámide de la guía web.</w:t>
       </w:r>
     </w:p>
     <w:tbl>
@@ -5407,26 +5472,26 @@
     </w:p>
     <w:p>
       <w:pPr>
-        <w:pStyle w:val="ListNumber"/>
-      </w:pPr>
-      <w:r>
-        <w:t>ROJO: escribir una prueba unitaria pequeña que falle antes de escribir el código de producción.</w:t>
-      </w:r>
-    </w:p>
-    <w:p>
-      <w:pPr>
-        <w:pStyle w:val="ListNumber"/>
-      </w:pPr>
-      <w:r>
-        <w:t>VERDE: escribir la implementación mínima para hacer pasar la prueba.</w:t>
-      </w:r>
-    </w:p>
-    <w:p>
-      <w:pPr>
-        <w:pStyle w:val="ListNumber"/>
-      </w:pPr>
-      <w:r>
-        <w:t>REFACTOR: limpiar el código y eliminar la duplicación manteniendo la prueba en verde.</w:t>
+        <w:spacing w:before="0" w:after="0"/>
+      </w:pPr>
+      <w:r>
+        <w:t>1. ROJO: escribir una prueba unitaria pequeña que falle antes de escribir el código de producción.</w:t>
+      </w:r>
+    </w:p>
+    <w:p>
+      <w:pPr>
+        <w:spacing w:before="0" w:after="0"/>
+      </w:pPr>
+      <w:r>
+        <w:t>2. VERDE: escribir la implementación mínima para hacer pasar la prueba.</w:t>
+      </w:r>
+    </w:p>
+    <w:p>
+      <w:pPr>
+        <w:spacing w:before="0" w:after="0"/>
+      </w:pPr>
+      <w:r>
+        <w:t>3. REFACTOR: limpiar el código y eliminar la duplicación manteniendo la prueba en verde.</w:t>
       </w:r>
     </w:p>
     <w:p>
@@ -5569,15 +5634,733 @@
         <w:pStyle w:val="Heading3"/>
       </w:pPr>
       <w:r>
-        <w:t>4.3.7 Playwright: pruebas end-to-end en navegador real</w:t>
-      </w:r>
-    </w:p>
+        <w:t>4.3.7 Playwright con Flask y Jinja</w:t>
+      </w:r>
+    </w:p>
+    <w:p>
+      <w:r>
+        <w:t>Como ya dominas Flask, no necesitas aprender otro frontend para empezar. La pregunta es qué ocurre con tu aplicación cuando una persona la usa: una ruta Flask llama a render_template(), Jinja produce HTML, el navegador muestra ese HTML y una acción del usuario genera otra petición. Playwright automatiza y comprueba esa cadena completa.</w:t>
+      </w:r>
+    </w:p>
+    <w:p>
+      <w:r>
+        <w:t>Playwright no reemplaza a PyTest ni al test_client de Flask. PyTest prueba la vista y las reglas del servidor sin abrir un navegador; Playwright comprueba el camino crítico desde la interfaz, con un navegador real.</w:t>
+      </w:r>
+    </w:p>
+    <w:p>
+      <w:pPr>
+        <w:pStyle w:val="Heading4"/>
+      </w:pPr>
+      <w:r>
+        <w:t>Mapa mental de Flask/Jinja a Playwright</w:t>
+      </w:r>
+    </w:p>
+    <w:tbl>
+      <w:tblPr>
+        <w:tblStyle w:val="TableGrid"/>
+        <w:tblW w:type="auto" w:w="0"/>
+        <w:tblLook w:firstColumn="1" w:firstRow="1" w:lastColumn="0" w:lastRow="0" w:noHBand="0" w:noVBand="1" w:val="04A0"/>
+      </w:tblPr>
+      <w:tblGrid>
+        <w:gridCol w:w="2880"/>
+        <w:gridCol w:w="2880"/>
+        <w:gridCol w:w="2880"/>
+      </w:tblGrid>
+      <w:tr>
+        <w:tc>
+          <w:tcPr>
+            <w:tcW w:type="dxa" w:w="2948"/>
+            <w:shd w:val="clear" w:color="auto" w:fill="D9E2F3"/>
+          </w:tcPr>
+          <w:p>
+            <w:r>
+              <w:rPr>
+                <w:b/>
+                <w:sz w:val="20"/>
+              </w:rPr>
+              <w:t>Flask/Jinja</w:t>
+            </w:r>
+          </w:p>
+        </w:tc>
+        <w:tc>
+          <w:tcPr>
+            <w:tcW w:type="dxa" w:w="2948"/>
+            <w:shd w:val="clear" w:color="auto" w:fill="D9E2F3"/>
+          </w:tcPr>
+          <w:p>
+            <w:r>
+              <w:rPr>
+                <w:b/>
+                <w:sz w:val="20"/>
+              </w:rPr>
+              <w:t>Playwright</w:t>
+            </w:r>
+          </w:p>
+        </w:tc>
+        <w:tc>
+          <w:tcPr>
+            <w:tcW w:type="dxa" w:w="2721"/>
+            <w:shd w:val="clear" w:color="auto" w:fill="D9E2F3"/>
+          </w:tcPr>
+          <w:p>
+            <w:r>
+              <w:rPr>
+                <w:b/>
+                <w:sz w:val="20"/>
+              </w:rPr>
+              <w:t>Qué se comprueba</w:t>
+            </w:r>
+          </w:p>
+        </w:tc>
+      </w:tr>
+      <w:tr>
+        <w:tc>
+          <w:tcPr>
+            <w:tcW w:type="dxa" w:w="2948"/>
+          </w:tcPr>
+          <w:p>
+            <w:r>
+              <w:rPr>
+                <w:sz w:val="20"/>
+              </w:rPr>
+              <w:t>@app.get('/productos')</w:t>
+            </w:r>
+          </w:p>
+        </w:tc>
+        <w:tc>
+          <w:tcPr>
+            <w:tcW w:type="dxa" w:w="2948"/>
+          </w:tcPr>
+          <w:p>
+            <w:r>
+              <w:rPr>
+                <w:sz w:val="20"/>
+              </w:rPr>
+              <w:t>page.goto('/productos')</w:t>
+            </w:r>
+          </w:p>
+        </w:tc>
+        <w:tc>
+          <w:tcPr>
+            <w:tcW w:type="dxa" w:w="2721"/>
+          </w:tcPr>
+          <w:p>
+            <w:r>
+              <w:rPr>
+                <w:sz w:val="20"/>
+              </w:rPr>
+              <w:t>La ruta carga.</w:t>
+            </w:r>
+          </w:p>
+        </w:tc>
+      </w:tr>
+      <w:tr>
+        <w:tc>
+          <w:tcPr>
+            <w:tcW w:type="dxa" w:w="2948"/>
+          </w:tcPr>
+          <w:p>
+            <w:r>
+              <w:rPr>
+                <w:sz w:val="20"/>
+              </w:rPr>
+              <w:t>render_template()</w:t>
+            </w:r>
+          </w:p>
+        </w:tc>
+        <w:tc>
+          <w:tcPr>
+            <w:tcW w:type="dxa" w:w="2948"/>
+          </w:tcPr>
+          <w:p>
+            <w:r>
+              <w:rPr>
+                <w:sz w:val="20"/>
+              </w:rPr>
+              <w:t>getByRole() / getByTestId()</w:t>
+            </w:r>
+          </w:p>
+        </w:tc>
+        <w:tc>
+          <w:tcPr>
+            <w:tcW w:type="dxa" w:w="2721"/>
+          </w:tcPr>
+          <w:p>
+            <w:r>
+              <w:rPr>
+                <w:sz w:val="20"/>
+              </w:rPr>
+              <w:t>El HTML aparece y es localizable.</w:t>
+            </w:r>
+          </w:p>
+        </w:tc>
+      </w:tr>
+      <w:tr>
+        <w:tc>
+          <w:tcPr>
+            <w:tcW w:type="dxa" w:w="2948"/>
+          </w:tcPr>
+          <w:p>
+            <w:r>
+              <w:rPr>
+                <w:sz w:val="20"/>
+              </w:rPr>
+              <w:t>label + input</w:t>
+            </w:r>
+          </w:p>
+        </w:tc>
+        <w:tc>
+          <w:tcPr>
+            <w:tcW w:type="dxa" w:w="2948"/>
+          </w:tcPr>
+          <w:p>
+            <w:r>
+              <w:rPr>
+                <w:sz w:val="20"/>
+              </w:rPr>
+              <w:t>getByLabel().fill()</w:t>
+            </w:r>
+          </w:p>
+        </w:tc>
+        <w:tc>
+          <w:tcPr>
+            <w:tcW w:type="dxa" w:w="2721"/>
+          </w:tcPr>
+          <w:p>
+            <w:r>
+              <w:rPr>
+                <w:sz w:val="20"/>
+              </w:rPr>
+              <w:t>El campo es usable como lo percibe el usuario.</w:t>
+            </w:r>
+          </w:p>
+        </w:tc>
+      </w:tr>
+      <w:tr>
+        <w:tc>
+          <w:tcPr>
+            <w:tcW w:type="dxa" w:w="2948"/>
+          </w:tcPr>
+          <w:p>
+            <w:r>
+              <w:rPr>
+                <w:sz w:val="20"/>
+              </w:rPr>
+              <w:t>request.form</w:t>
+            </w:r>
+          </w:p>
+        </w:tc>
+        <w:tc>
+          <w:tcPr>
+            <w:tcW w:type="dxa" w:w="2948"/>
+          </w:tcPr>
+          <w:p>
+            <w:r>
+              <w:rPr>
+                <w:sz w:val="20"/>
+              </w:rPr>
+              <w:t>click()</w:t>
+            </w:r>
+          </w:p>
+        </w:tc>
+        <w:tc>
+          <w:tcPr>
+            <w:tcW w:type="dxa" w:w="2721"/>
+          </w:tcPr>
+          <w:p>
+            <w:r>
+              <w:rPr>
+                <w:sz w:val="20"/>
+              </w:rPr>
+              <w:t>El formulario se envía.</w:t>
+            </w:r>
+          </w:p>
+        </w:tc>
+      </w:tr>
+      <w:tr>
+        <w:tc>
+          <w:tcPr>
+            <w:tcW w:type="dxa" w:w="2948"/>
+          </w:tcPr>
+          <w:p>
+            <w:r>
+              <w:rPr>
+                <w:sz w:val="20"/>
+              </w:rPr>
+              <w:t>redirect(url_for())</w:t>
+            </w:r>
+          </w:p>
+        </w:tc>
+        <w:tc>
+          <w:tcPr>
+            <w:tcW w:type="dxa" w:w="2948"/>
+          </w:tcPr>
+          <w:p>
+            <w:r>
+              <w:rPr>
+                <w:sz w:val="20"/>
+              </w:rPr>
+              <w:t>expect(page).toHaveURL()</w:t>
+            </w:r>
+          </w:p>
+        </w:tc>
+        <w:tc>
+          <w:tcPr>
+            <w:tcW w:type="dxa" w:w="2721"/>
+          </w:tcPr>
+          <w:p>
+            <w:r>
+              <w:rPr>
+                <w:sz w:val="20"/>
+              </w:rPr>
+              <w:t>La navegación termina donde debe.</w:t>
+            </w:r>
+          </w:p>
+        </w:tc>
+      </w:tr>
+      <w:tr>
+        <w:tc>
+          <w:tcPr>
+            <w:tcW w:type="dxa" w:w="2948"/>
+          </w:tcPr>
+          <w:p>
+            <w:r>
+              <w:rPr>
+                <w:sz w:val="20"/>
+              </w:rPr>
+              <w:t>flash() en una plantilla</w:t>
+            </w:r>
+          </w:p>
+        </w:tc>
+        <w:tc>
+          <w:tcPr>
+            <w:tcW w:type="dxa" w:w="2948"/>
+          </w:tcPr>
+          <w:p>
+            <w:r>
+              <w:rPr>
+                <w:sz w:val="20"/>
+              </w:rPr>
+              <w:t>getByRole('status'/'alert')</w:t>
+            </w:r>
+          </w:p>
+        </w:tc>
+        <w:tc>
+          <w:tcPr>
+            <w:tcW w:type="dxa" w:w="2721"/>
+          </w:tcPr>
+          <w:p>
+            <w:r>
+              <w:rPr>
+                <w:sz w:val="20"/>
+              </w:rPr>
+              <w:t>El resultado se comunica.</w:t>
+            </w:r>
+          </w:p>
+        </w:tc>
+      </w:tr>
+    </w:tbl>
+    <w:p>
+      <w:pPr>
+        <w:pStyle w:val="Heading4"/>
+      </w:pPr>
+      <w:r>
+        <w:t>Herramientas esenciales</w:t>
+      </w:r>
+    </w:p>
+    <w:tbl>
+      <w:tblPr>
+        <w:tblStyle w:val="TableGrid"/>
+        <w:tblW w:type="auto" w:w="0"/>
+        <w:tblLook w:firstColumn="1" w:firstRow="1" w:lastColumn="0" w:lastRow="0" w:noHBand="0" w:noVBand="1" w:val="04A0"/>
+      </w:tblPr>
+      <w:tblGrid>
+        <w:gridCol w:w="2880"/>
+        <w:gridCol w:w="2880"/>
+        <w:gridCol w:w="2880"/>
+      </w:tblGrid>
+      <w:tr>
+        <w:tc>
+          <w:tcPr>
+            <w:tcW w:type="dxa" w:w="2268"/>
+            <w:shd w:val="clear" w:color="auto" w:fill="D9E2F3"/>
+          </w:tcPr>
+          <w:p>
+            <w:r>
+              <w:rPr>
+                <w:b/>
+                <w:sz w:val="20"/>
+              </w:rPr>
+              <w:t>Herramienta</w:t>
+            </w:r>
+          </w:p>
+        </w:tc>
+        <w:tc>
+          <w:tcPr>
+            <w:tcW w:type="dxa" w:w="2835"/>
+            <w:shd w:val="clear" w:color="auto" w:fill="D9E2F3"/>
+          </w:tcPr>
+          <w:p>
+            <w:r>
+              <w:rPr>
+                <w:b/>
+                <w:sz w:val="20"/>
+              </w:rPr>
+              <w:t>Modelo mental</w:t>
+            </w:r>
+          </w:p>
+        </w:tc>
+        <w:tc>
+          <w:tcPr>
+            <w:tcW w:type="dxa" w:w="3515"/>
+            <w:shd w:val="clear" w:color="auto" w:fill="D9E2F3"/>
+          </w:tcPr>
+          <w:p>
+            <w:r>
+              <w:rPr>
+                <w:b/>
+                <w:sz w:val="20"/>
+              </w:rPr>
+              <w:t>Uso en Flask/Jinja</w:t>
+            </w:r>
+          </w:p>
+        </w:tc>
+      </w:tr>
+      <w:tr>
+        <w:tc>
+          <w:tcPr>
+            <w:tcW w:type="dxa" w:w="2268"/>
+          </w:tcPr>
+          <w:p>
+            <w:r>
+              <w:rPr>
+                <w:sz w:val="20"/>
+              </w:rPr>
+              <w:t>test y fixtures</w:t>
+            </w:r>
+          </w:p>
+        </w:tc>
+        <w:tc>
+          <w:tcPr>
+            <w:tcW w:type="dxa" w:w="2835"/>
+          </w:tcPr>
+          <w:p>
+            <w:r>
+              <w:rPr>
+                <w:sz w:val="20"/>
+              </w:rPr>
+              <w:t>Organizan el caso y su preparación.</w:t>
+            </w:r>
+          </w:p>
+        </w:tc>
+        <w:tc>
+          <w:tcPr>
+            <w:tcW w:type="dxa" w:w="3515"/>
+          </w:tcPr>
+          <w:p>
+            <w:r>
+              <w:rPr>
+                <w:sz w:val="20"/>
+              </w:rPr>
+              <w:t>Crear contexto limpio para cada flujo.</w:t>
+            </w:r>
+          </w:p>
+        </w:tc>
+      </w:tr>
+      <w:tr>
+        <w:tc>
+          <w:tcPr>
+            <w:tcW w:type="dxa" w:w="2268"/>
+          </w:tcPr>
+          <w:p>
+            <w:r>
+              <w:rPr>
+                <w:sz w:val="20"/>
+              </w:rPr>
+              <w:t>browser / context</w:t>
+            </w:r>
+          </w:p>
+        </w:tc>
+        <w:tc>
+          <w:tcPr>
+            <w:tcW w:type="dxa" w:w="2835"/>
+          </w:tcPr>
+          <w:p>
+            <w:r>
+              <w:rPr>
+                <w:sz w:val="20"/>
+              </w:rPr>
+              <w:t>Motor y sesión aislada.</w:t>
+            </w:r>
+          </w:p>
+        </w:tc>
+        <w:tc>
+          <w:tcPr>
+            <w:tcW w:type="dxa" w:w="3515"/>
+          </w:tcPr>
+          <w:p>
+            <w:r>
+              <w:rPr>
+                <w:sz w:val="20"/>
+              </w:rPr>
+              <w:t>Separar usuarios, cookies y almacenamiento.</w:t>
+            </w:r>
+          </w:p>
+        </w:tc>
+      </w:tr>
+      <w:tr>
+        <w:tc>
+          <w:tcPr>
+            <w:tcW w:type="dxa" w:w="2268"/>
+          </w:tcPr>
+          <w:p>
+            <w:r>
+              <w:rPr>
+                <w:sz w:val="20"/>
+              </w:rPr>
+              <w:t>page</w:t>
+            </w:r>
+          </w:p>
+        </w:tc>
+        <w:tc>
+          <w:tcPr>
+            <w:tcW w:type="dxa" w:w="2835"/>
+          </w:tcPr>
+          <w:p>
+            <w:r>
+              <w:rPr>
+                <w:sz w:val="20"/>
+              </w:rPr>
+              <w:t>Una pestaña del navegador.</w:t>
+            </w:r>
+          </w:p>
+        </w:tc>
+        <w:tc>
+          <w:tcPr>
+            <w:tcW w:type="dxa" w:w="3515"/>
+          </w:tcPr>
+          <w:p>
+            <w:r>
+              <w:rPr>
+                <w:sz w:val="20"/>
+              </w:rPr>
+              <w:t>Navegar, observar y ejecutar acciones.</w:t>
+            </w:r>
+          </w:p>
+        </w:tc>
+      </w:tr>
+      <w:tr>
+        <w:tc>
+          <w:tcPr>
+            <w:tcW w:type="dxa" w:w="2268"/>
+          </w:tcPr>
+          <w:p>
+            <w:r>
+              <w:rPr>
+                <w:sz w:val="20"/>
+              </w:rPr>
+              <w:t>locator</w:t>
+            </w:r>
+          </w:p>
+        </w:tc>
+        <w:tc>
+          <w:tcPr>
+            <w:tcW w:type="dxa" w:w="2835"/>
+          </w:tcPr>
+          <w:p>
+            <w:r>
+              <w:rPr>
+                <w:sz w:val="20"/>
+              </w:rPr>
+              <w:t>Referencia viva a un elemento.</w:t>
+            </w:r>
+          </w:p>
+        </w:tc>
+        <w:tc>
+          <w:tcPr>
+            <w:tcW w:type="dxa" w:w="3515"/>
+          </w:tcPr>
+          <w:p>
+            <w:r>
+              <w:rPr>
+                <w:sz w:val="20"/>
+              </w:rPr>
+              <w:t>Encontrar campos, botones, filas y mensajes.</w:t>
+            </w:r>
+          </w:p>
+        </w:tc>
+      </w:tr>
+      <w:tr>
+        <w:tc>
+          <w:tcPr>
+            <w:tcW w:type="dxa" w:w="2268"/>
+          </w:tcPr>
+          <w:p>
+            <w:r>
+              <w:rPr>
+                <w:sz w:val="20"/>
+              </w:rPr>
+              <w:t>expect</w:t>
+            </w:r>
+          </w:p>
+        </w:tc>
+        <w:tc>
+          <w:tcPr>
+            <w:tcW w:type="dxa" w:w="2835"/>
+          </w:tcPr>
+          <w:p>
+            <w:r>
+              <w:rPr>
+                <w:sz w:val="20"/>
+              </w:rPr>
+              <w:t>Aserción que espera.</w:t>
+            </w:r>
+          </w:p>
+        </w:tc>
+        <w:tc>
+          <w:tcPr>
+            <w:tcW w:type="dxa" w:w="3515"/>
+          </w:tcPr>
+          <w:p>
+            <w:r>
+              <w:rPr>
+                <w:sz w:val="20"/>
+              </w:rPr>
+              <w:t>Comprobar URL, texto, visibilidad y estado.</w:t>
+            </w:r>
+          </w:p>
+        </w:tc>
+      </w:tr>
+      <w:tr>
+        <w:tc>
+          <w:tcPr>
+            <w:tcW w:type="dxa" w:w="2268"/>
+          </w:tcPr>
+          <w:p>
+            <w:r>
+              <w:rPr>
+                <w:sz w:val="20"/>
+              </w:rPr>
+              <w:t>request</w:t>
+            </w:r>
+          </w:p>
+        </w:tc>
+        <w:tc>
+          <w:tcPr>
+            <w:tcW w:type="dxa" w:w="2835"/>
+          </w:tcPr>
+          <w:p>
+            <w:r>
+              <w:rPr>
+                <w:sz w:val="20"/>
+              </w:rPr>
+              <w:t>Cliente HTTP auxiliar.</w:t>
+            </w:r>
+          </w:p>
+        </w:tc>
+        <w:tc>
+          <w:tcPr>
+            <w:tcW w:type="dxa" w:w="3515"/>
+          </w:tcPr>
+          <w:p>
+            <w:r>
+              <w:rPr>
+                <w:sz w:val="20"/>
+              </w:rPr>
+              <w:t>Preparar datos sin recorrer la interfaz.</w:t>
+            </w:r>
+          </w:p>
+        </w:tc>
+      </w:tr>
+      <w:tr>
+        <w:tc>
+          <w:tcPr>
+            <w:tcW w:type="dxa" w:w="2268"/>
+          </w:tcPr>
+          <w:p>
+            <w:r>
+              <w:rPr>
+                <w:sz w:val="20"/>
+              </w:rPr>
+              <w:t>route</w:t>
+            </w:r>
+          </w:p>
+        </w:tc>
+        <w:tc>
+          <w:tcPr>
+            <w:tcW w:type="dxa" w:w="2835"/>
+          </w:tcPr>
+          <w:p>
+            <w:r>
+              <w:rPr>
+                <w:sz w:val="20"/>
+              </w:rPr>
+              <w:t>Control de peticiones.</w:t>
+            </w:r>
+          </w:p>
+        </w:tc>
+        <w:tc>
+          <w:tcPr>
+            <w:tcW w:type="dxa" w:w="3515"/>
+          </w:tcPr>
+          <w:p>
+            <w:r>
+              <w:rPr>
+                <w:sz w:val="20"/>
+              </w:rPr>
+              <w:t>Aislar una dependencia externa cuando aplique.</w:t>
+            </w:r>
+          </w:p>
+        </w:tc>
+      </w:tr>
+      <w:tr>
+        <w:tc>
+          <w:tcPr>
+            <w:tcW w:type="dxa" w:w="2268"/>
+          </w:tcPr>
+          <w:p>
+            <w:r>
+              <w:rPr>
+                <w:sz w:val="20"/>
+              </w:rPr>
+              <w:t>trace, report y codegen</w:t>
+            </w:r>
+          </w:p>
+        </w:tc>
+        <w:tc>
+          <w:tcPr>
+            <w:tcW w:type="dxa" w:w="2835"/>
+          </w:tcPr>
+          <w:p>
+            <w:r>
+              <w:rPr>
+                <w:sz w:val="20"/>
+              </w:rPr>
+              <w:t>Evidencia y diagnóstico.</w:t>
+            </w:r>
+          </w:p>
+        </w:tc>
+        <w:tc>
+          <w:tcPr>
+            <w:tcW w:type="dxa" w:w="3515"/>
+          </w:tcPr>
+          <w:p>
+            <w:r>
+              <w:rPr>
+                <w:sz w:val="20"/>
+              </w:rPr>
+              <w:t>Revisar DOM, red, consola y acciones grabadas.</w:t>
+            </w:r>
+          </w:p>
+        </w:tc>
+      </w:tr>
+    </w:tbl>
     <w:p>
       <w:pPr>
         <w:pStyle w:val="Heading3"/>
       </w:pPr>
       <w:r>
-        <w:t>Paso a paso para pruebas E2E con Playwright:</w:t>
+        <w:t>Paso a paso para probar la aplicación Flask</w:t>
       </w:r>
     </w:p>
     <w:p>
@@ -5585,10 +6368,34 @@
         <w:rPr>
           <w:b/>
         </w:rPr>
-        <w:t xml:space="preserve">Paso 1: Instalación. </w:t>
-      </w:r>
-      <w:r>
-        <w:t>Instalar Playwright y descargar los navegadores headless.</w:t>
+        <w:t xml:space="preserve">Paso 1: Abrir el ejemplo correcto. </w:t>
+      </w:r>
+      <w:r>
+        <w:t>Trabaja desde recursos/codigo-ejemplo/. El ejemplo flask_jinja_demo/ tiene una ruta de productos, un formulario POST, validación, redirect, flash y plantillas Jinja.</w:t>
+      </w:r>
+    </w:p>
+    <w:p>
+      <w:pPr>
+        <w:spacing w:before="0" w:after="40"/>
+        <w:ind w:left="454"/>
+      </w:pPr>
+      <w:r>
+        <w:rPr>
+          <w:i/>
+          <w:sz w:val="18"/>
+        </w:rPr>
+        <w:t>Regla de oro: Primero identifica el comportamiento que quieres probar; después eliges el localizador y la aserción.</w:t>
+      </w:r>
+    </w:p>
+    <w:p>
+      <w:r>
+        <w:rPr>
+          <w:b/>
+        </w:rPr>
+        <w:t xml:space="preserve">Paso 2: Instalar Playwright y Chromium. </w:t>
+      </w:r>
+      <w:r>
+        <w:t>Instala el ejecutor de pruebas y el navegador que usará la suite. La clave local se define en el entorno porque Flask necesita firmar los mensajes flash.</w:t>
       </w:r>
     </w:p>
     <w:p>
@@ -5602,7 +6409,7 @@
           <w:color w:val="1F3864"/>
           <w:sz w:val="18"/>
         </w:rPr>
-        <w:t>&gt; npm install -D @playwright/test &amp;&amp; npx playwright install chromium</w:t>
+        <w:t>&gt; npm install -D @playwright/test; npx playwright install chromium; $env:FLASK_SECRET_KEY = "&lt;CLAVE_LOCAL_DE_PRUEBA&gt;"</w:t>
       </w:r>
     </w:p>
     <w:p>
@@ -5615,7 +6422,7 @@
           <w:i/>
           <w:sz w:val="18"/>
         </w:rPr>
-        <w:t>Regla de oro: chromium headless es suficiente para pruebas locales rápidas.</w:t>
+        <w:t>Regla de oro: Nunca copies credenciales de producción a los tests ni guardes la clave local en Git.</w:t>
       </w:r>
     </w:p>
     <w:p>
@@ -5623,10 +6430,10 @@
         <w:rPr>
           <w:b/>
         </w:rPr>
-        <w:t xml:space="preserve">Paso 2: Configuración. </w:t>
-      </w:r>
-      <w:r>
-        <w:t>Establecer baseURL y captura de trazas en playwright.config.js.</w:t>
+        <w:t xml:space="preserve">Paso 3: Conectar el ejecutor con Flask. </w:t>
+      </w:r>
+      <w:r>
+        <w:t>playwright.flask.config.js declara baseURL y webServer. Playwright inicia flask run en el puerto 5017 antes de correr los casos y reutiliza un servidor local si ya está levantado.</w:t>
       </w:r>
     </w:p>
     <w:p>
@@ -5640,7 +6447,7 @@
           <w:color w:val="1F3864"/>
           <w:sz w:val="18"/>
         </w:rPr>
-        <w:t>&gt; npx playwright test</w:t>
+        <w:t>&gt; npx playwright test --config=playwright.flask.config.js</w:t>
       </w:r>
     </w:p>
     <w:p>
@@ -5653,7 +6460,7 @@
           <w:i/>
           <w:sz w:val="18"/>
         </w:rPr>
-        <w:t>Regla de oro: trace: 'on-first-retry' guarda capturas paso a paso en caso de fallo.</w:t>
+        <w:t>Regla de oro: Con baseURL usa rutas relativas: page.goto('/productos'), no URLs repetidas en cada prueba.</w:t>
       </w:r>
     </w:p>
     <w:p>
@@ -5661,10 +6468,34 @@
         <w:rPr>
           <w:b/>
         </w:rPr>
-        <w:t xml:space="preserve">Paso 3: Selectores data-testid. </w:t>
-      </w:r>
-      <w:r>
-        <w:t>Interactuar mediante page.fill('[data-testid=...]') y aserciones web-first con auto-espera.</w:t>
+        <w:t xml:space="preserve">Paso 4: Localizar como lo haría el usuario. </w:t>
+      </w:r>
+      <w:r>
+        <w:t>Prefiere getByRole y getByLabel; usa getByTestId cuando necesitas un contrato explícito. La etiqueta Jinja label for=nombre permite localizar el input sin acoplarse a clases CSS.</w:t>
+      </w:r>
+    </w:p>
+    <w:p>
+      <w:pPr>
+        <w:spacing w:before="0" w:after="40"/>
+        <w:ind w:left="454"/>
+      </w:pPr>
+      <w:r>
+        <w:rPr>
+          <w:i/>
+          <w:sz w:val="18"/>
+        </w:rPr>
+        <w:t>Regla de oro: Evita XPath y selectores como div &gt; table &gt; tr:nth-child(2): describen la maquetación, no la intención.</w:t>
+      </w:r>
+    </w:p>
+    <w:p>
+      <w:r>
+        <w:rPr>
+          <w:b/>
+        </w:rPr>
+        <w:t xml:space="preserve">Paso 5: Afirmar el resultado completo. </w:t>
+      </w:r>
+      <w:r>
+        <w:t>Comprueba la URL después del redirect, el mensaje flash y la fila que Jinja agregó a la lista. En el caso inválido comprueba el alert y que no apareció un producto nuevo.</w:t>
       </w:r>
     </w:p>
     <w:p>
@@ -5678,7 +6509,7 @@
           <w:color w:val="1F3864"/>
           <w:sz w:val="18"/>
         </w:rPr>
-        <w:t>&gt; npx playwright test --ui</w:t>
+        <w:t>&gt; npx playwright test --config=playwright.flask.config.js --ui</w:t>
       </w:r>
     </w:p>
     <w:p>
@@ -5691,7 +6522,7 @@
           <w:i/>
           <w:sz w:val="18"/>
         </w:rPr>
-        <w:t>Regla de oro: data-testid protege las pruebas ante cambios de diseño visual.</w:t>
+        <w:t>Regla de oro: Una acción sin una aserción observable no demuestra que el requisito se cumplió.</w:t>
       </w:r>
     </w:p>
     <w:p>
@@ -5699,10 +6530,10 @@
         <w:rPr>
           <w:b/>
         </w:rPr>
-        <w:t xml:space="preserve">Paso 4: Diagnóstico. </w:t>
-      </w:r>
-      <w:r>
-        <w:t>Inspeccionar reportes visuales con Trace Viewer.</w:t>
+        <w:t xml:space="preserve">Paso 6: Diagnosticar sin esperas fijas. </w:t>
+      </w:r>
+      <w:r>
+        <w:t>Usa headed para ver el navegador, UI para avanzar paso a paso, codegen para descubrir una interacción y el reporte con trace para inspeccionar DOM, red, consola y capturas.</w:t>
       </w:r>
     </w:p>
     <w:p>
@@ -5716,7 +6547,7 @@
           <w:color w:val="1F3864"/>
           <w:sz w:val="18"/>
         </w:rPr>
-        <w:t>&gt; npx playwright show-report</w:t>
+        <w:t>&gt; npx playwright test --config=playwright.flask.config.js --headed; npx playwright show-report</w:t>
       </w:r>
     </w:p>
     <w:p>
@@ -5729,7 +6560,1480 @@
           <w:i/>
           <w:sz w:val="18"/>
         </w:rPr>
-        <w:t>Regla de oro: Evita las esperas fijas con setTimeout; confía en el auto-waiting.</w:t>
+        <w:t>Regla de oro: Confía en las esperas automáticas de expect y localizadores; setTimeout solo oculta problemas de sincronización.</w:t>
+      </w:r>
+    </w:p>
+    <w:p>
+      <w:pPr>
+        <w:pStyle w:val="Heading4"/>
+      </w:pPr>
+      <w:r>
+        <w:t>Código del ejemplo</w:t>
+      </w:r>
+    </w:p>
+    <w:p>
+      <w:r>
+        <w:t>Lee los archivos en este orden: la vista Flask define el comportamiento; la plantilla Jinja define el HTML que el navegador recibe; la configuración conecta el servidor; el spec describe el flujo y sus resultados.</w:t>
+      </w:r>
+    </w:p>
+    <w:p>
+      <w:pPr>
+        <w:pStyle w:val="Heading5"/>
+      </w:pPr>
+      <w:r>
+        <w:t>Vista Flask: flask_jinja_demo/app.py</w:t>
+      </w:r>
+    </w:p>
+    <w:p>
+      <w:pPr>
+        <w:spacing w:before="0" w:after="0"/>
+        <w:ind w:left="454"/>
+        <w:shd w:val="clear" w:color="auto" w:fill="EDEDED"/>
+      </w:pPr>
+      <w:r>
+        <w:rPr>
+          <w:rFonts w:ascii="Consolas" w:hAnsi="Consolas"/>
+          <w:sz w:val="18"/>
+        </w:rPr>
+        <w:t>"""Aplicacion Flask minima para practicar Playwright sobre HTML renderizado."""</w:t>
+      </w:r>
+    </w:p>
+    <w:p>
+      <w:pPr>
+        <w:spacing w:before="0" w:after="0"/>
+        <w:ind w:left="454"/>
+        <w:shd w:val="clear" w:color="auto" w:fill="EDEDED"/>
+      </w:pPr>
+      <w:r>
+        <w:rPr>
+          <w:rFonts w:ascii="Consolas" w:hAnsi="Consolas"/>
+          <w:sz w:val="18"/>
+        </w:rPr>
+        <w:t xml:space="preserve"> </w:t>
+      </w:r>
+    </w:p>
+    <w:p>
+      <w:pPr>
+        <w:spacing w:before="0" w:after="0"/>
+        <w:ind w:left="454"/>
+        <w:shd w:val="clear" w:color="auto" w:fill="EDEDED"/>
+      </w:pPr>
+      <w:r>
+        <w:rPr>
+          <w:rFonts w:ascii="Consolas" w:hAnsi="Consolas"/>
+          <w:sz w:val="18"/>
+        </w:rPr>
+        <w:t>import os</w:t>
+      </w:r>
+    </w:p>
+    <w:p>
+      <w:pPr>
+        <w:spacing w:before="0" w:after="0"/>
+        <w:ind w:left="454"/>
+        <w:shd w:val="clear" w:color="auto" w:fill="EDEDED"/>
+      </w:pPr>
+      <w:r>
+        <w:rPr>
+          <w:rFonts w:ascii="Consolas" w:hAnsi="Consolas"/>
+          <w:sz w:val="18"/>
+        </w:rPr>
+        <w:t xml:space="preserve"> </w:t>
+      </w:r>
+    </w:p>
+    <w:p>
+      <w:pPr>
+        <w:spacing w:before="0" w:after="0"/>
+        <w:ind w:left="454"/>
+        <w:shd w:val="clear" w:color="auto" w:fill="EDEDED"/>
+      </w:pPr>
+      <w:r>
+        <w:rPr>
+          <w:rFonts w:ascii="Consolas" w:hAnsi="Consolas"/>
+          <w:sz w:val="18"/>
+        </w:rPr>
+        <w:t>from flask import Flask, flash, redirect, render_template, request, session, url_for</w:t>
+      </w:r>
+    </w:p>
+    <w:p>
+      <w:pPr>
+        <w:spacing w:before="0" w:after="0"/>
+        <w:ind w:left="454"/>
+        <w:shd w:val="clear" w:color="auto" w:fill="EDEDED"/>
+      </w:pPr>
+      <w:r>
+        <w:rPr>
+          <w:rFonts w:ascii="Consolas" w:hAnsi="Consolas"/>
+          <w:sz w:val="18"/>
+        </w:rPr>
+        <w:t xml:space="preserve"> </w:t>
+      </w:r>
+    </w:p>
+    <w:p>
+      <w:pPr>
+        <w:spacing w:before="0" w:after="0"/>
+        <w:ind w:left="454"/>
+        <w:shd w:val="clear" w:color="auto" w:fill="EDEDED"/>
+      </w:pPr>
+      <w:r>
+        <w:rPr>
+          <w:rFonts w:ascii="Consolas" w:hAnsi="Consolas"/>
+          <w:sz w:val="18"/>
+        </w:rPr>
+        <w:t xml:space="preserve"> </w:t>
+      </w:r>
+    </w:p>
+    <w:p>
+      <w:pPr>
+        <w:spacing w:before="0" w:after="0"/>
+        <w:ind w:left="454"/>
+        <w:shd w:val="clear" w:color="auto" w:fill="EDEDED"/>
+      </w:pPr>
+      <w:r>
+        <w:rPr>
+          <w:rFonts w:ascii="Consolas" w:hAnsi="Consolas"/>
+          <w:sz w:val="18"/>
+        </w:rPr>
+        <w:t>def create_app():</w:t>
+      </w:r>
+    </w:p>
+    <w:p>
+      <w:pPr>
+        <w:spacing w:before="0" w:after="0"/>
+        <w:ind w:left="454"/>
+        <w:shd w:val="clear" w:color="auto" w:fill="EDEDED"/>
+      </w:pPr>
+      <w:r>
+        <w:rPr>
+          <w:rFonts w:ascii="Consolas" w:hAnsi="Consolas"/>
+          <w:sz w:val="18"/>
+        </w:rPr>
+        <w:t xml:space="preserve">    app = Flask(__name__)</w:t>
+      </w:r>
+    </w:p>
+    <w:p>
+      <w:pPr>
+        <w:spacing w:before="0" w:after="0"/>
+        <w:ind w:left="454"/>
+        <w:shd w:val="clear" w:color="auto" w:fill="EDEDED"/>
+      </w:pPr>
+      <w:r>
+        <w:rPr>
+          <w:rFonts w:ascii="Consolas" w:hAnsi="Consolas"/>
+          <w:sz w:val="18"/>
+        </w:rPr>
+        <w:t xml:space="preserve">    secret_key = os.environ.get("FLASK_SECRET_KEY")</w:t>
+      </w:r>
+    </w:p>
+    <w:p>
+      <w:pPr>
+        <w:spacing w:before="0" w:after="0"/>
+        <w:ind w:left="454"/>
+        <w:shd w:val="clear" w:color="auto" w:fill="EDEDED"/>
+      </w:pPr>
+      <w:r>
+        <w:rPr>
+          <w:rFonts w:ascii="Consolas" w:hAnsi="Consolas"/>
+          <w:sz w:val="18"/>
+        </w:rPr>
+        <w:t xml:space="preserve">    if not secret_key:</w:t>
+      </w:r>
+    </w:p>
+    <w:p>
+      <w:pPr>
+        <w:spacing w:before="0" w:after="0"/>
+        <w:ind w:left="454"/>
+        <w:shd w:val="clear" w:color="auto" w:fill="EDEDED"/>
+      </w:pPr>
+      <w:r>
+        <w:rPr>
+          <w:rFonts w:ascii="Consolas" w:hAnsi="Consolas"/>
+          <w:sz w:val="18"/>
+        </w:rPr>
+        <w:t xml:space="preserve">        raise RuntimeError("Define FLASK_SECRET_KEY antes de iniciar la demostracion.")</w:t>
+      </w:r>
+    </w:p>
+    <w:p>
+      <w:pPr>
+        <w:spacing w:before="0" w:after="0"/>
+        <w:ind w:left="454"/>
+        <w:shd w:val="clear" w:color="auto" w:fill="EDEDED"/>
+      </w:pPr>
+      <w:r>
+        <w:rPr>
+          <w:rFonts w:ascii="Consolas" w:hAnsi="Consolas"/>
+          <w:sz w:val="18"/>
+        </w:rPr>
+        <w:t xml:space="preserve">    app.config["SECRET_KEY"] = secret_key</w:t>
+      </w:r>
+    </w:p>
+    <w:p>
+      <w:pPr>
+        <w:spacing w:before="0" w:after="0"/>
+        <w:ind w:left="454"/>
+        <w:shd w:val="clear" w:color="auto" w:fill="EDEDED"/>
+      </w:pPr>
+      <w:r>
+        <w:rPr>
+          <w:rFonts w:ascii="Consolas" w:hAnsi="Consolas"/>
+          <w:sz w:val="18"/>
+        </w:rPr>
+        <w:t xml:space="preserve">    @app.get("/")</w:t>
+      </w:r>
+    </w:p>
+    <w:p>
+      <w:pPr>
+        <w:spacing w:before="0" w:after="0"/>
+        <w:ind w:left="454"/>
+        <w:shd w:val="clear" w:color="auto" w:fill="EDEDED"/>
+      </w:pPr>
+      <w:r>
+        <w:rPr>
+          <w:rFonts w:ascii="Consolas" w:hAnsi="Consolas"/>
+          <w:sz w:val="18"/>
+        </w:rPr>
+        <w:t xml:space="preserve">    def home():</w:t>
+      </w:r>
+    </w:p>
+    <w:p>
+      <w:pPr>
+        <w:spacing w:before="0" w:after="0"/>
+        <w:ind w:left="454"/>
+        <w:shd w:val="clear" w:color="auto" w:fill="EDEDED"/>
+      </w:pPr>
+      <w:r>
+        <w:rPr>
+          <w:rFonts w:ascii="Consolas" w:hAnsi="Consolas"/>
+          <w:sz w:val="18"/>
+        </w:rPr>
+        <w:t xml:space="preserve">        return redirect(url_for("products_view"))</w:t>
+      </w:r>
+    </w:p>
+    <w:p>
+      <w:pPr>
+        <w:spacing w:before="0" w:after="0"/>
+        <w:ind w:left="454"/>
+        <w:shd w:val="clear" w:color="auto" w:fill="EDEDED"/>
+      </w:pPr>
+      <w:r>
+        <w:rPr>
+          <w:rFonts w:ascii="Consolas" w:hAnsi="Consolas"/>
+          <w:sz w:val="18"/>
+        </w:rPr>
+        <w:t xml:space="preserve"> </w:t>
+      </w:r>
+    </w:p>
+    <w:p>
+      <w:pPr>
+        <w:spacing w:before="0" w:after="0"/>
+        <w:ind w:left="454"/>
+        <w:shd w:val="clear" w:color="auto" w:fill="EDEDED"/>
+      </w:pPr>
+      <w:r>
+        <w:rPr>
+          <w:rFonts w:ascii="Consolas" w:hAnsi="Consolas"/>
+          <w:sz w:val="18"/>
+        </w:rPr>
+        <w:t xml:space="preserve">    @app.route("/productos", methods=["GET", "POST"])</w:t>
+      </w:r>
+    </w:p>
+    <w:p>
+      <w:pPr>
+        <w:spacing w:before="0" w:after="0"/>
+        <w:ind w:left="454"/>
+        <w:shd w:val="clear" w:color="auto" w:fill="EDEDED"/>
+      </w:pPr>
+      <w:r>
+        <w:rPr>
+          <w:rFonts w:ascii="Consolas" w:hAnsi="Consolas"/>
+          <w:sz w:val="18"/>
+        </w:rPr>
+        <w:t xml:space="preserve">    def products_view():</w:t>
+      </w:r>
+    </w:p>
+    <w:p>
+      <w:pPr>
+        <w:spacing w:before="0" w:after="0"/>
+        <w:ind w:left="454"/>
+        <w:shd w:val="clear" w:color="auto" w:fill="EDEDED"/>
+      </w:pPr>
+      <w:r>
+        <w:rPr>
+          <w:rFonts w:ascii="Consolas" w:hAnsi="Consolas"/>
+          <w:sz w:val="18"/>
+        </w:rPr>
+        <w:t xml:space="preserve">        products = session.get("products", [])</w:t>
+      </w:r>
+    </w:p>
+    <w:p>
+      <w:pPr>
+        <w:spacing w:before="0" w:after="0"/>
+        <w:ind w:left="454"/>
+        <w:shd w:val="clear" w:color="auto" w:fill="EDEDED"/>
+      </w:pPr>
+      <w:r>
+        <w:rPr>
+          <w:rFonts w:ascii="Consolas" w:hAnsi="Consolas"/>
+          <w:sz w:val="18"/>
+        </w:rPr>
+        <w:t xml:space="preserve">        if request.method == "POST":</w:t>
+      </w:r>
+    </w:p>
+    <w:p>
+      <w:pPr>
+        <w:spacing w:before="0" w:after="0"/>
+        <w:ind w:left="454"/>
+        <w:shd w:val="clear" w:color="auto" w:fill="EDEDED"/>
+      </w:pPr>
+      <w:r>
+        <w:rPr>
+          <w:rFonts w:ascii="Consolas" w:hAnsi="Consolas"/>
+          <w:sz w:val="18"/>
+        </w:rPr>
+        <w:t xml:space="preserve">            name = request.form.get("nombre", "").strip()</w:t>
+      </w:r>
+    </w:p>
+    <w:p>
+      <w:pPr>
+        <w:spacing w:before="0" w:after="0"/>
+        <w:ind w:left="454"/>
+        <w:shd w:val="clear" w:color="auto" w:fill="EDEDED"/>
+      </w:pPr>
+      <w:r>
+        <w:rPr>
+          <w:rFonts w:ascii="Consolas" w:hAnsi="Consolas"/>
+          <w:sz w:val="18"/>
+        </w:rPr>
+        <w:t xml:space="preserve">            price_text = request.form.get("precio", "").strip()</w:t>
+      </w:r>
+    </w:p>
+    <w:p>
+      <w:pPr>
+        <w:spacing w:before="0" w:after="0"/>
+        <w:ind w:left="454"/>
+        <w:shd w:val="clear" w:color="auto" w:fill="EDEDED"/>
+      </w:pPr>
+      <w:r>
+        <w:rPr>
+          <w:rFonts w:ascii="Consolas" w:hAnsi="Consolas"/>
+          <w:sz w:val="18"/>
+        </w:rPr>
+        <w:t xml:space="preserve"> </w:t>
+      </w:r>
+    </w:p>
+    <w:p>
+      <w:pPr>
+        <w:spacing w:before="0" w:after="0"/>
+        <w:ind w:left="454"/>
+        <w:shd w:val="clear" w:color="auto" w:fill="EDEDED"/>
+      </w:pPr>
+      <w:r>
+        <w:rPr>
+          <w:rFonts w:ascii="Consolas" w:hAnsi="Consolas"/>
+          <w:sz w:val="18"/>
+        </w:rPr>
+        <w:t xml:space="preserve">            if not name:</w:t>
+      </w:r>
+    </w:p>
+    <w:p>
+      <w:pPr>
+        <w:spacing w:before="0" w:after="0"/>
+        <w:ind w:left="454"/>
+        <w:shd w:val="clear" w:color="auto" w:fill="EDEDED"/>
+      </w:pPr>
+      <w:r>
+        <w:rPr>
+          <w:rFonts w:ascii="Consolas" w:hAnsi="Consolas"/>
+          <w:sz w:val="18"/>
+        </w:rPr>
+        <w:t xml:space="preserve">                flash("El nombre es obligatorio.", "error")</w:t>
+      </w:r>
+    </w:p>
+    <w:p>
+      <w:pPr>
+        <w:spacing w:before="0" w:after="0"/>
+        <w:ind w:left="454"/>
+        <w:shd w:val="clear" w:color="auto" w:fill="EDEDED"/>
+      </w:pPr>
+      <w:r>
+        <w:rPr>
+          <w:rFonts w:ascii="Consolas" w:hAnsi="Consolas"/>
+          <w:sz w:val="18"/>
+        </w:rPr>
+        <w:t xml:space="preserve">                return render_template("productos.html", products=products), 400</w:t>
+      </w:r>
+    </w:p>
+    <w:p>
+      <w:pPr>
+        <w:spacing w:before="0" w:after="0"/>
+        <w:ind w:left="454"/>
+        <w:shd w:val="clear" w:color="auto" w:fill="EDEDED"/>
+      </w:pPr>
+      <w:r>
+        <w:rPr>
+          <w:rFonts w:ascii="Consolas" w:hAnsi="Consolas"/>
+          <w:sz w:val="18"/>
+        </w:rPr>
+        <w:t xml:space="preserve"> </w:t>
+      </w:r>
+    </w:p>
+    <w:p>
+      <w:pPr>
+        <w:spacing w:before="0" w:after="0"/>
+        <w:ind w:left="454"/>
+        <w:shd w:val="clear" w:color="auto" w:fill="EDEDED"/>
+      </w:pPr>
+      <w:r>
+        <w:rPr>
+          <w:rFonts w:ascii="Consolas" w:hAnsi="Consolas"/>
+          <w:sz w:val="18"/>
+        </w:rPr>
+        <w:t xml:space="preserve">            try:</w:t>
+      </w:r>
+    </w:p>
+    <w:p>
+      <w:pPr>
+        <w:spacing w:before="0" w:after="0"/>
+        <w:ind w:left="454"/>
+        <w:shd w:val="clear" w:color="auto" w:fill="EDEDED"/>
+      </w:pPr>
+      <w:r>
+        <w:rPr>
+          <w:rFonts w:ascii="Consolas" w:hAnsi="Consolas"/>
+          <w:sz w:val="18"/>
+        </w:rPr>
+        <w:t xml:space="preserve">                price = float(price_text)</w:t>
+      </w:r>
+    </w:p>
+    <w:p>
+      <w:pPr>
+        <w:spacing w:before="0" w:after="0"/>
+        <w:ind w:left="454"/>
+        <w:shd w:val="clear" w:color="auto" w:fill="EDEDED"/>
+      </w:pPr>
+      <w:r>
+        <w:rPr>
+          <w:rFonts w:ascii="Consolas" w:hAnsi="Consolas"/>
+          <w:sz w:val="18"/>
+        </w:rPr>
+        <w:t xml:space="preserve">            except ValueError:</w:t>
+      </w:r>
+    </w:p>
+    <w:p>
+      <w:pPr>
+        <w:spacing w:before="0" w:after="0"/>
+        <w:ind w:left="454"/>
+        <w:shd w:val="clear" w:color="auto" w:fill="EDEDED"/>
+      </w:pPr>
+      <w:r>
+        <w:rPr>
+          <w:rFonts w:ascii="Consolas" w:hAnsi="Consolas"/>
+          <w:sz w:val="18"/>
+        </w:rPr>
+        <w:t xml:space="preserve">                price = 0</w:t>
+      </w:r>
+    </w:p>
+    <w:p>
+      <w:pPr>
+        <w:spacing w:before="0" w:after="0"/>
+        <w:ind w:left="454"/>
+        <w:shd w:val="clear" w:color="auto" w:fill="EDEDED"/>
+      </w:pPr>
+      <w:r>
+        <w:rPr>
+          <w:rFonts w:ascii="Consolas" w:hAnsi="Consolas"/>
+          <w:sz w:val="18"/>
+        </w:rPr>
+        <w:t xml:space="preserve"> </w:t>
+      </w:r>
+    </w:p>
+    <w:p>
+      <w:pPr>
+        <w:spacing w:before="0" w:after="0"/>
+        <w:ind w:left="454"/>
+        <w:shd w:val="clear" w:color="auto" w:fill="EDEDED"/>
+      </w:pPr>
+      <w:r>
+        <w:rPr>
+          <w:rFonts w:ascii="Consolas" w:hAnsi="Consolas"/>
+          <w:sz w:val="18"/>
+        </w:rPr>
+        <w:t xml:space="preserve">            if price &lt;= 0:</w:t>
+      </w:r>
+    </w:p>
+    <w:p>
+      <w:pPr>
+        <w:spacing w:before="0" w:after="0"/>
+        <w:ind w:left="454"/>
+        <w:shd w:val="clear" w:color="auto" w:fill="EDEDED"/>
+      </w:pPr>
+      <w:r>
+        <w:rPr>
+          <w:rFonts w:ascii="Consolas" w:hAnsi="Consolas"/>
+          <w:sz w:val="18"/>
+        </w:rPr>
+        <w:t xml:space="preserve">                flash("El precio debe ser mayor que cero.", "error")</w:t>
+      </w:r>
+    </w:p>
+    <w:p>
+      <w:pPr>
+        <w:spacing w:before="0" w:after="0"/>
+        <w:ind w:left="454"/>
+        <w:shd w:val="clear" w:color="auto" w:fill="EDEDED"/>
+      </w:pPr>
+      <w:r>
+        <w:rPr>
+          <w:rFonts w:ascii="Consolas" w:hAnsi="Consolas"/>
+          <w:sz w:val="18"/>
+        </w:rPr>
+        <w:t xml:space="preserve">                return render_template("productos.html", products=products), 400</w:t>
+      </w:r>
+    </w:p>
+    <w:p>
+      <w:pPr>
+        <w:spacing w:before="0" w:after="0"/>
+        <w:ind w:left="454"/>
+        <w:shd w:val="clear" w:color="auto" w:fill="EDEDED"/>
+      </w:pPr>
+      <w:r>
+        <w:rPr>
+          <w:rFonts w:ascii="Consolas" w:hAnsi="Consolas"/>
+          <w:sz w:val="18"/>
+        </w:rPr>
+        <w:t xml:space="preserve"> </w:t>
+      </w:r>
+    </w:p>
+    <w:p>
+      <w:pPr>
+        <w:spacing w:before="0" w:after="0"/>
+        <w:ind w:left="454"/>
+        <w:shd w:val="clear" w:color="auto" w:fill="EDEDED"/>
+      </w:pPr>
+      <w:r>
+        <w:rPr>
+          <w:rFonts w:ascii="Consolas" w:hAnsi="Consolas"/>
+          <w:sz w:val="18"/>
+        </w:rPr>
+        <w:t xml:space="preserve">            products.append({"nombre": name, "precio": f"{price:.2f}"})</w:t>
+      </w:r>
+    </w:p>
+    <w:p>
+      <w:pPr>
+        <w:spacing w:before="0" w:after="0"/>
+        <w:ind w:left="454"/>
+        <w:shd w:val="clear" w:color="auto" w:fill="EDEDED"/>
+      </w:pPr>
+      <w:r>
+        <w:rPr>
+          <w:rFonts w:ascii="Consolas" w:hAnsi="Consolas"/>
+          <w:sz w:val="18"/>
+        </w:rPr>
+        <w:t xml:space="preserve">            session["products"] = products</w:t>
+      </w:r>
+    </w:p>
+    <w:p>
+      <w:pPr>
+        <w:spacing w:before="0" w:after="0"/>
+        <w:ind w:left="454"/>
+        <w:shd w:val="clear" w:color="auto" w:fill="EDEDED"/>
+      </w:pPr>
+      <w:r>
+        <w:rPr>
+          <w:rFonts w:ascii="Consolas" w:hAnsi="Consolas"/>
+          <w:sz w:val="18"/>
+        </w:rPr>
+        <w:t xml:space="preserve">            flash("Producto creado.", "success")</w:t>
+      </w:r>
+    </w:p>
+    <w:p>
+      <w:pPr>
+        <w:spacing w:before="0" w:after="0"/>
+        <w:ind w:left="454"/>
+        <w:shd w:val="clear" w:color="auto" w:fill="EDEDED"/>
+      </w:pPr>
+      <w:r>
+        <w:rPr>
+          <w:rFonts w:ascii="Consolas" w:hAnsi="Consolas"/>
+          <w:sz w:val="18"/>
+        </w:rPr>
+        <w:t xml:space="preserve">            return redirect(url_for("products_view"))</w:t>
+      </w:r>
+    </w:p>
+    <w:p>
+      <w:pPr>
+        <w:spacing w:before="0" w:after="0"/>
+        <w:ind w:left="454"/>
+        <w:shd w:val="clear" w:color="auto" w:fill="EDEDED"/>
+      </w:pPr>
+      <w:r>
+        <w:rPr>
+          <w:rFonts w:ascii="Consolas" w:hAnsi="Consolas"/>
+          <w:sz w:val="18"/>
+        </w:rPr>
+        <w:t xml:space="preserve"> </w:t>
+      </w:r>
+    </w:p>
+    <w:p>
+      <w:pPr>
+        <w:spacing w:before="0" w:after="0"/>
+        <w:ind w:left="454"/>
+        <w:shd w:val="clear" w:color="auto" w:fill="EDEDED"/>
+      </w:pPr>
+      <w:r>
+        <w:rPr>
+          <w:rFonts w:ascii="Consolas" w:hAnsi="Consolas"/>
+          <w:sz w:val="18"/>
+        </w:rPr>
+        <w:t xml:space="preserve">        return render_template("productos.html", products=products)</w:t>
+      </w:r>
+    </w:p>
+    <w:p>
+      <w:pPr>
+        <w:spacing w:before="0" w:after="0"/>
+        <w:ind w:left="454"/>
+        <w:shd w:val="clear" w:color="auto" w:fill="EDEDED"/>
+      </w:pPr>
+      <w:r>
+        <w:rPr>
+          <w:rFonts w:ascii="Consolas" w:hAnsi="Consolas"/>
+          <w:sz w:val="18"/>
+        </w:rPr>
+        <w:t xml:space="preserve"> </w:t>
+      </w:r>
+    </w:p>
+    <w:p>
+      <w:pPr>
+        <w:spacing w:before="0" w:after="0"/>
+        <w:ind w:left="454"/>
+        <w:shd w:val="clear" w:color="auto" w:fill="EDEDED"/>
+      </w:pPr>
+      <w:r>
+        <w:rPr>
+          <w:rFonts w:ascii="Consolas" w:hAnsi="Consolas"/>
+          <w:sz w:val="18"/>
+        </w:rPr>
+        <w:t xml:space="preserve">    return app</w:t>
+      </w:r>
+    </w:p>
+    <w:p>
+      <w:pPr>
+        <w:spacing w:before="0" w:after="0"/>
+        <w:ind w:left="454"/>
+        <w:shd w:val="clear" w:color="auto" w:fill="EDEDED"/>
+      </w:pPr>
+      <w:r>
+        <w:rPr>
+          <w:rFonts w:ascii="Consolas" w:hAnsi="Consolas"/>
+          <w:sz w:val="18"/>
+        </w:rPr>
+        <w:t xml:space="preserve"> </w:t>
+      </w:r>
+    </w:p>
+    <w:p>
+      <w:pPr>
+        <w:spacing w:before="0" w:after="0"/>
+        <w:ind w:left="454"/>
+        <w:shd w:val="clear" w:color="auto" w:fill="EDEDED"/>
+      </w:pPr>
+      <w:r>
+        <w:rPr>
+          <w:rFonts w:ascii="Consolas" w:hAnsi="Consolas"/>
+          <w:sz w:val="18"/>
+        </w:rPr>
+        <w:t xml:space="preserve"> </w:t>
+      </w:r>
+    </w:p>
+    <w:p>
+      <w:pPr>
+        <w:spacing w:before="0" w:after="0"/>
+        <w:ind w:left="454"/>
+        <w:shd w:val="clear" w:color="auto" w:fill="EDEDED"/>
+      </w:pPr>
+      <w:r>
+        <w:rPr>
+          <w:rFonts w:ascii="Consolas" w:hAnsi="Consolas"/>
+          <w:sz w:val="18"/>
+        </w:rPr>
+        <w:t>app = create_app()</w:t>
+      </w:r>
+    </w:p>
+    <w:p>
+      <w:pPr>
+        <w:spacing w:before="0" w:after="0"/>
+        <w:ind w:left="454"/>
+        <w:shd w:val="clear" w:color="auto" w:fill="EDEDED"/>
+      </w:pPr>
+      <w:r>
+        <w:rPr>
+          <w:rFonts w:ascii="Consolas" w:hAnsi="Consolas"/>
+          <w:sz w:val="18"/>
+        </w:rPr>
+        <w:t xml:space="preserve"> </w:t>
+      </w:r>
+    </w:p>
+    <w:p>
+      <w:pPr>
+        <w:pStyle w:val="Heading5"/>
+      </w:pPr>
+      <w:r>
+        <w:t>Plantilla Jinja: templates/productos.html</w:t>
+      </w:r>
+    </w:p>
+    <w:p>
+      <w:pPr>
+        <w:spacing w:before="0" w:after="0"/>
+        <w:ind w:left="454"/>
+        <w:shd w:val="clear" w:color="auto" w:fill="EDEDED"/>
+      </w:pPr>
+      <w:r>
+        <w:rPr>
+          <w:rFonts w:ascii="Consolas" w:hAnsi="Consolas"/>
+          <w:sz w:val="18"/>
+        </w:rPr>
+        <w:t>{% extends "base.html" %}</w:t>
+      </w:r>
+    </w:p>
+    <w:p>
+      <w:pPr>
+        <w:spacing w:before="0" w:after="0"/>
+        <w:ind w:left="454"/>
+        <w:shd w:val="clear" w:color="auto" w:fill="EDEDED"/>
+      </w:pPr>
+      <w:r>
+        <w:rPr>
+          <w:rFonts w:ascii="Consolas" w:hAnsi="Consolas"/>
+          <w:sz w:val="18"/>
+        </w:rPr>
+        <w:t xml:space="preserve"> </w:t>
+      </w:r>
+    </w:p>
+    <w:p>
+      <w:pPr>
+        <w:spacing w:before="0" w:after="0"/>
+        <w:ind w:left="454"/>
+        <w:shd w:val="clear" w:color="auto" w:fill="EDEDED"/>
+      </w:pPr>
+      <w:r>
+        <w:rPr>
+          <w:rFonts w:ascii="Consolas" w:hAnsi="Consolas"/>
+          <w:sz w:val="18"/>
+        </w:rPr>
+        <w:t>{% block title %}Productos | Inventario{% endblock %}</w:t>
+      </w:r>
+    </w:p>
+    <w:p>
+      <w:pPr>
+        <w:spacing w:before="0" w:after="0"/>
+        <w:ind w:left="454"/>
+        <w:shd w:val="clear" w:color="auto" w:fill="EDEDED"/>
+      </w:pPr>
+      <w:r>
+        <w:rPr>
+          <w:rFonts w:ascii="Consolas" w:hAnsi="Consolas"/>
+          <w:sz w:val="18"/>
+        </w:rPr>
+        <w:t xml:space="preserve"> </w:t>
+      </w:r>
+    </w:p>
+    <w:p>
+      <w:pPr>
+        <w:spacing w:before="0" w:after="0"/>
+        <w:ind w:left="454"/>
+        <w:shd w:val="clear" w:color="auto" w:fill="EDEDED"/>
+      </w:pPr>
+      <w:r>
+        <w:rPr>
+          <w:rFonts w:ascii="Consolas" w:hAnsi="Consolas"/>
+          <w:sz w:val="18"/>
+        </w:rPr>
+        <w:t>{% block content %}</w:t>
+      </w:r>
+    </w:p>
+    <w:p>
+      <w:pPr>
+        <w:spacing w:before="0" w:after="0"/>
+        <w:ind w:left="454"/>
+        <w:shd w:val="clear" w:color="auto" w:fill="EDEDED"/>
+      </w:pPr>
+      <w:r>
+        <w:rPr>
+          <w:rFonts w:ascii="Consolas" w:hAnsi="Consolas"/>
+          <w:sz w:val="18"/>
+        </w:rPr>
+        <w:t xml:space="preserve">  &lt;h1&gt;Productos&lt;/h1&gt;</w:t>
+      </w:r>
+    </w:p>
+    <w:p>
+      <w:pPr>
+        <w:spacing w:before="0" w:after="0"/>
+        <w:ind w:left="454"/>
+        <w:shd w:val="clear" w:color="auto" w:fill="EDEDED"/>
+      </w:pPr>
+      <w:r>
+        <w:rPr>
+          <w:rFonts w:ascii="Consolas" w:hAnsi="Consolas"/>
+          <w:sz w:val="18"/>
+        </w:rPr>
+        <w:t xml:space="preserve"> </w:t>
+      </w:r>
+    </w:p>
+    <w:p>
+      <w:pPr>
+        <w:spacing w:before="0" w:after="0"/>
+        <w:ind w:left="454"/>
+        <w:shd w:val="clear" w:color="auto" w:fill="EDEDED"/>
+      </w:pPr>
+      <w:r>
+        <w:rPr>
+          <w:rFonts w:ascii="Consolas" w:hAnsi="Consolas"/>
+          <w:sz w:val="18"/>
+        </w:rPr>
+        <w:t xml:space="preserve">  &lt;form method="post" aria-label="Crear producto"&gt;</w:t>
+      </w:r>
+    </w:p>
+    <w:p>
+      <w:pPr>
+        <w:spacing w:before="0" w:after="0"/>
+        <w:ind w:left="454"/>
+        <w:shd w:val="clear" w:color="auto" w:fill="EDEDED"/>
+      </w:pPr>
+      <w:r>
+        <w:rPr>
+          <w:rFonts w:ascii="Consolas" w:hAnsi="Consolas"/>
+          <w:sz w:val="18"/>
+        </w:rPr>
+        <w:t xml:space="preserve">    &lt;label for="nombre"&gt;Nombre&lt;/label&gt;</w:t>
+      </w:r>
+    </w:p>
+    <w:p>
+      <w:pPr>
+        <w:spacing w:before="0" w:after="0"/>
+        <w:ind w:left="454"/>
+        <w:shd w:val="clear" w:color="auto" w:fill="EDEDED"/>
+      </w:pPr>
+      <w:r>
+        <w:rPr>
+          <w:rFonts w:ascii="Consolas" w:hAnsi="Consolas"/>
+          <w:sz w:val="18"/>
+        </w:rPr>
+        <w:t xml:space="preserve">    &lt;input id="nombre" name="nombre" required&gt;</w:t>
+      </w:r>
+    </w:p>
+    <w:p>
+      <w:pPr>
+        <w:spacing w:before="0" w:after="0"/>
+        <w:ind w:left="454"/>
+        <w:shd w:val="clear" w:color="auto" w:fill="EDEDED"/>
+      </w:pPr>
+      <w:r>
+        <w:rPr>
+          <w:rFonts w:ascii="Consolas" w:hAnsi="Consolas"/>
+          <w:sz w:val="18"/>
+        </w:rPr>
+        <w:t xml:space="preserve"> </w:t>
+      </w:r>
+    </w:p>
+    <w:p>
+      <w:pPr>
+        <w:spacing w:before="0" w:after="0"/>
+        <w:ind w:left="454"/>
+        <w:shd w:val="clear" w:color="auto" w:fill="EDEDED"/>
+      </w:pPr>
+      <w:r>
+        <w:rPr>
+          <w:rFonts w:ascii="Consolas" w:hAnsi="Consolas"/>
+          <w:sz w:val="18"/>
+        </w:rPr>
+        <w:t xml:space="preserve">    &lt;label for="precio"&gt;Precio&lt;/label&gt;</w:t>
+      </w:r>
+    </w:p>
+    <w:p>
+      <w:pPr>
+        <w:spacing w:before="0" w:after="0"/>
+        <w:ind w:left="454"/>
+        <w:shd w:val="clear" w:color="auto" w:fill="EDEDED"/>
+      </w:pPr>
+      <w:r>
+        <w:rPr>
+          <w:rFonts w:ascii="Consolas" w:hAnsi="Consolas"/>
+          <w:sz w:val="18"/>
+        </w:rPr>
+        <w:t xml:space="preserve">    &lt;input id="precio" name="precio" type="number" step="0.01" required&gt;</w:t>
+      </w:r>
+    </w:p>
+    <w:p>
+      <w:pPr>
+        <w:spacing w:before="0" w:after="0"/>
+        <w:ind w:left="454"/>
+        <w:shd w:val="clear" w:color="auto" w:fill="EDEDED"/>
+      </w:pPr>
+      <w:r>
+        <w:rPr>
+          <w:rFonts w:ascii="Consolas" w:hAnsi="Consolas"/>
+          <w:sz w:val="18"/>
+        </w:rPr>
+        <w:t xml:space="preserve"> </w:t>
+      </w:r>
+    </w:p>
+    <w:p>
+      <w:pPr>
+        <w:spacing w:before="0" w:after="0"/>
+        <w:ind w:left="454"/>
+        <w:shd w:val="clear" w:color="auto" w:fill="EDEDED"/>
+      </w:pPr>
+      <w:r>
+        <w:rPr>
+          <w:rFonts w:ascii="Consolas" w:hAnsi="Consolas"/>
+          <w:sz w:val="18"/>
+        </w:rPr>
+        <w:t xml:space="preserve">    &lt;button type="submit"&gt;Guardar producto&lt;/button&gt;</w:t>
+      </w:r>
+    </w:p>
+    <w:p>
+      <w:pPr>
+        <w:spacing w:before="0" w:after="0"/>
+        <w:ind w:left="454"/>
+        <w:shd w:val="clear" w:color="auto" w:fill="EDEDED"/>
+      </w:pPr>
+      <w:r>
+        <w:rPr>
+          <w:rFonts w:ascii="Consolas" w:hAnsi="Consolas"/>
+          <w:sz w:val="18"/>
+        </w:rPr>
+        <w:t xml:space="preserve">  &lt;/form&gt;</w:t>
+      </w:r>
+    </w:p>
+    <w:p>
+      <w:pPr>
+        <w:spacing w:before="0" w:after="0"/>
+        <w:ind w:left="454"/>
+        <w:shd w:val="clear" w:color="auto" w:fill="EDEDED"/>
+      </w:pPr>
+      <w:r>
+        <w:rPr>
+          <w:rFonts w:ascii="Consolas" w:hAnsi="Consolas"/>
+          <w:sz w:val="18"/>
+        </w:rPr>
+        <w:t xml:space="preserve"> </w:t>
+      </w:r>
+    </w:p>
+    <w:p>
+      <w:pPr>
+        <w:spacing w:before="0" w:after="0"/>
+        <w:ind w:left="454"/>
+        <w:shd w:val="clear" w:color="auto" w:fill="EDEDED"/>
+      </w:pPr>
+      <w:r>
+        <w:rPr>
+          <w:rFonts w:ascii="Consolas" w:hAnsi="Consolas"/>
+          <w:sz w:val="18"/>
+        </w:rPr>
+        <w:t xml:space="preserve">  &lt;section aria-label="Lista de productos" data-testid="lista-productos"&gt;</w:t>
+      </w:r>
+    </w:p>
+    <w:p>
+      <w:pPr>
+        <w:spacing w:before="0" w:after="0"/>
+        <w:ind w:left="454"/>
+        <w:shd w:val="clear" w:color="auto" w:fill="EDEDED"/>
+      </w:pPr>
+      <w:r>
+        <w:rPr>
+          <w:rFonts w:ascii="Consolas" w:hAnsi="Consolas"/>
+          <w:sz w:val="18"/>
+        </w:rPr>
+        <w:t xml:space="preserve">    {% if products %}</w:t>
+      </w:r>
+    </w:p>
+    <w:p>
+      <w:pPr>
+        <w:spacing w:before="0" w:after="0"/>
+        <w:ind w:left="454"/>
+        <w:shd w:val="clear" w:color="auto" w:fill="EDEDED"/>
+      </w:pPr>
+      <w:r>
+        <w:rPr>
+          <w:rFonts w:ascii="Consolas" w:hAnsi="Consolas"/>
+          <w:sz w:val="18"/>
+        </w:rPr>
+        <w:t xml:space="preserve">      &lt;ul&gt;</w:t>
+      </w:r>
+    </w:p>
+    <w:p>
+      <w:pPr>
+        <w:spacing w:before="0" w:after="0"/>
+        <w:ind w:left="454"/>
+        <w:shd w:val="clear" w:color="auto" w:fill="EDEDED"/>
+      </w:pPr>
+      <w:r>
+        <w:rPr>
+          <w:rFonts w:ascii="Consolas" w:hAnsi="Consolas"/>
+          <w:sz w:val="18"/>
+        </w:rPr>
+        <w:t xml:space="preserve">        {% for product in products %}</w:t>
+      </w:r>
+    </w:p>
+    <w:p>
+      <w:pPr>
+        <w:spacing w:before="0" w:after="0"/>
+        <w:ind w:left="454"/>
+        <w:shd w:val="clear" w:color="auto" w:fill="EDEDED"/>
+      </w:pPr>
+      <w:r>
+        <w:rPr>
+          <w:rFonts w:ascii="Consolas" w:hAnsi="Consolas"/>
+          <w:sz w:val="18"/>
+        </w:rPr>
+        <w:t xml:space="preserve">          &lt;li data-testid="producto-row"&gt;</w:t>
+      </w:r>
+    </w:p>
+    <w:p>
+      <w:pPr>
+        <w:spacing w:before="0" w:after="0"/>
+        <w:ind w:left="454"/>
+        <w:shd w:val="clear" w:color="auto" w:fill="EDEDED"/>
+      </w:pPr>
+      <w:r>
+        <w:rPr>
+          <w:rFonts w:ascii="Consolas" w:hAnsi="Consolas"/>
+          <w:sz w:val="18"/>
+        </w:rPr>
+        <w:t xml:space="preserve">            &lt;span&gt;{{ product.nombre }}&lt;/span&gt;</w:t>
+      </w:r>
+    </w:p>
+    <w:p>
+      <w:pPr>
+        <w:spacing w:before="0" w:after="0"/>
+        <w:ind w:left="454"/>
+        <w:shd w:val="clear" w:color="auto" w:fill="EDEDED"/>
+      </w:pPr>
+      <w:r>
+        <w:rPr>
+          <w:rFonts w:ascii="Consolas" w:hAnsi="Consolas"/>
+          <w:sz w:val="18"/>
+        </w:rPr>
+        <w:t xml:space="preserve">            &lt;span&gt;{{ product.precio }}&lt;/span&gt;</w:t>
+      </w:r>
+    </w:p>
+    <w:p>
+      <w:pPr>
+        <w:spacing w:before="0" w:after="0"/>
+        <w:ind w:left="454"/>
+        <w:shd w:val="clear" w:color="auto" w:fill="EDEDED"/>
+      </w:pPr>
+      <w:r>
+        <w:rPr>
+          <w:rFonts w:ascii="Consolas" w:hAnsi="Consolas"/>
+          <w:sz w:val="18"/>
+        </w:rPr>
+        <w:t xml:space="preserve">          &lt;/li&gt;</w:t>
+      </w:r>
+    </w:p>
+    <w:p>
+      <w:pPr>
+        <w:spacing w:before="0" w:after="0"/>
+        <w:ind w:left="454"/>
+        <w:shd w:val="clear" w:color="auto" w:fill="EDEDED"/>
+      </w:pPr>
+      <w:r>
+        <w:rPr>
+          <w:rFonts w:ascii="Consolas" w:hAnsi="Consolas"/>
+          <w:sz w:val="18"/>
+        </w:rPr>
+        <w:t xml:space="preserve">        {% endfor %}</w:t>
+      </w:r>
+    </w:p>
+    <w:p>
+      <w:pPr>
+        <w:spacing w:before="0" w:after="0"/>
+        <w:ind w:left="454"/>
+        <w:shd w:val="clear" w:color="auto" w:fill="EDEDED"/>
+      </w:pPr>
+      <w:r>
+        <w:rPr>
+          <w:rFonts w:ascii="Consolas" w:hAnsi="Consolas"/>
+          <w:sz w:val="18"/>
+        </w:rPr>
+        <w:t xml:space="preserve">      &lt;/ul&gt;</w:t>
+      </w:r>
+    </w:p>
+    <w:p>
+      <w:pPr>
+        <w:spacing w:before="0" w:after="0"/>
+        <w:ind w:left="454"/>
+        <w:shd w:val="clear" w:color="auto" w:fill="EDEDED"/>
+      </w:pPr>
+      <w:r>
+        <w:rPr>
+          <w:rFonts w:ascii="Consolas" w:hAnsi="Consolas"/>
+          <w:sz w:val="18"/>
+        </w:rPr>
+        <w:t xml:space="preserve">    {% else %}</w:t>
+      </w:r>
+    </w:p>
+    <w:p>
+      <w:pPr>
+        <w:spacing w:before="0" w:after="0"/>
+        <w:ind w:left="454"/>
+        <w:shd w:val="clear" w:color="auto" w:fill="EDEDED"/>
+      </w:pPr>
+      <w:r>
+        <w:rPr>
+          <w:rFonts w:ascii="Consolas" w:hAnsi="Consolas"/>
+          <w:sz w:val="18"/>
+        </w:rPr>
+        <w:t xml:space="preserve">      &lt;p&gt;No hay productos.&lt;/p&gt;</w:t>
+      </w:r>
+    </w:p>
+    <w:p>
+      <w:pPr>
+        <w:spacing w:before="0" w:after="0"/>
+        <w:ind w:left="454"/>
+        <w:shd w:val="clear" w:color="auto" w:fill="EDEDED"/>
+      </w:pPr>
+      <w:r>
+        <w:rPr>
+          <w:rFonts w:ascii="Consolas" w:hAnsi="Consolas"/>
+          <w:sz w:val="18"/>
+        </w:rPr>
+        <w:t xml:space="preserve">    {% endif %}</w:t>
+      </w:r>
+    </w:p>
+    <w:p>
+      <w:pPr>
+        <w:spacing w:before="0" w:after="0"/>
+        <w:ind w:left="454"/>
+        <w:shd w:val="clear" w:color="auto" w:fill="EDEDED"/>
+      </w:pPr>
+      <w:r>
+        <w:rPr>
+          <w:rFonts w:ascii="Consolas" w:hAnsi="Consolas"/>
+          <w:sz w:val="18"/>
+        </w:rPr>
+        <w:t xml:space="preserve">  &lt;/section&gt;</w:t>
+      </w:r>
+    </w:p>
+    <w:p>
+      <w:pPr>
+        <w:spacing w:before="0" w:after="0"/>
+        <w:ind w:left="454"/>
+        <w:shd w:val="clear" w:color="auto" w:fill="EDEDED"/>
+      </w:pPr>
+      <w:r>
+        <w:rPr>
+          <w:rFonts w:ascii="Consolas" w:hAnsi="Consolas"/>
+          <w:sz w:val="18"/>
+        </w:rPr>
+        <w:t>{% endblock %}</w:t>
+      </w:r>
+    </w:p>
+    <w:p>
+      <w:pPr>
+        <w:spacing w:before="0" w:after="0"/>
+        <w:ind w:left="454"/>
+        <w:shd w:val="clear" w:color="auto" w:fill="EDEDED"/>
+      </w:pPr>
+      <w:r>
+        <w:rPr>
+          <w:rFonts w:ascii="Consolas" w:hAnsi="Consolas"/>
+          <w:sz w:val="18"/>
+        </w:rPr>
+        <w:t xml:space="preserve"> </w:t>
+      </w:r>
+    </w:p>
+    <w:p>
+      <w:pPr>
+        <w:pStyle w:val="Heading5"/>
+      </w:pPr>
+      <w:r>
+        <w:t>Configuración: playwright.flask.config.js</w:t>
+      </w:r>
+    </w:p>
+    <w:p>
+      <w:pPr>
+        <w:spacing w:before="0" w:after="0"/>
+        <w:ind w:left="454"/>
+        <w:shd w:val="clear" w:color="auto" w:fill="EDEDED"/>
+      </w:pPr>
+      <w:r>
+        <w:rPr>
+          <w:rFonts w:ascii="Consolas" w:hAnsi="Consolas"/>
+          <w:sz w:val="18"/>
+        </w:rPr>
+        <w:t>import { defineConfig } from "@playwright/test";</w:t>
+      </w:r>
+    </w:p>
+    <w:p>
+      <w:pPr>
+        <w:spacing w:before="0" w:after="0"/>
+        <w:ind w:left="454"/>
+        <w:shd w:val="clear" w:color="auto" w:fill="EDEDED"/>
+      </w:pPr>
+      <w:r>
+        <w:rPr>
+          <w:rFonts w:ascii="Consolas" w:hAnsi="Consolas"/>
+          <w:sz w:val="18"/>
+        </w:rPr>
+        <w:t xml:space="preserve"> </w:t>
+      </w:r>
+    </w:p>
+    <w:p>
+      <w:pPr>
+        <w:spacing w:before="0" w:after="0"/>
+        <w:ind w:left="454"/>
+        <w:shd w:val="clear" w:color="auto" w:fill="EDEDED"/>
+      </w:pPr>
+      <w:r>
+        <w:rPr>
+          <w:rFonts w:ascii="Consolas" w:hAnsi="Consolas"/>
+          <w:sz w:val="18"/>
+        </w:rPr>
+        <w:t>export default defineConfig({</w:t>
+      </w:r>
+    </w:p>
+    <w:p>
+      <w:pPr>
+        <w:spacing w:before="0" w:after="0"/>
+        <w:ind w:left="454"/>
+        <w:shd w:val="clear" w:color="auto" w:fill="EDEDED"/>
+      </w:pPr>
+      <w:r>
+        <w:rPr>
+          <w:rFonts w:ascii="Consolas" w:hAnsi="Consolas"/>
+          <w:sz w:val="18"/>
+        </w:rPr>
+        <w:t xml:space="preserve">  testDir: "./tests/e2e",</w:t>
+      </w:r>
+    </w:p>
+    <w:p>
+      <w:pPr>
+        <w:spacing w:before="0" w:after="0"/>
+        <w:ind w:left="454"/>
+        <w:shd w:val="clear" w:color="auto" w:fill="EDEDED"/>
+      </w:pPr>
+      <w:r>
+        <w:rPr>
+          <w:rFonts w:ascii="Consolas" w:hAnsi="Consolas"/>
+          <w:sz w:val="18"/>
+        </w:rPr>
+        <w:t xml:space="preserve">  testMatch: "**/flask_jinja.spec.js",</w:t>
+      </w:r>
+    </w:p>
+    <w:p>
+      <w:pPr>
+        <w:spacing w:before="0" w:after="0"/>
+        <w:ind w:left="454"/>
+        <w:shd w:val="clear" w:color="auto" w:fill="EDEDED"/>
+      </w:pPr>
+      <w:r>
+        <w:rPr>
+          <w:rFonts w:ascii="Consolas" w:hAnsi="Consolas"/>
+          <w:sz w:val="18"/>
+        </w:rPr>
+        <w:t xml:space="preserve">  timeout: 10_000,</w:t>
+      </w:r>
+    </w:p>
+    <w:p>
+      <w:pPr>
+        <w:spacing w:before="0" w:after="0"/>
+        <w:ind w:left="454"/>
+        <w:shd w:val="clear" w:color="auto" w:fill="EDEDED"/>
+      </w:pPr>
+      <w:r>
+        <w:rPr>
+          <w:rFonts w:ascii="Consolas" w:hAnsi="Consolas"/>
+          <w:sz w:val="18"/>
+        </w:rPr>
+        <w:t xml:space="preserve">  use: {</w:t>
+      </w:r>
+    </w:p>
+    <w:p>
+      <w:pPr>
+        <w:spacing w:before="0" w:after="0"/>
+        <w:ind w:left="454"/>
+        <w:shd w:val="clear" w:color="auto" w:fill="EDEDED"/>
+      </w:pPr>
+      <w:r>
+        <w:rPr>
+          <w:rFonts w:ascii="Consolas" w:hAnsi="Consolas"/>
+          <w:sz w:val="18"/>
+        </w:rPr>
+        <w:t xml:space="preserve">    baseURL: "http://127.0.0.1:5017",</w:t>
+      </w:r>
+    </w:p>
+    <w:p>
+      <w:pPr>
+        <w:spacing w:before="0" w:after="0"/>
+        <w:ind w:left="454"/>
+        <w:shd w:val="clear" w:color="auto" w:fill="EDEDED"/>
+      </w:pPr>
+      <w:r>
+        <w:rPr>
+          <w:rFonts w:ascii="Consolas" w:hAnsi="Consolas"/>
+          <w:sz w:val="18"/>
+        </w:rPr>
+        <w:t xml:space="preserve">    screenshot: "only-on-failure",</w:t>
+      </w:r>
+    </w:p>
+    <w:p>
+      <w:pPr>
+        <w:spacing w:before="0" w:after="0"/>
+        <w:ind w:left="454"/>
+        <w:shd w:val="clear" w:color="auto" w:fill="EDEDED"/>
+      </w:pPr>
+      <w:r>
+        <w:rPr>
+          <w:rFonts w:ascii="Consolas" w:hAnsi="Consolas"/>
+          <w:sz w:val="18"/>
+        </w:rPr>
+        <w:t xml:space="preserve">    trace: "retain-on-failure",</w:t>
+      </w:r>
+    </w:p>
+    <w:p>
+      <w:pPr>
+        <w:spacing w:before="0" w:after="0"/>
+        <w:ind w:left="454"/>
+        <w:shd w:val="clear" w:color="auto" w:fill="EDEDED"/>
+      </w:pPr>
+      <w:r>
+        <w:rPr>
+          <w:rFonts w:ascii="Consolas" w:hAnsi="Consolas"/>
+          <w:sz w:val="18"/>
+        </w:rPr>
+        <w:t xml:space="preserve">    video: "retain-on-failure"</w:t>
+      </w:r>
+    </w:p>
+    <w:p>
+      <w:pPr>
+        <w:spacing w:before="0" w:after="0"/>
+        <w:ind w:left="454"/>
+        <w:shd w:val="clear" w:color="auto" w:fill="EDEDED"/>
+      </w:pPr>
+      <w:r>
+        <w:rPr>
+          <w:rFonts w:ascii="Consolas" w:hAnsi="Consolas"/>
+          <w:sz w:val="18"/>
+        </w:rPr>
+        <w:t xml:space="preserve">  },</w:t>
+      </w:r>
+    </w:p>
+    <w:p>
+      <w:pPr>
+        <w:spacing w:before="0" w:after="0"/>
+        <w:ind w:left="454"/>
+        <w:shd w:val="clear" w:color="auto" w:fill="EDEDED"/>
+      </w:pPr>
+      <w:r>
+        <w:rPr>
+          <w:rFonts w:ascii="Consolas" w:hAnsi="Consolas"/>
+          <w:sz w:val="18"/>
+        </w:rPr>
+        <w:t xml:space="preserve">  webServer: {</w:t>
+      </w:r>
+    </w:p>
+    <w:p>
+      <w:pPr>
+        <w:spacing w:before="0" w:after="0"/>
+        <w:ind w:left="454"/>
+        <w:shd w:val="clear" w:color="auto" w:fill="EDEDED"/>
+      </w:pPr>
+      <w:r>
+        <w:rPr>
+          <w:rFonts w:ascii="Consolas" w:hAnsi="Consolas"/>
+          <w:sz w:val="18"/>
+        </w:rPr>
+        <w:t xml:space="preserve">    command: "python -m flask --app flask_jinja_demo/app.py run --host 127.0.0.1 --port 5017",</w:t>
+      </w:r>
+    </w:p>
+    <w:p>
+      <w:pPr>
+        <w:spacing w:before="0" w:after="0"/>
+        <w:ind w:left="454"/>
+        <w:shd w:val="clear" w:color="auto" w:fill="EDEDED"/>
+      </w:pPr>
+      <w:r>
+        <w:rPr>
+          <w:rFonts w:ascii="Consolas" w:hAnsi="Consolas"/>
+          <w:sz w:val="18"/>
+        </w:rPr>
+        <w:t xml:space="preserve">    url: "http://127.0.0.1:5017",</w:t>
+      </w:r>
+    </w:p>
+    <w:p>
+      <w:pPr>
+        <w:spacing w:before="0" w:after="0"/>
+        <w:ind w:left="454"/>
+        <w:shd w:val="clear" w:color="auto" w:fill="EDEDED"/>
+      </w:pPr>
+      <w:r>
+        <w:rPr>
+          <w:rFonts w:ascii="Consolas" w:hAnsi="Consolas"/>
+          <w:sz w:val="18"/>
+        </w:rPr>
+        <w:t xml:space="preserve">    reuseExistingServer: !process.env.CI,</w:t>
+      </w:r>
+    </w:p>
+    <w:p>
+      <w:pPr>
+        <w:spacing w:before="0" w:after="0"/>
+        <w:ind w:left="454"/>
+        <w:shd w:val="clear" w:color="auto" w:fill="EDEDED"/>
+      </w:pPr>
+      <w:r>
+        <w:rPr>
+          <w:rFonts w:ascii="Consolas" w:hAnsi="Consolas"/>
+          <w:sz w:val="18"/>
+        </w:rPr>
+        <w:t xml:space="preserve">    timeout: 120_000</w:t>
+      </w:r>
+    </w:p>
+    <w:p>
+      <w:pPr>
+        <w:spacing w:before="0" w:after="0"/>
+        <w:ind w:left="454"/>
+        <w:shd w:val="clear" w:color="auto" w:fill="EDEDED"/>
+      </w:pPr>
+      <w:r>
+        <w:rPr>
+          <w:rFonts w:ascii="Consolas" w:hAnsi="Consolas"/>
+          <w:sz w:val="18"/>
+        </w:rPr>
+        <w:t xml:space="preserve">  }</w:t>
+      </w:r>
+    </w:p>
+    <w:p>
+      <w:pPr>
+        <w:spacing w:before="0" w:after="0"/>
+        <w:ind w:left="454"/>
+        <w:shd w:val="clear" w:color="auto" w:fill="EDEDED"/>
+      </w:pPr>
+      <w:r>
+        <w:rPr>
+          <w:rFonts w:ascii="Consolas" w:hAnsi="Consolas"/>
+          <w:sz w:val="18"/>
+        </w:rPr>
+        <w:t>});</w:t>
+      </w:r>
+    </w:p>
+    <w:p>
+      <w:pPr>
+        <w:spacing w:before="0" w:after="0"/>
+        <w:ind w:left="454"/>
+        <w:shd w:val="clear" w:color="auto" w:fill="EDEDED"/>
+      </w:pPr>
+      <w:r>
+        <w:rPr>
+          <w:rFonts w:ascii="Consolas" w:hAnsi="Consolas"/>
+          <w:sz w:val="18"/>
+        </w:rPr>
+        <w:t xml:space="preserve"> </w:t>
+      </w:r>
+    </w:p>
+    <w:p>
+      <w:pPr>
+        <w:pStyle w:val="Heading5"/>
+      </w:pPr>
+      <w:r>
+        <w:t>Spec E2E: tests/e2e/flask_jinja.spec.js</w:t>
       </w:r>
     </w:p>
     <w:p>
@@ -5771,7 +8075,7 @@
           <w:rFonts w:ascii="Consolas" w:hAnsi="Consolas"/>
           <w:sz w:val="18"/>
         </w:rPr>
-        <w:t>test.describe("Flujo de Inventario", () =&gt; {</w:t>
+        <w:t>test.describe("Inventario Flask y Jinja", () =&gt; {</w:t>
       </w:r>
     </w:p>
     <w:p>
@@ -5799,7 +8103,7 @@
           <w:rFonts w:ascii="Consolas" w:hAnsi="Consolas"/>
           <w:sz w:val="18"/>
         </w:rPr>
-        <w:t xml:space="preserve">    await page.goto("http://localhost:5173");</w:t>
+        <w:t xml:space="preserve">    await page.goto("/productos");</w:t>
       </w:r>
     </w:p>
     <w:p>
@@ -5841,91 +8145,49 @@
           <w:rFonts w:ascii="Consolas" w:hAnsi="Consolas"/>
           <w:sz w:val="18"/>
         </w:rPr>
-        <w:t xml:space="preserve">  test("login y crear producto", async ({ page }) =&gt; {</w:t>
-      </w:r>
-    </w:p>
-    <w:p>
-      <w:pPr>
-        <w:spacing w:before="0" w:after="0"/>
-        <w:ind w:left="454"/>
-        <w:shd w:val="clear" w:color="auto" w:fill="EDEDED"/>
-      </w:pPr>
-      <w:r>
-        <w:rPr>
-          <w:rFonts w:ascii="Consolas" w:hAnsi="Consolas"/>
-          <w:sz w:val="18"/>
-        </w:rPr>
-        <w:t xml:space="preserve">    await page.fill("[data-testid=email]", "admin@sena.edu.co");</w:t>
-      </w:r>
-    </w:p>
-    <w:p>
-      <w:pPr>
-        <w:spacing w:before="0" w:after="0"/>
-        <w:ind w:left="454"/>
-        <w:shd w:val="clear" w:color="auto" w:fill="EDEDED"/>
-      </w:pPr>
-      <w:r>
-        <w:rPr>
-          <w:rFonts w:ascii="Consolas" w:hAnsi="Consolas"/>
-          <w:sz w:val="18"/>
-        </w:rPr>
-        <w:t xml:space="preserve">    await page.fill("[data-testid=password]", "admin123");</w:t>
-      </w:r>
-    </w:p>
-    <w:p>
-      <w:pPr>
-        <w:spacing w:before="0" w:after="0"/>
-        <w:ind w:left="454"/>
-        <w:shd w:val="clear" w:color="auto" w:fill="EDEDED"/>
-      </w:pPr>
-      <w:r>
-        <w:rPr>
-          <w:rFonts w:ascii="Consolas" w:hAnsi="Consolas"/>
-          <w:sz w:val="18"/>
-        </w:rPr>
-        <w:t xml:space="preserve">    await page.click("[data-testid=login-btn]");</w:t>
-      </w:r>
-    </w:p>
-    <w:p>
-      <w:pPr>
-        <w:spacing w:before="0" w:after="0"/>
-        <w:ind w:left="454"/>
-        <w:shd w:val="clear" w:color="auto" w:fill="EDEDED"/>
-      </w:pPr>
-      <w:r>
-        <w:rPr>
-          <w:rFonts w:ascii="Consolas" w:hAnsi="Consolas"/>
-          <w:sz w:val="18"/>
-        </w:rPr>
-        <w:t xml:space="preserve">    await expect(page).toHaveURL(/dashboard/);</w:t>
-      </w:r>
-    </w:p>
-    <w:p>
-      <w:pPr>
-        <w:spacing w:before="0" w:after="0"/>
-        <w:ind w:left="454"/>
-        <w:shd w:val="clear" w:color="auto" w:fill="EDEDED"/>
-      </w:pPr>
-      <w:r>
-        <w:rPr>
-          <w:rFonts w:ascii="Consolas" w:hAnsi="Consolas"/>
-          <w:sz w:val="18"/>
-        </w:rPr>
-        <w:t xml:space="preserve">    await page.click("text=Productos");</w:t>
-      </w:r>
-    </w:p>
-    <w:p>
-      <w:pPr>
-        <w:spacing w:before="0" w:after="0"/>
-        <w:ind w:left="454"/>
-        <w:shd w:val="clear" w:color="auto" w:fill="EDEDED"/>
-      </w:pPr>
-      <w:r>
-        <w:rPr>
-          <w:rFonts w:ascii="Consolas" w:hAnsi="Consolas"/>
-          <w:sz w:val="18"/>
-        </w:rPr>
-        <w:t xml:space="preserve">    await expect(page.locator("h1")).toContainText("Lista de Productos");</w:t>
+        <w:t xml:space="preserve">  test("renderiza la lista inicial desde una plantilla Jinja", async ({ page }) =&gt; {</w:t>
+      </w:r>
+    </w:p>
+    <w:p>
+      <w:pPr>
+        <w:spacing w:before="0" w:after="0"/>
+        <w:ind w:left="454"/>
+        <w:shd w:val="clear" w:color="auto" w:fill="EDEDED"/>
+      </w:pPr>
+      <w:r>
+        <w:rPr>
+          <w:rFonts w:ascii="Consolas" w:hAnsi="Consolas"/>
+          <w:sz w:val="18"/>
+        </w:rPr>
+        <w:t xml:space="preserve">    await expect(page).toHaveTitle(/Productos \| Inventario/);</w:t>
+      </w:r>
+    </w:p>
+    <w:p>
+      <w:pPr>
+        <w:spacing w:before="0" w:after="0"/>
+        <w:ind w:left="454"/>
+        <w:shd w:val="clear" w:color="auto" w:fill="EDEDED"/>
+      </w:pPr>
+      <w:r>
+        <w:rPr>
+          <w:rFonts w:ascii="Consolas" w:hAnsi="Consolas"/>
+          <w:sz w:val="18"/>
+        </w:rPr>
+        <w:t xml:space="preserve">    await expect(page.getByRole("heading", { name: "Productos" })).toBeVisible();</w:t>
+      </w:r>
+    </w:p>
+    <w:p>
+      <w:pPr>
+        <w:spacing w:before="0" w:after="0"/>
+        <w:ind w:left="454"/>
+        <w:shd w:val="clear" w:color="auto" w:fill="EDEDED"/>
+      </w:pPr>
+      <w:r>
+        <w:rPr>
+          <w:rFonts w:ascii="Consolas" w:hAnsi="Consolas"/>
+          <w:sz w:val="18"/>
+        </w:rPr>
+        <w:t xml:space="preserve">    await expect(page.getByTestId("lista-productos")).toContainText("No hay productos");</w:t>
       </w:r>
     </w:p>
     <w:p>
@@ -5967,77 +8229,105 @@
           <w:rFonts w:ascii="Consolas" w:hAnsi="Consolas"/>
           <w:sz w:val="18"/>
         </w:rPr>
-        <w:t xml:space="preserve">  test("validacion de precio negativo", async ({ page }) =&gt; {</w:t>
-      </w:r>
-    </w:p>
-    <w:p>
-      <w:pPr>
-        <w:spacing w:before="0" w:after="0"/>
-        <w:ind w:left="454"/>
-        <w:shd w:val="clear" w:color="auto" w:fill="EDEDED"/>
-      </w:pPr>
-      <w:r>
-        <w:rPr>
-          <w:rFonts w:ascii="Consolas" w:hAnsi="Consolas"/>
-          <w:sz w:val="18"/>
-        </w:rPr>
-        <w:t xml:space="preserve">    await page.click("[data-testid=new-product]");</w:t>
-      </w:r>
-    </w:p>
-    <w:p>
-      <w:pPr>
-        <w:spacing w:before="0" w:after="0"/>
-        <w:ind w:left="454"/>
-        <w:shd w:val="clear" w:color="auto" w:fill="EDEDED"/>
-      </w:pPr>
-      <w:r>
-        <w:rPr>
-          <w:rFonts w:ascii="Consolas" w:hAnsi="Consolas"/>
-          <w:sz w:val="18"/>
-        </w:rPr>
-        <w:t xml:space="preserve">    await page.fill("[data-testid=nombre]", "Test");</w:t>
-      </w:r>
-    </w:p>
-    <w:p>
-      <w:pPr>
-        <w:spacing w:before="0" w:after="0"/>
-        <w:ind w:left="454"/>
-        <w:shd w:val="clear" w:color="auto" w:fill="EDEDED"/>
-      </w:pPr>
-      <w:r>
-        <w:rPr>
-          <w:rFonts w:ascii="Consolas" w:hAnsi="Consolas"/>
-          <w:sz w:val="18"/>
-        </w:rPr>
-        <w:t xml:space="preserve">    await page.fill("[data-testid=precio]", "-50");</w:t>
-      </w:r>
-    </w:p>
-    <w:p>
-      <w:pPr>
-        <w:spacing w:before="0" w:after="0"/>
-        <w:ind w:left="454"/>
-        <w:shd w:val="clear" w:color="auto" w:fill="EDEDED"/>
-      </w:pPr>
-      <w:r>
-        <w:rPr>
-          <w:rFonts w:ascii="Consolas" w:hAnsi="Consolas"/>
-          <w:sz w:val="18"/>
-        </w:rPr>
-        <w:t xml:space="preserve">    await page.click("[data-testid=save]");</w:t>
-      </w:r>
-    </w:p>
-    <w:p>
-      <w:pPr>
-        <w:spacing w:before="0" w:after="0"/>
-        <w:ind w:left="454"/>
-        <w:shd w:val="clear" w:color="auto" w:fill="EDEDED"/>
-      </w:pPr>
-      <w:r>
-        <w:rPr>
-          <w:rFonts w:ascii="Consolas" w:hAnsi="Consolas"/>
-          <w:sz w:val="18"/>
-        </w:rPr>
-        <w:t xml:space="preserve">    await expect(page.locator(".error")).toContainText(/precio/i);</w:t>
+        <w:t xml:space="preserve">  test("crea un producto y sigue el redirect de Flask", async ({ page }) =&gt; {</w:t>
+      </w:r>
+    </w:p>
+    <w:p>
+      <w:pPr>
+        <w:spacing w:before="0" w:after="0"/>
+        <w:ind w:left="454"/>
+        <w:shd w:val="clear" w:color="auto" w:fill="EDEDED"/>
+      </w:pPr>
+      <w:r>
+        <w:rPr>
+          <w:rFonts w:ascii="Consolas" w:hAnsi="Consolas"/>
+          <w:sz w:val="18"/>
+        </w:rPr>
+        <w:t xml:space="preserve">    await page.getByLabel("Nombre").fill("Teclado");</w:t>
+      </w:r>
+    </w:p>
+    <w:p>
+      <w:pPr>
+        <w:spacing w:before="0" w:after="0"/>
+        <w:ind w:left="454"/>
+        <w:shd w:val="clear" w:color="auto" w:fill="EDEDED"/>
+      </w:pPr>
+      <w:r>
+        <w:rPr>
+          <w:rFonts w:ascii="Consolas" w:hAnsi="Consolas"/>
+          <w:sz w:val="18"/>
+        </w:rPr>
+        <w:t xml:space="preserve">    await page.getByLabel("Precio").fill("45");</w:t>
+      </w:r>
+    </w:p>
+    <w:p>
+      <w:pPr>
+        <w:spacing w:before="0" w:after="0"/>
+        <w:ind w:left="454"/>
+        <w:shd w:val="clear" w:color="auto" w:fill="EDEDED"/>
+      </w:pPr>
+      <w:r>
+        <w:rPr>
+          <w:rFonts w:ascii="Consolas" w:hAnsi="Consolas"/>
+          <w:sz w:val="18"/>
+        </w:rPr>
+        <w:t xml:space="preserve">    await page.getByRole("button", { name: "Guardar producto" }).click();</w:t>
+      </w:r>
+    </w:p>
+    <w:p>
+      <w:pPr>
+        <w:spacing w:before="0" w:after="0"/>
+        <w:ind w:left="454"/>
+        <w:shd w:val="clear" w:color="auto" w:fill="EDEDED"/>
+      </w:pPr>
+      <w:r>
+        <w:rPr>
+          <w:rFonts w:ascii="Consolas" w:hAnsi="Consolas"/>
+          <w:sz w:val="18"/>
+        </w:rPr>
+        <w:t xml:space="preserve"> </w:t>
+      </w:r>
+    </w:p>
+    <w:p>
+      <w:pPr>
+        <w:spacing w:before="0" w:after="0"/>
+        <w:ind w:left="454"/>
+        <w:shd w:val="clear" w:color="auto" w:fill="EDEDED"/>
+      </w:pPr>
+      <w:r>
+        <w:rPr>
+          <w:rFonts w:ascii="Consolas" w:hAnsi="Consolas"/>
+          <w:sz w:val="18"/>
+        </w:rPr>
+        <w:t xml:space="preserve">    await expect(page).toHaveURL(/\/productos$/);</w:t>
+      </w:r>
+    </w:p>
+    <w:p>
+      <w:pPr>
+        <w:spacing w:before="0" w:after="0"/>
+        <w:ind w:left="454"/>
+        <w:shd w:val="clear" w:color="auto" w:fill="EDEDED"/>
+      </w:pPr>
+      <w:r>
+        <w:rPr>
+          <w:rFonts w:ascii="Consolas" w:hAnsi="Consolas"/>
+          <w:sz w:val="18"/>
+        </w:rPr>
+        <w:t xml:space="preserve">    await expect(page.getByRole("status")).toContainText("Producto creado");</w:t>
+      </w:r>
+    </w:p>
+    <w:p>
+      <w:pPr>
+        <w:spacing w:before="0" w:after="0"/>
+        <w:ind w:left="454"/>
+        <w:shd w:val="clear" w:color="auto" w:fill="EDEDED"/>
+      </w:pPr>
+      <w:r>
+        <w:rPr>
+          <w:rFonts w:ascii="Consolas" w:hAnsi="Consolas"/>
+          <w:sz w:val="18"/>
+        </w:rPr>
+        <w:t xml:space="preserve">    await expect(page.getByTestId("producto-row")).toContainText("Teclado");</w:t>
       </w:r>
     </w:p>
     <w:p>
@@ -6079,21 +8369,91 @@
           <w:rFonts w:ascii="Consolas" w:hAnsi="Consolas"/>
           <w:sz w:val="18"/>
         </w:rPr>
-        <w:t xml:space="preserve">  test("screenshot del dashboard", async ({ page }) =&gt; {</w:t>
-      </w:r>
-    </w:p>
-    <w:p>
-      <w:pPr>
-        <w:spacing w:before="0" w:after="0"/>
-        <w:ind w:left="454"/>
-        <w:shd w:val="clear" w:color="auto" w:fill="EDEDED"/>
-      </w:pPr>
-      <w:r>
-        <w:rPr>
-          <w:rFonts w:ascii="Consolas" w:hAnsi="Consolas"/>
-          <w:sz w:val="18"/>
-        </w:rPr>
-        <w:t xml:space="preserve">    await page.screenshot({ path: "screenshots/dashboard.png", fullPage: true });</w:t>
+        <w:t xml:space="preserve">  test("muestra el error del servidor para un precio invalido", async ({ page }) =&gt; {</w:t>
+      </w:r>
+    </w:p>
+    <w:p>
+      <w:pPr>
+        <w:spacing w:before="0" w:after="0"/>
+        <w:ind w:left="454"/>
+        <w:shd w:val="clear" w:color="auto" w:fill="EDEDED"/>
+      </w:pPr>
+      <w:r>
+        <w:rPr>
+          <w:rFonts w:ascii="Consolas" w:hAnsi="Consolas"/>
+          <w:sz w:val="18"/>
+        </w:rPr>
+        <w:t xml:space="preserve">    await page.getByLabel("Nombre").fill("Producto de prueba");</w:t>
+      </w:r>
+    </w:p>
+    <w:p>
+      <w:pPr>
+        <w:spacing w:before="0" w:after="0"/>
+        <w:ind w:left="454"/>
+        <w:shd w:val="clear" w:color="auto" w:fill="EDEDED"/>
+      </w:pPr>
+      <w:r>
+        <w:rPr>
+          <w:rFonts w:ascii="Consolas" w:hAnsi="Consolas"/>
+          <w:sz w:val="18"/>
+        </w:rPr>
+        <w:t xml:space="preserve">    await page.getByLabel("Precio").fill("-5");</w:t>
+      </w:r>
+    </w:p>
+    <w:p>
+      <w:pPr>
+        <w:spacing w:before="0" w:after="0"/>
+        <w:ind w:left="454"/>
+        <w:shd w:val="clear" w:color="auto" w:fill="EDEDED"/>
+      </w:pPr>
+      <w:r>
+        <w:rPr>
+          <w:rFonts w:ascii="Consolas" w:hAnsi="Consolas"/>
+          <w:sz w:val="18"/>
+        </w:rPr>
+        <w:t xml:space="preserve">    await page.getByRole("button", { name: "Guardar producto" }).click();</w:t>
+      </w:r>
+    </w:p>
+    <w:p>
+      <w:pPr>
+        <w:spacing w:before="0" w:after="0"/>
+        <w:ind w:left="454"/>
+        <w:shd w:val="clear" w:color="auto" w:fill="EDEDED"/>
+      </w:pPr>
+      <w:r>
+        <w:rPr>
+          <w:rFonts w:ascii="Consolas" w:hAnsi="Consolas"/>
+          <w:sz w:val="18"/>
+        </w:rPr>
+        <w:t xml:space="preserve"> </w:t>
+      </w:r>
+    </w:p>
+    <w:p>
+      <w:pPr>
+        <w:spacing w:before="0" w:after="0"/>
+        <w:ind w:left="454"/>
+        <w:shd w:val="clear" w:color="auto" w:fill="EDEDED"/>
+      </w:pPr>
+      <w:r>
+        <w:rPr>
+          <w:rFonts w:ascii="Consolas" w:hAnsi="Consolas"/>
+          <w:sz w:val="18"/>
+        </w:rPr>
+        <w:t xml:space="preserve">    await expect(page.getByRole("alert")).toContainText(/mayor que cero/i);</w:t>
+      </w:r>
+    </w:p>
+    <w:p>
+      <w:pPr>
+        <w:spacing w:before="0" w:after="0"/>
+        <w:ind w:left="454"/>
+        <w:shd w:val="clear" w:color="auto" w:fill="EDEDED"/>
+      </w:pPr>
+      <w:r>
+        <w:rPr>
+          <w:rFonts w:ascii="Consolas" w:hAnsi="Consolas"/>
+          <w:sz w:val="18"/>
+        </w:rPr>
+        <w:t xml:space="preserve">    await expect(page.getByTestId("lista-productos")).toContainText("No hay productos");</w:t>
       </w:r>
     </w:p>
     <w:p>
@@ -6136,6 +8496,19 @@
           <w:sz w:val="18"/>
         </w:rPr>
         <w:t xml:space="preserve"> </w:t>
+      </w:r>
+    </w:p>
+    <w:p>
+      <w:pPr>
+        <w:pStyle w:val="Heading4"/>
+      </w:pPr>
+      <w:r>
+        <w:t>Regla de separación</w:t>
+      </w:r>
+    </w:p>
+    <w:p>
+      <w:r>
+        <w:t>Prueba con client.get() y client.post() las reglas del servidor, validaciones y códigos HTTP. Prueba con Playwright los caminos críticos que una persona ejecuta en el navegador. El mismo requisito puede tener ambas pruebas, pero cada una aporta una evidencia diferente.</w:t>
       </w:r>
     </w:p>
     <w:tbl>
@@ -8885,50 +11258,50 @@
     </w:p>
     <w:p>
       <w:pPr>
-        <w:pStyle w:val="ListNumber"/>
-      </w:pPr>
-      <w:r>
-        <w:t>Identifica los tipos de prueba de acuerdo con la pirámide de testing y sus criterios de aceptación.</w:t>
-      </w:r>
-    </w:p>
-    <w:p>
-      <w:pPr>
-        <w:pStyle w:val="ListNumber"/>
-      </w:pPr>
-      <w:r>
-        <w:t>Ejecuta pruebas automatizadas unitarias, de integración y end-to-end siguiendo una metodología establecida.</w:t>
-      </w:r>
-    </w:p>
-    <w:p>
-      <w:pPr>
-        <w:pStyle w:val="ListNumber"/>
-      </w:pPr>
-      <w:r>
-        <w:t>Aplica el ciclo TDD y la especificación BDD en funcionalidades del proyecto formativo.</w:t>
-      </w:r>
-    </w:p>
-    <w:p>
-      <w:pPr>
-        <w:pStyle w:val="ListNumber"/>
-      </w:pPr>
-      <w:r>
-        <w:t>Integra la calidad en el pipeline CI/CD y en las reglas de protección de la rama principal.</w:t>
-      </w:r>
-    </w:p>
-    <w:p>
-      <w:pPr>
-        <w:pStyle w:val="ListNumber"/>
-      </w:pPr>
-      <w:r>
-        <w:t>Documenta el plan de pruebas (IEEE 829) y sustenta los hallazgos con evidencia real.</w:t>
-      </w:r>
-    </w:p>
-    <w:p>
-      <w:pPr>
-        <w:pStyle w:val="ListNumber"/>
-      </w:pPr>
-      <w:r>
-        <w:t>Detecta ausencia de niveles de cobertura y usa auditorías estáticas para identificar vulnerabilidades.</w:t>
+        <w:spacing w:before="0" w:after="0"/>
+      </w:pPr>
+      <w:r>
+        <w:t>1. Identifica los tipos de prueba de acuerdo con la pirámide de testing y sus criterios de aceptación.</w:t>
+      </w:r>
+    </w:p>
+    <w:p>
+      <w:pPr>
+        <w:spacing w:before="0" w:after="0"/>
+      </w:pPr>
+      <w:r>
+        <w:t>2. Ejecuta pruebas automatizadas unitarias, de integración y end-to-end siguiendo una metodología establecida.</w:t>
+      </w:r>
+    </w:p>
+    <w:p>
+      <w:pPr>
+        <w:spacing w:before="0" w:after="0"/>
+      </w:pPr>
+      <w:r>
+        <w:t>3. Aplica el ciclo TDD y la especificación BDD en funcionalidades del proyecto formativo.</w:t>
+      </w:r>
+    </w:p>
+    <w:p>
+      <w:pPr>
+        <w:spacing w:before="0" w:after="0"/>
+      </w:pPr>
+      <w:r>
+        <w:t>4. Integra la calidad en el pipeline CI/CD y en las reglas de protección de la rama principal.</w:t>
+      </w:r>
+    </w:p>
+    <w:p>
+      <w:pPr>
+        <w:spacing w:before="0" w:after="0"/>
+      </w:pPr>
+      <w:r>
+        <w:t>5. Documenta el plan de pruebas (IEEE 829) y sustenta los hallazgos con evidencia real.</w:t>
+      </w:r>
+    </w:p>
+    <w:p>
+      <w:pPr>
+        <w:spacing w:before="0" w:after="0"/>
+      </w:pPr>
+      <w:r>
+        <w:t>6. Detecta ausencia de niveles de cobertura y usa auditorías estáticas para identificar vulnerabilidades.</w:t>
       </w:r>
     </w:p>
     <w:p>
@@ -10225,6 +12598,39 @@
         <w:rPr>
           <w:sz w:val="22"/>
         </w:rPr>
+        <w:t>Playwright. (s. f.). Documentación de localizadores, fixtures y servidor web. https://playwright.dev/docs/locators</w:t>
+      </w:r>
+    </w:p>
+    <w:p>
+      <w:pPr>
+        <w:pStyle w:val="ListBullet"/>
+      </w:pPr>
+      <w:r>
+        <w:rPr>
+          <w:sz w:val="22"/>
+        </w:rPr>
+        <w:t>Pallets Projects. (s. f.). Flask: Testing Flask Applications. https://flask.palletsprojects.com/en/stable/testing/</w:t>
+      </w:r>
+    </w:p>
+    <w:p>
+      <w:pPr>
+        <w:pStyle w:val="ListBullet"/>
+      </w:pPr>
+      <w:r>
+        <w:rPr>
+          <w:sz w:val="22"/>
+        </w:rPr>
+        <w:t>Pallets Projects. (s. f.). Flask: Templates. https://flask.palletsprojects.com/en/stable/templates/</w:t>
+      </w:r>
+    </w:p>
+    <w:p>
+      <w:pPr>
+        <w:pStyle w:val="ListBullet"/>
+      </w:pPr>
+      <w:r>
+        <w:rPr>
+          <w:sz w:val="22"/>
+        </w:rPr>
         <w:t>PyTest. (2024). Documentación oficial. https://docs.pytest.org/</w:t>
       </w:r>
     </w:p>
@@ -10778,7 +13184,7 @@
               <w:rPr>
                 <w:sz w:val="20"/>
               </w:rPr>
-              <w:t>Ajuste al formato institucional GFPI-F-135 (versión 2.0.0): enseñanza por proyectos, secuencia reflexión-apropiación, evidencias y evaluación, ambientes, glosario y ortografía es-CO.</w:t>
+              <w:t>Ajuste de la adaptación didáctica (versión 3.0.0): enseñanza por proyectos, secuencia reflexión-apropiación, evidencias y evaluación, ambientes, glosario y ortografía es-CO.</w:t>
             </w:r>
           </w:p>
         </w:tc>
@@ -10806,7 +13212,7 @@
       <w:rPr>
         <w:sz w:val="16"/>
       </w:rPr>
-      <w:t xml:space="preserve">Guía de Aprendizaje — Testing &amp; QA · SENA ADSO · Formato GFPI-F-135 · Página </w:t>
+      <w:t xml:space="preserve">Guía de Aprendizaje — Testing &amp; QA · SENA ADSO · Adaptación didáctica · Página </w:t>
     </w:r>
     <w:r>
       <w:rPr>

--- a/Guia_Aprendizaje_Testing.docx
+++ b/Guia_Aprendizaje_Testing.docx
@@ -105,7 +105,7 @@
         </w:rPr>
         <w:t>Fase del proyecto: Evaluación — Calidad de Software</w:t>
         <w:br/>
-        <w:t>Adaptación didáctica · Versión 3.0.0 · 9 de septiembre de 2026</w:t>
+        <w:t>Adaptación didáctica · Versión 3.0.0 · 10 de septiembre de 2026</w:t>
       </w:r>
     </w:p>
     <w:p>
@@ -4282,6 +4282,20 @@
           <w:rFonts w:ascii="Consolas" w:hAnsi="Consolas"/>
           <w:sz w:val="18"/>
         </w:rPr>
+        <w:t>import React from "react";</w:t>
+      </w:r>
+    </w:p>
+    <w:p>
+      <w:pPr>
+        <w:spacing w:before="0" w:after="0"/>
+        <w:ind w:left="454"/>
+        <w:shd w:val="clear" w:color="auto" w:fill="EDEDED"/>
+      </w:pPr>
+      <w:r>
+        <w:rPr>
+          <w:rFonts w:ascii="Consolas" w:hAnsi="Consolas"/>
+          <w:sz w:val="18"/>
+        </w:rPr>
         <w:t>import { render, screen, fireEvent } from "@testing-library/react";</w:t>
       </w:r>
     </w:p>
@@ -4310,7 +4324,7 @@
           <w:rFonts w:ascii="Consolas" w:hAnsi="Consolas"/>
           <w:sz w:val="18"/>
         </w:rPr>
-        <w:t>import Contador from "./Contador.jsx";</w:t>
+        <w:t>import Contador from "../src/components/Contador.jsx";</w:t>
       </w:r>
     </w:p>
     <w:p>
@@ -8975,7 +8989,7 @@
           <w:rFonts w:ascii="Consolas" w:hAnsi="Consolas"/>
           <w:sz w:val="18"/>
         </w:rPr>
-        <w:t>name: CI - Testing Pipeline</w:t>
+        <w:t>name: CI - Quality Gate multi-lenguaje</w:t>
       </w:r>
     </w:p>
     <w:p>
@@ -9087,6 +9101,104 @@
           <w:rFonts w:ascii="Consolas" w:hAnsi="Consolas"/>
           <w:sz w:val="18"/>
         </w:rPr>
+        <w:t>permissions:</w:t>
+      </w:r>
+    </w:p>
+    <w:p>
+      <w:pPr>
+        <w:spacing w:before="0" w:after="0"/>
+        <w:ind w:left="454"/>
+        <w:shd w:val="clear" w:color="auto" w:fill="EDEDED"/>
+      </w:pPr>
+      <w:r>
+        <w:rPr>
+          <w:rFonts w:ascii="Consolas" w:hAnsi="Consolas"/>
+          <w:sz w:val="18"/>
+        </w:rPr>
+        <w:t xml:space="preserve">  contents: read</w:t>
+      </w:r>
+    </w:p>
+    <w:p>
+      <w:pPr>
+        <w:spacing w:before="0" w:after="0"/>
+        <w:ind w:left="454"/>
+        <w:shd w:val="clear" w:color="auto" w:fill="EDEDED"/>
+      </w:pPr>
+      <w:r>
+        <w:rPr>
+          <w:rFonts w:ascii="Consolas" w:hAnsi="Consolas"/>
+          <w:sz w:val="18"/>
+        </w:rPr>
+        <w:t xml:space="preserve"> </w:t>
+      </w:r>
+    </w:p>
+    <w:p>
+      <w:pPr>
+        <w:spacing w:before="0" w:after="0"/>
+        <w:ind w:left="454"/>
+        <w:shd w:val="clear" w:color="auto" w:fill="EDEDED"/>
+      </w:pPr>
+      <w:r>
+        <w:rPr>
+          <w:rFonts w:ascii="Consolas" w:hAnsi="Consolas"/>
+          <w:sz w:val="18"/>
+        </w:rPr>
+        <w:t>concurrency:</w:t>
+      </w:r>
+    </w:p>
+    <w:p>
+      <w:pPr>
+        <w:spacing w:before="0" w:after="0"/>
+        <w:ind w:left="454"/>
+        <w:shd w:val="clear" w:color="auto" w:fill="EDEDED"/>
+      </w:pPr>
+      <w:r>
+        <w:rPr>
+          <w:rFonts w:ascii="Consolas" w:hAnsi="Consolas"/>
+          <w:sz w:val="18"/>
+        </w:rPr>
+        <w:t xml:space="preserve">  group: ci-${{ github.workflow }}-${{ github.ref }}</w:t>
+      </w:r>
+    </w:p>
+    <w:p>
+      <w:pPr>
+        <w:spacing w:before="0" w:after="0"/>
+        <w:ind w:left="454"/>
+        <w:shd w:val="clear" w:color="auto" w:fill="EDEDED"/>
+      </w:pPr>
+      <w:r>
+        <w:rPr>
+          <w:rFonts w:ascii="Consolas" w:hAnsi="Consolas"/>
+          <w:sz w:val="18"/>
+        </w:rPr>
+        <w:t xml:space="preserve">  cancel-in-progress: true</w:t>
+      </w:r>
+    </w:p>
+    <w:p>
+      <w:pPr>
+        <w:spacing w:before="0" w:after="0"/>
+        <w:ind w:left="454"/>
+        <w:shd w:val="clear" w:color="auto" w:fill="EDEDED"/>
+      </w:pPr>
+      <w:r>
+        <w:rPr>
+          <w:rFonts w:ascii="Consolas" w:hAnsi="Consolas"/>
+          <w:sz w:val="18"/>
+        </w:rPr>
+        <w:t xml:space="preserve"> </w:t>
+      </w:r>
+    </w:p>
+    <w:p>
+      <w:pPr>
+        <w:spacing w:before="0" w:after="0"/>
+        <w:ind w:left="454"/>
+        <w:shd w:val="clear" w:color="auto" w:fill="EDEDED"/>
+      </w:pPr>
+      <w:r>
+        <w:rPr>
+          <w:rFonts w:ascii="Consolas" w:hAnsi="Consolas"/>
+          <w:sz w:val="18"/>
+        </w:rPr>
         <w:t>jobs:</w:t>
       </w:r>
     </w:p>
@@ -9115,6 +9227,20 @@
           <w:rFonts w:ascii="Consolas" w:hAnsi="Consolas"/>
           <w:sz w:val="18"/>
         </w:rPr>
+        <w:t xml:space="preserve">    name: Python ${{ matrix.python-version }} · PyTest + Behave</w:t>
+      </w:r>
+    </w:p>
+    <w:p>
+      <w:pPr>
+        <w:spacing w:before="0" w:after="0"/>
+        <w:ind w:left="454"/>
+        <w:shd w:val="clear" w:color="auto" w:fill="EDEDED"/>
+      </w:pPr>
+      <w:r>
+        <w:rPr>
+          <w:rFonts w:ascii="Consolas" w:hAnsi="Consolas"/>
+          <w:sz w:val="18"/>
+        </w:rPr>
         <w:t xml:space="preserve">    runs-on: ubuntu-latest</w:t>
       </w:r>
     </w:p>
@@ -9143,6 +9269,20 @@
           <w:rFonts w:ascii="Consolas" w:hAnsi="Consolas"/>
           <w:sz w:val="18"/>
         </w:rPr>
+        <w:t xml:space="preserve">      fail-fast: false</w:t>
+      </w:r>
+    </w:p>
+    <w:p>
+      <w:pPr>
+        <w:spacing w:before="0" w:after="0"/>
+        <w:ind w:left="454"/>
+        <w:shd w:val="clear" w:color="auto" w:fill="EDEDED"/>
+      </w:pPr>
+      <w:r>
+        <w:rPr>
+          <w:rFonts w:ascii="Consolas" w:hAnsi="Consolas"/>
+          <w:sz w:val="18"/>
+        </w:rPr>
         <w:t xml:space="preserve">      matrix:</w:t>
       </w:r>
     </w:p>
@@ -9171,6 +9311,48 @@
           <w:rFonts w:ascii="Consolas" w:hAnsi="Consolas"/>
           <w:sz w:val="18"/>
         </w:rPr>
+        <w:t xml:space="preserve">    defaults:</w:t>
+      </w:r>
+    </w:p>
+    <w:p>
+      <w:pPr>
+        <w:spacing w:before="0" w:after="0"/>
+        <w:ind w:left="454"/>
+        <w:shd w:val="clear" w:color="auto" w:fill="EDEDED"/>
+      </w:pPr>
+      <w:r>
+        <w:rPr>
+          <w:rFonts w:ascii="Consolas" w:hAnsi="Consolas"/>
+          <w:sz w:val="18"/>
+        </w:rPr>
+        <w:t xml:space="preserve">      run:</w:t>
+      </w:r>
+    </w:p>
+    <w:p>
+      <w:pPr>
+        <w:spacing w:before="0" w:after="0"/>
+        <w:ind w:left="454"/>
+        <w:shd w:val="clear" w:color="auto" w:fill="EDEDED"/>
+      </w:pPr>
+      <w:r>
+        <w:rPr>
+          <w:rFonts w:ascii="Consolas" w:hAnsi="Consolas"/>
+          <w:sz w:val="18"/>
+        </w:rPr>
+        <w:t xml:space="preserve">        working-directory: .</w:t>
+      </w:r>
+    </w:p>
+    <w:p>
+      <w:pPr>
+        <w:spacing w:before="0" w:after="0"/>
+        <w:ind w:left="454"/>
+        <w:shd w:val="clear" w:color="auto" w:fill="EDEDED"/>
+      </w:pPr>
+      <w:r>
+        <w:rPr>
+          <w:rFonts w:ascii="Consolas" w:hAnsi="Consolas"/>
+          <w:sz w:val="18"/>
+        </w:rPr>
         <w:t xml:space="preserve">    steps:</w:t>
       </w:r>
     </w:p>
@@ -9241,7 +9423,1043 @@
           <w:rFonts w:ascii="Consolas" w:hAnsi="Consolas"/>
           <w:sz w:val="18"/>
         </w:rPr>
-        <w:t xml:space="preserve">      - name: Install dependencies</w:t>
+        <w:t xml:space="preserve">          cache: pip</w:t>
+      </w:r>
+    </w:p>
+    <w:p>
+      <w:pPr>
+        <w:spacing w:before="0" w:after="0"/>
+        <w:ind w:left="454"/>
+        <w:shd w:val="clear" w:color="auto" w:fill="EDEDED"/>
+      </w:pPr>
+      <w:r>
+        <w:rPr>
+          <w:rFonts w:ascii="Consolas" w:hAnsi="Consolas"/>
+          <w:sz w:val="18"/>
+        </w:rPr>
+        <w:t xml:space="preserve">          cache-dependency-path: requirements.txt</w:t>
+      </w:r>
+    </w:p>
+    <w:p>
+      <w:pPr>
+        <w:spacing w:before="0" w:after="0"/>
+        <w:ind w:left="454"/>
+        <w:shd w:val="clear" w:color="auto" w:fill="EDEDED"/>
+      </w:pPr>
+      <w:r>
+        <w:rPr>
+          <w:rFonts w:ascii="Consolas" w:hAnsi="Consolas"/>
+          <w:sz w:val="18"/>
+        </w:rPr>
+        <w:t xml:space="preserve">      - name: Instalar dependencias Python</w:t>
+      </w:r>
+    </w:p>
+    <w:p>
+      <w:pPr>
+        <w:spacing w:before="0" w:after="0"/>
+        <w:ind w:left="454"/>
+        <w:shd w:val="clear" w:color="auto" w:fill="EDEDED"/>
+      </w:pPr>
+      <w:r>
+        <w:rPr>
+          <w:rFonts w:ascii="Consolas" w:hAnsi="Consolas"/>
+          <w:sz w:val="18"/>
+        </w:rPr>
+        <w:t xml:space="preserve">        run: python -m pip install -r requirements.txt</w:t>
+      </w:r>
+    </w:p>
+    <w:p>
+      <w:pPr>
+        <w:spacing w:before="0" w:after="0"/>
+        <w:ind w:left="454"/>
+        <w:shd w:val="clear" w:color="auto" w:fill="EDEDED"/>
+      </w:pPr>
+      <w:r>
+        <w:rPr>
+          <w:rFonts w:ascii="Consolas" w:hAnsi="Consolas"/>
+          <w:sz w:val="18"/>
+        </w:rPr>
+        <w:t xml:space="preserve">      - name: Ejecutar PyTest con cobertura</w:t>
+      </w:r>
+    </w:p>
+    <w:p>
+      <w:pPr>
+        <w:spacing w:before="0" w:after="0"/>
+        <w:ind w:left="454"/>
+        <w:shd w:val="clear" w:color="auto" w:fill="EDEDED"/>
+      </w:pPr>
+      <w:r>
+        <w:rPr>
+          <w:rFonts w:ascii="Consolas" w:hAnsi="Consolas"/>
+          <w:sz w:val="18"/>
+        </w:rPr>
+        <w:t xml:space="preserve">        run: python -m pytest tests --cov=services --cov=routers --cov=schemas --cov-fail-under=80 --cov-report=xml --cov-report=term-missing</w:t>
+      </w:r>
+    </w:p>
+    <w:p>
+      <w:pPr>
+        <w:spacing w:before="0" w:after="0"/>
+        <w:ind w:left="454"/>
+        <w:shd w:val="clear" w:color="auto" w:fill="EDEDED"/>
+      </w:pPr>
+      <w:r>
+        <w:rPr>
+          <w:rFonts w:ascii="Consolas" w:hAnsi="Consolas"/>
+          <w:sz w:val="18"/>
+        </w:rPr>
+        <w:t xml:space="preserve">      - name: Ejecutar escenarios BDD</w:t>
+      </w:r>
+    </w:p>
+    <w:p>
+      <w:pPr>
+        <w:spacing w:before="0" w:after="0"/>
+        <w:ind w:left="454"/>
+        <w:shd w:val="clear" w:color="auto" w:fill="EDEDED"/>
+      </w:pPr>
+      <w:r>
+        <w:rPr>
+          <w:rFonts w:ascii="Consolas" w:hAnsi="Consolas"/>
+          <w:sz w:val="18"/>
+        </w:rPr>
+        <w:t xml:space="preserve">        run: python -m behave -q</w:t>
+      </w:r>
+    </w:p>
+    <w:p>
+      <w:pPr>
+        <w:spacing w:before="0" w:after="0"/>
+        <w:ind w:left="454"/>
+        <w:shd w:val="clear" w:color="auto" w:fill="EDEDED"/>
+      </w:pPr>
+      <w:r>
+        <w:rPr>
+          <w:rFonts w:ascii="Consolas" w:hAnsi="Consolas"/>
+          <w:sz w:val="18"/>
+        </w:rPr>
+        <w:t xml:space="preserve">      - name: Guardar cobertura Python</w:t>
+      </w:r>
+    </w:p>
+    <w:p>
+      <w:pPr>
+        <w:spacing w:before="0" w:after="0"/>
+        <w:ind w:left="454"/>
+        <w:shd w:val="clear" w:color="auto" w:fill="EDEDED"/>
+      </w:pPr>
+      <w:r>
+        <w:rPr>
+          <w:rFonts w:ascii="Consolas" w:hAnsi="Consolas"/>
+          <w:sz w:val="18"/>
+        </w:rPr>
+        <w:t xml:space="preserve">        if: always()</w:t>
+      </w:r>
+    </w:p>
+    <w:p>
+      <w:pPr>
+        <w:spacing w:before="0" w:after="0"/>
+        <w:ind w:left="454"/>
+        <w:shd w:val="clear" w:color="auto" w:fill="EDEDED"/>
+      </w:pPr>
+      <w:r>
+        <w:rPr>
+          <w:rFonts w:ascii="Consolas" w:hAnsi="Consolas"/>
+          <w:sz w:val="18"/>
+        </w:rPr>
+        <w:t xml:space="preserve">        uses: actions/upload-artifact@v4</w:t>
+      </w:r>
+    </w:p>
+    <w:p>
+      <w:pPr>
+        <w:spacing w:before="0" w:after="0"/>
+        <w:ind w:left="454"/>
+        <w:shd w:val="clear" w:color="auto" w:fill="EDEDED"/>
+      </w:pPr>
+      <w:r>
+        <w:rPr>
+          <w:rFonts w:ascii="Consolas" w:hAnsi="Consolas"/>
+          <w:sz w:val="18"/>
+        </w:rPr>
+        <w:t xml:space="preserve">        with:</w:t>
+      </w:r>
+    </w:p>
+    <w:p>
+      <w:pPr>
+        <w:spacing w:before="0" w:after="0"/>
+        <w:ind w:left="454"/>
+        <w:shd w:val="clear" w:color="auto" w:fill="EDEDED"/>
+      </w:pPr>
+      <w:r>
+        <w:rPr>
+          <w:rFonts w:ascii="Consolas" w:hAnsi="Consolas"/>
+          <w:sz w:val="18"/>
+        </w:rPr>
+        <w:t xml:space="preserve">          name: python-coverage-${{ matrix.python-version }}</w:t>
+      </w:r>
+    </w:p>
+    <w:p>
+      <w:pPr>
+        <w:spacing w:before="0" w:after="0"/>
+        <w:ind w:left="454"/>
+        <w:shd w:val="clear" w:color="auto" w:fill="EDEDED"/>
+      </w:pPr>
+      <w:r>
+        <w:rPr>
+          <w:rFonts w:ascii="Consolas" w:hAnsi="Consolas"/>
+          <w:sz w:val="18"/>
+        </w:rPr>
+        <w:t xml:space="preserve">          path: coverage.xml</w:t>
+      </w:r>
+    </w:p>
+    <w:p>
+      <w:pPr>
+        <w:spacing w:before="0" w:after="0"/>
+        <w:ind w:left="454"/>
+        <w:shd w:val="clear" w:color="auto" w:fill="EDEDED"/>
+      </w:pPr>
+      <w:r>
+        <w:rPr>
+          <w:rFonts w:ascii="Consolas" w:hAnsi="Consolas"/>
+          <w:sz w:val="18"/>
+        </w:rPr>
+        <w:t xml:space="preserve">          if-no-files-found: ignore</w:t>
+      </w:r>
+    </w:p>
+    <w:p>
+      <w:pPr>
+        <w:spacing w:before="0" w:after="0"/>
+        <w:ind w:left="454"/>
+        <w:shd w:val="clear" w:color="auto" w:fill="EDEDED"/>
+      </w:pPr>
+      <w:r>
+        <w:rPr>
+          <w:rFonts w:ascii="Consolas" w:hAnsi="Consolas"/>
+          <w:sz w:val="18"/>
+        </w:rPr>
+        <w:t xml:space="preserve"> </w:t>
+      </w:r>
+    </w:p>
+    <w:p>
+      <w:pPr>
+        <w:spacing w:before="0" w:after="0"/>
+        <w:ind w:left="454"/>
+        <w:shd w:val="clear" w:color="auto" w:fill="EDEDED"/>
+      </w:pPr>
+      <w:r>
+        <w:rPr>
+          <w:rFonts w:ascii="Consolas" w:hAnsi="Consolas"/>
+          <w:sz w:val="18"/>
+        </w:rPr>
+        <w:t xml:space="preserve">  javascript-tests:</w:t>
+      </w:r>
+    </w:p>
+    <w:p>
+      <w:pPr>
+        <w:spacing w:before="0" w:after="0"/>
+        <w:ind w:left="454"/>
+        <w:shd w:val="clear" w:color="auto" w:fill="EDEDED"/>
+      </w:pPr>
+      <w:r>
+        <w:rPr>
+          <w:rFonts w:ascii="Consolas" w:hAnsi="Consolas"/>
+          <w:sz w:val="18"/>
+        </w:rPr>
+        <w:t xml:space="preserve">    name: JavaScript · Vitest + React Testing Library</w:t>
+      </w:r>
+    </w:p>
+    <w:p>
+      <w:pPr>
+        <w:spacing w:before="0" w:after="0"/>
+        <w:ind w:left="454"/>
+        <w:shd w:val="clear" w:color="auto" w:fill="EDEDED"/>
+      </w:pPr>
+      <w:r>
+        <w:rPr>
+          <w:rFonts w:ascii="Consolas" w:hAnsi="Consolas"/>
+          <w:sz w:val="18"/>
+        </w:rPr>
+        <w:t xml:space="preserve">    runs-on: ubuntu-latest</w:t>
+      </w:r>
+    </w:p>
+    <w:p>
+      <w:pPr>
+        <w:spacing w:before="0" w:after="0"/>
+        <w:ind w:left="454"/>
+        <w:shd w:val="clear" w:color="auto" w:fill="EDEDED"/>
+      </w:pPr>
+      <w:r>
+        <w:rPr>
+          <w:rFonts w:ascii="Consolas" w:hAnsi="Consolas"/>
+          <w:sz w:val="18"/>
+        </w:rPr>
+        <w:t xml:space="preserve">    steps:</w:t>
+      </w:r>
+    </w:p>
+    <w:p>
+      <w:pPr>
+        <w:spacing w:before="0" w:after="0"/>
+        <w:ind w:left="454"/>
+        <w:shd w:val="clear" w:color="auto" w:fill="EDEDED"/>
+      </w:pPr>
+      <w:r>
+        <w:rPr>
+          <w:rFonts w:ascii="Consolas" w:hAnsi="Consolas"/>
+          <w:sz w:val="18"/>
+        </w:rPr>
+        <w:t xml:space="preserve">      - uses: actions/checkout@v4</w:t>
+      </w:r>
+    </w:p>
+    <w:p>
+      <w:pPr>
+        <w:spacing w:before="0" w:after="0"/>
+        <w:ind w:left="454"/>
+        <w:shd w:val="clear" w:color="auto" w:fill="EDEDED"/>
+      </w:pPr>
+      <w:r>
+        <w:rPr>
+          <w:rFonts w:ascii="Consolas" w:hAnsi="Consolas"/>
+          <w:sz w:val="18"/>
+        </w:rPr>
+        <w:t xml:space="preserve">      - uses: actions/setup-node@v4</w:t>
+      </w:r>
+    </w:p>
+    <w:p>
+      <w:pPr>
+        <w:spacing w:before="0" w:after="0"/>
+        <w:ind w:left="454"/>
+        <w:shd w:val="clear" w:color="auto" w:fill="EDEDED"/>
+      </w:pPr>
+      <w:r>
+        <w:rPr>
+          <w:rFonts w:ascii="Consolas" w:hAnsi="Consolas"/>
+          <w:sz w:val="18"/>
+        </w:rPr>
+        <w:t xml:space="preserve">        with:</w:t>
+      </w:r>
+    </w:p>
+    <w:p>
+      <w:pPr>
+        <w:spacing w:before="0" w:after="0"/>
+        <w:ind w:left="454"/>
+        <w:shd w:val="clear" w:color="auto" w:fill="EDEDED"/>
+      </w:pPr>
+      <w:r>
+        <w:rPr>
+          <w:rFonts w:ascii="Consolas" w:hAnsi="Consolas"/>
+          <w:sz w:val="18"/>
+        </w:rPr>
+        <w:t xml:space="preserve">          node-version: "20"</w:t>
+      </w:r>
+    </w:p>
+    <w:p>
+      <w:pPr>
+        <w:spacing w:before="0" w:after="0"/>
+        <w:ind w:left="454"/>
+        <w:shd w:val="clear" w:color="auto" w:fill="EDEDED"/>
+      </w:pPr>
+      <w:r>
+        <w:rPr>
+          <w:rFonts w:ascii="Consolas" w:hAnsi="Consolas"/>
+          <w:sz w:val="18"/>
+        </w:rPr>
+        <w:t xml:space="preserve">          cache: npm</w:t>
+      </w:r>
+    </w:p>
+    <w:p>
+      <w:pPr>
+        <w:spacing w:before="0" w:after="0"/>
+        <w:ind w:left="454"/>
+        <w:shd w:val="clear" w:color="auto" w:fill="EDEDED"/>
+      </w:pPr>
+      <w:r>
+        <w:rPr>
+          <w:rFonts w:ascii="Consolas" w:hAnsi="Consolas"/>
+          <w:sz w:val="18"/>
+        </w:rPr>
+        <w:t xml:space="preserve">          cache-dependency-path: package-lock.json</w:t>
+      </w:r>
+    </w:p>
+    <w:p>
+      <w:pPr>
+        <w:spacing w:before="0" w:after="0"/>
+        <w:ind w:left="454"/>
+        <w:shd w:val="clear" w:color="auto" w:fill="EDEDED"/>
+      </w:pPr>
+      <w:r>
+        <w:rPr>
+          <w:rFonts w:ascii="Consolas" w:hAnsi="Consolas"/>
+          <w:sz w:val="18"/>
+        </w:rPr>
+        <w:t xml:space="preserve">      - name: Instalar dependencias JavaScript</w:t>
+      </w:r>
+    </w:p>
+    <w:p>
+      <w:pPr>
+        <w:spacing w:before="0" w:after="0"/>
+        <w:ind w:left="454"/>
+        <w:shd w:val="clear" w:color="auto" w:fill="EDEDED"/>
+      </w:pPr>
+      <w:r>
+        <w:rPr>
+          <w:rFonts w:ascii="Consolas" w:hAnsi="Consolas"/>
+          <w:sz w:val="18"/>
+        </w:rPr>
+        <w:t xml:space="preserve">        run: npm ci</w:t>
+      </w:r>
+    </w:p>
+    <w:p>
+      <w:pPr>
+        <w:spacing w:before="0" w:after="0"/>
+        <w:ind w:left="454"/>
+        <w:shd w:val="clear" w:color="auto" w:fill="EDEDED"/>
+      </w:pPr>
+      <w:r>
+        <w:rPr>
+          <w:rFonts w:ascii="Consolas" w:hAnsi="Consolas"/>
+          <w:sz w:val="18"/>
+        </w:rPr>
+        <w:t xml:space="preserve">      - name: Ejecutar pruebas y compuerta de cobertura</w:t>
+      </w:r>
+    </w:p>
+    <w:p>
+      <w:pPr>
+        <w:spacing w:before="0" w:after="0"/>
+        <w:ind w:left="454"/>
+        <w:shd w:val="clear" w:color="auto" w:fill="EDEDED"/>
+      </w:pPr>
+      <w:r>
+        <w:rPr>
+          <w:rFonts w:ascii="Consolas" w:hAnsi="Consolas"/>
+          <w:sz w:val="18"/>
+        </w:rPr>
+        <w:t xml:space="preserve">        run: npm run test:coverage</w:t>
+      </w:r>
+    </w:p>
+    <w:p>
+      <w:pPr>
+        <w:spacing w:before="0" w:after="0"/>
+        <w:ind w:left="454"/>
+        <w:shd w:val="clear" w:color="auto" w:fill="EDEDED"/>
+      </w:pPr>
+      <w:r>
+        <w:rPr>
+          <w:rFonts w:ascii="Consolas" w:hAnsi="Consolas"/>
+          <w:sz w:val="18"/>
+        </w:rPr>
+        <w:t xml:space="preserve">      - name: Guardar cobertura JavaScript</w:t>
+      </w:r>
+    </w:p>
+    <w:p>
+      <w:pPr>
+        <w:spacing w:before="0" w:after="0"/>
+        <w:ind w:left="454"/>
+        <w:shd w:val="clear" w:color="auto" w:fill="EDEDED"/>
+      </w:pPr>
+      <w:r>
+        <w:rPr>
+          <w:rFonts w:ascii="Consolas" w:hAnsi="Consolas"/>
+          <w:sz w:val="18"/>
+        </w:rPr>
+        <w:t xml:space="preserve">        if: always()</w:t>
+      </w:r>
+    </w:p>
+    <w:p>
+      <w:pPr>
+        <w:spacing w:before="0" w:after="0"/>
+        <w:ind w:left="454"/>
+        <w:shd w:val="clear" w:color="auto" w:fill="EDEDED"/>
+      </w:pPr>
+      <w:r>
+        <w:rPr>
+          <w:rFonts w:ascii="Consolas" w:hAnsi="Consolas"/>
+          <w:sz w:val="18"/>
+        </w:rPr>
+        <w:t xml:space="preserve">        uses: actions/upload-artifact@v4</w:t>
+      </w:r>
+    </w:p>
+    <w:p>
+      <w:pPr>
+        <w:spacing w:before="0" w:after="0"/>
+        <w:ind w:left="454"/>
+        <w:shd w:val="clear" w:color="auto" w:fill="EDEDED"/>
+      </w:pPr>
+      <w:r>
+        <w:rPr>
+          <w:rFonts w:ascii="Consolas" w:hAnsi="Consolas"/>
+          <w:sz w:val="18"/>
+        </w:rPr>
+        <w:t xml:space="preserve">        with:</w:t>
+      </w:r>
+    </w:p>
+    <w:p>
+      <w:pPr>
+        <w:spacing w:before="0" w:after="0"/>
+        <w:ind w:left="454"/>
+        <w:shd w:val="clear" w:color="auto" w:fill="EDEDED"/>
+      </w:pPr>
+      <w:r>
+        <w:rPr>
+          <w:rFonts w:ascii="Consolas" w:hAnsi="Consolas"/>
+          <w:sz w:val="18"/>
+        </w:rPr>
+        <w:t xml:space="preserve">          name: javascript-coverage</w:t>
+      </w:r>
+    </w:p>
+    <w:p>
+      <w:pPr>
+        <w:spacing w:before="0" w:after="0"/>
+        <w:ind w:left="454"/>
+        <w:shd w:val="clear" w:color="auto" w:fill="EDEDED"/>
+      </w:pPr>
+      <w:r>
+        <w:rPr>
+          <w:rFonts w:ascii="Consolas" w:hAnsi="Consolas"/>
+          <w:sz w:val="18"/>
+        </w:rPr>
+        <w:t xml:space="preserve">          path: coverage/</w:t>
+      </w:r>
+    </w:p>
+    <w:p>
+      <w:pPr>
+        <w:spacing w:before="0" w:after="0"/>
+        <w:ind w:left="454"/>
+        <w:shd w:val="clear" w:color="auto" w:fill="EDEDED"/>
+      </w:pPr>
+      <w:r>
+        <w:rPr>
+          <w:rFonts w:ascii="Consolas" w:hAnsi="Consolas"/>
+          <w:sz w:val="18"/>
+        </w:rPr>
+        <w:t xml:space="preserve">          if-no-files-found: ignore</w:t>
+      </w:r>
+    </w:p>
+    <w:p>
+      <w:pPr>
+        <w:spacing w:before="0" w:after="0"/>
+        <w:ind w:left="454"/>
+        <w:shd w:val="clear" w:color="auto" w:fill="EDEDED"/>
+      </w:pPr>
+      <w:r>
+        <w:rPr>
+          <w:rFonts w:ascii="Consolas" w:hAnsi="Consolas"/>
+          <w:sz w:val="18"/>
+        </w:rPr>
+        <w:t xml:space="preserve"> </w:t>
+      </w:r>
+    </w:p>
+    <w:p>
+      <w:pPr>
+        <w:spacing w:before="0" w:after="0"/>
+        <w:ind w:left="454"/>
+        <w:shd w:val="clear" w:color="auto" w:fill="EDEDED"/>
+      </w:pPr>
+      <w:r>
+        <w:rPr>
+          <w:rFonts w:ascii="Consolas" w:hAnsi="Consolas"/>
+          <w:sz w:val="18"/>
+        </w:rPr>
+        <w:t xml:space="preserve">  java-tests:</w:t>
+      </w:r>
+    </w:p>
+    <w:p>
+      <w:pPr>
+        <w:spacing w:before="0" w:after="0"/>
+        <w:ind w:left="454"/>
+        <w:shd w:val="clear" w:color="auto" w:fill="EDEDED"/>
+      </w:pPr>
+      <w:r>
+        <w:rPr>
+          <w:rFonts w:ascii="Consolas" w:hAnsi="Consolas"/>
+          <w:sz w:val="18"/>
+        </w:rPr>
+        <w:t xml:space="preserve">    name: Java · JUnit 5 + JaCoCo</w:t>
+      </w:r>
+    </w:p>
+    <w:p>
+      <w:pPr>
+        <w:spacing w:before="0" w:after="0"/>
+        <w:ind w:left="454"/>
+        <w:shd w:val="clear" w:color="auto" w:fill="EDEDED"/>
+      </w:pPr>
+      <w:r>
+        <w:rPr>
+          <w:rFonts w:ascii="Consolas" w:hAnsi="Consolas"/>
+          <w:sz w:val="18"/>
+        </w:rPr>
+        <w:t xml:space="preserve">    runs-on: ubuntu-latest</w:t>
+      </w:r>
+    </w:p>
+    <w:p>
+      <w:pPr>
+        <w:spacing w:before="0" w:after="0"/>
+        <w:ind w:left="454"/>
+        <w:shd w:val="clear" w:color="auto" w:fill="EDEDED"/>
+      </w:pPr>
+      <w:r>
+        <w:rPr>
+          <w:rFonts w:ascii="Consolas" w:hAnsi="Consolas"/>
+          <w:sz w:val="18"/>
+        </w:rPr>
+        <w:t xml:space="preserve">    steps:</w:t>
+      </w:r>
+    </w:p>
+    <w:p>
+      <w:pPr>
+        <w:spacing w:before="0" w:after="0"/>
+        <w:ind w:left="454"/>
+        <w:shd w:val="clear" w:color="auto" w:fill="EDEDED"/>
+      </w:pPr>
+      <w:r>
+        <w:rPr>
+          <w:rFonts w:ascii="Consolas" w:hAnsi="Consolas"/>
+          <w:sz w:val="18"/>
+        </w:rPr>
+        <w:t xml:space="preserve">      - uses: actions/checkout@v4</w:t>
+      </w:r>
+    </w:p>
+    <w:p>
+      <w:pPr>
+        <w:spacing w:before="0" w:after="0"/>
+        <w:ind w:left="454"/>
+        <w:shd w:val="clear" w:color="auto" w:fill="EDEDED"/>
+      </w:pPr>
+      <w:r>
+        <w:rPr>
+          <w:rFonts w:ascii="Consolas" w:hAnsi="Consolas"/>
+          <w:sz w:val="18"/>
+        </w:rPr>
+        <w:t xml:space="preserve">      - uses: actions/setup-java@v4</w:t>
+      </w:r>
+    </w:p>
+    <w:p>
+      <w:pPr>
+        <w:spacing w:before="0" w:after="0"/>
+        <w:ind w:left="454"/>
+        <w:shd w:val="clear" w:color="auto" w:fill="EDEDED"/>
+      </w:pPr>
+      <w:r>
+        <w:rPr>
+          <w:rFonts w:ascii="Consolas" w:hAnsi="Consolas"/>
+          <w:sz w:val="18"/>
+        </w:rPr>
+        <w:t xml:space="preserve">        with:</w:t>
+      </w:r>
+    </w:p>
+    <w:p>
+      <w:pPr>
+        <w:spacing w:before="0" w:after="0"/>
+        <w:ind w:left="454"/>
+        <w:shd w:val="clear" w:color="auto" w:fill="EDEDED"/>
+      </w:pPr>
+      <w:r>
+        <w:rPr>
+          <w:rFonts w:ascii="Consolas" w:hAnsi="Consolas"/>
+          <w:sz w:val="18"/>
+        </w:rPr>
+        <w:t xml:space="preserve">          distribution: temurin</w:t>
+      </w:r>
+    </w:p>
+    <w:p>
+      <w:pPr>
+        <w:spacing w:before="0" w:after="0"/>
+        <w:ind w:left="454"/>
+        <w:shd w:val="clear" w:color="auto" w:fill="EDEDED"/>
+      </w:pPr>
+      <w:r>
+        <w:rPr>
+          <w:rFonts w:ascii="Consolas" w:hAnsi="Consolas"/>
+          <w:sz w:val="18"/>
+        </w:rPr>
+        <w:t xml:space="preserve">          java-version: "21"</w:t>
+      </w:r>
+    </w:p>
+    <w:p>
+      <w:pPr>
+        <w:spacing w:before="0" w:after="0"/>
+        <w:ind w:left="454"/>
+        <w:shd w:val="clear" w:color="auto" w:fill="EDEDED"/>
+      </w:pPr>
+      <w:r>
+        <w:rPr>
+          <w:rFonts w:ascii="Consolas" w:hAnsi="Consolas"/>
+          <w:sz w:val="18"/>
+        </w:rPr>
+        <w:t xml:space="preserve">          cache: maven</w:t>
+      </w:r>
+    </w:p>
+    <w:p>
+      <w:pPr>
+        <w:spacing w:before="0" w:after="0"/>
+        <w:ind w:left="454"/>
+        <w:shd w:val="clear" w:color="auto" w:fill="EDEDED"/>
+      </w:pPr>
+      <w:r>
+        <w:rPr>
+          <w:rFonts w:ascii="Consolas" w:hAnsi="Consolas"/>
+          <w:sz w:val="18"/>
+        </w:rPr>
+        <w:t xml:space="preserve">      - name: Ejecutar pruebas Java y generar cobertura</w:t>
+      </w:r>
+    </w:p>
+    <w:p>
+      <w:pPr>
+        <w:spacing w:before="0" w:after="0"/>
+        <w:ind w:left="454"/>
+        <w:shd w:val="clear" w:color="auto" w:fill="EDEDED"/>
+      </w:pPr>
+      <w:r>
+        <w:rPr>
+          <w:rFonts w:ascii="Consolas" w:hAnsi="Consolas"/>
+          <w:sz w:val="18"/>
+        </w:rPr>
+        <w:t xml:space="preserve">        run: mvn --batch-mode test jacoco:report</w:t>
+      </w:r>
+    </w:p>
+    <w:p>
+      <w:pPr>
+        <w:spacing w:before="0" w:after="0"/>
+        <w:ind w:left="454"/>
+        <w:shd w:val="clear" w:color="auto" w:fill="EDEDED"/>
+      </w:pPr>
+      <w:r>
+        <w:rPr>
+          <w:rFonts w:ascii="Consolas" w:hAnsi="Consolas"/>
+          <w:sz w:val="18"/>
+        </w:rPr>
+        <w:t xml:space="preserve">      - name: Guardar reporte JaCoCo</w:t>
+      </w:r>
+    </w:p>
+    <w:p>
+      <w:pPr>
+        <w:spacing w:before="0" w:after="0"/>
+        <w:ind w:left="454"/>
+        <w:shd w:val="clear" w:color="auto" w:fill="EDEDED"/>
+      </w:pPr>
+      <w:r>
+        <w:rPr>
+          <w:rFonts w:ascii="Consolas" w:hAnsi="Consolas"/>
+          <w:sz w:val="18"/>
+        </w:rPr>
+        <w:t xml:space="preserve">        if: always()</w:t>
+      </w:r>
+    </w:p>
+    <w:p>
+      <w:pPr>
+        <w:spacing w:before="0" w:after="0"/>
+        <w:ind w:left="454"/>
+        <w:shd w:val="clear" w:color="auto" w:fill="EDEDED"/>
+      </w:pPr>
+      <w:r>
+        <w:rPr>
+          <w:rFonts w:ascii="Consolas" w:hAnsi="Consolas"/>
+          <w:sz w:val="18"/>
+        </w:rPr>
+        <w:t xml:space="preserve">        uses: actions/upload-artifact@v4</w:t>
+      </w:r>
+    </w:p>
+    <w:p>
+      <w:pPr>
+        <w:spacing w:before="0" w:after="0"/>
+        <w:ind w:left="454"/>
+        <w:shd w:val="clear" w:color="auto" w:fill="EDEDED"/>
+      </w:pPr>
+      <w:r>
+        <w:rPr>
+          <w:rFonts w:ascii="Consolas" w:hAnsi="Consolas"/>
+          <w:sz w:val="18"/>
+        </w:rPr>
+        <w:t xml:space="preserve">        with:</w:t>
+      </w:r>
+    </w:p>
+    <w:p>
+      <w:pPr>
+        <w:spacing w:before="0" w:after="0"/>
+        <w:ind w:left="454"/>
+        <w:shd w:val="clear" w:color="auto" w:fill="EDEDED"/>
+      </w:pPr>
+      <w:r>
+        <w:rPr>
+          <w:rFonts w:ascii="Consolas" w:hAnsi="Consolas"/>
+          <w:sz w:val="18"/>
+        </w:rPr>
+        <w:t xml:space="preserve">          name: java-jacoco</w:t>
+      </w:r>
+    </w:p>
+    <w:p>
+      <w:pPr>
+        <w:spacing w:before="0" w:after="0"/>
+        <w:ind w:left="454"/>
+        <w:shd w:val="clear" w:color="auto" w:fill="EDEDED"/>
+      </w:pPr>
+      <w:r>
+        <w:rPr>
+          <w:rFonts w:ascii="Consolas" w:hAnsi="Consolas"/>
+          <w:sz w:val="18"/>
+        </w:rPr>
+        <w:t xml:space="preserve">          path: target/site/jacoco/</w:t>
+      </w:r>
+    </w:p>
+    <w:p>
+      <w:pPr>
+        <w:spacing w:before="0" w:after="0"/>
+        <w:ind w:left="454"/>
+        <w:shd w:val="clear" w:color="auto" w:fill="EDEDED"/>
+      </w:pPr>
+      <w:r>
+        <w:rPr>
+          <w:rFonts w:ascii="Consolas" w:hAnsi="Consolas"/>
+          <w:sz w:val="18"/>
+        </w:rPr>
+        <w:t xml:space="preserve">          if-no-files-found: ignore</w:t>
+      </w:r>
+    </w:p>
+    <w:p>
+      <w:pPr>
+        <w:spacing w:before="0" w:after="0"/>
+        <w:ind w:left="454"/>
+        <w:shd w:val="clear" w:color="auto" w:fill="EDEDED"/>
+      </w:pPr>
+      <w:r>
+        <w:rPr>
+          <w:rFonts w:ascii="Consolas" w:hAnsi="Consolas"/>
+          <w:sz w:val="18"/>
+        </w:rPr>
+        <w:t xml:space="preserve"> </w:t>
+      </w:r>
+    </w:p>
+    <w:p>
+      <w:pPr>
+        <w:spacing w:before="0" w:after="0"/>
+        <w:ind w:left="454"/>
+        <w:shd w:val="clear" w:color="auto" w:fill="EDEDED"/>
+      </w:pPr>
+      <w:r>
+        <w:rPr>
+          <w:rFonts w:ascii="Consolas" w:hAnsi="Consolas"/>
+          <w:sz w:val="18"/>
+        </w:rPr>
+        <w:t xml:space="preserve">  e2e-tests:</w:t>
+      </w:r>
+    </w:p>
+    <w:p>
+      <w:pPr>
+        <w:spacing w:before="0" w:after="0"/>
+        <w:ind w:left="454"/>
+        <w:shd w:val="clear" w:color="auto" w:fill="EDEDED"/>
+      </w:pPr>
+      <w:r>
+        <w:rPr>
+          <w:rFonts w:ascii="Consolas" w:hAnsi="Consolas"/>
+          <w:sz w:val="18"/>
+        </w:rPr>
+        <w:t xml:space="preserve">    name: E2E · Playwright + Flask/Jinja</w:t>
+      </w:r>
+    </w:p>
+    <w:p>
+      <w:pPr>
+        <w:spacing w:before="0" w:after="0"/>
+        <w:ind w:left="454"/>
+        <w:shd w:val="clear" w:color="auto" w:fill="EDEDED"/>
+      </w:pPr>
+      <w:r>
+        <w:rPr>
+          <w:rFonts w:ascii="Consolas" w:hAnsi="Consolas"/>
+          <w:sz w:val="18"/>
+        </w:rPr>
+        <w:t xml:space="preserve">    runs-on: ubuntu-latest</w:t>
+      </w:r>
+    </w:p>
+    <w:p>
+      <w:pPr>
+        <w:spacing w:before="0" w:after="0"/>
+        <w:ind w:left="454"/>
+        <w:shd w:val="clear" w:color="auto" w:fill="EDEDED"/>
+      </w:pPr>
+      <w:r>
+        <w:rPr>
+          <w:rFonts w:ascii="Consolas" w:hAnsi="Consolas"/>
+          <w:sz w:val="18"/>
+        </w:rPr>
+        <w:t xml:space="preserve">    needs: [python-tests, javascript-tests]</w:t>
+      </w:r>
+    </w:p>
+    <w:p>
+      <w:pPr>
+        <w:spacing w:before="0" w:after="0"/>
+        <w:ind w:left="454"/>
+        <w:shd w:val="clear" w:color="auto" w:fill="EDEDED"/>
+      </w:pPr>
+      <w:r>
+        <w:rPr>
+          <w:rFonts w:ascii="Consolas" w:hAnsi="Consolas"/>
+          <w:sz w:val="18"/>
+        </w:rPr>
+        <w:t xml:space="preserve">    steps:</w:t>
+      </w:r>
+    </w:p>
+    <w:p>
+      <w:pPr>
+        <w:spacing w:before="0" w:after="0"/>
+        <w:ind w:left="454"/>
+        <w:shd w:val="clear" w:color="auto" w:fill="EDEDED"/>
+      </w:pPr>
+      <w:r>
+        <w:rPr>
+          <w:rFonts w:ascii="Consolas" w:hAnsi="Consolas"/>
+          <w:sz w:val="18"/>
+        </w:rPr>
+        <w:t xml:space="preserve">      - uses: actions/checkout@v4</w:t>
+      </w:r>
+    </w:p>
+    <w:p>
+      <w:pPr>
+        <w:spacing w:before="0" w:after="0"/>
+        <w:ind w:left="454"/>
+        <w:shd w:val="clear" w:color="auto" w:fill="EDEDED"/>
+      </w:pPr>
+      <w:r>
+        <w:rPr>
+          <w:rFonts w:ascii="Consolas" w:hAnsi="Consolas"/>
+          <w:sz w:val="18"/>
+        </w:rPr>
+        <w:t xml:space="preserve">      - uses: actions/setup-node@v4</w:t>
+      </w:r>
+    </w:p>
+    <w:p>
+      <w:pPr>
+        <w:spacing w:before="0" w:after="0"/>
+        <w:ind w:left="454"/>
+        <w:shd w:val="clear" w:color="auto" w:fill="EDEDED"/>
+      </w:pPr>
+      <w:r>
+        <w:rPr>
+          <w:rFonts w:ascii="Consolas" w:hAnsi="Consolas"/>
+          <w:sz w:val="18"/>
+        </w:rPr>
+        <w:t xml:space="preserve">        with:</w:t>
+      </w:r>
+    </w:p>
+    <w:p>
+      <w:pPr>
+        <w:spacing w:before="0" w:after="0"/>
+        <w:ind w:left="454"/>
+        <w:shd w:val="clear" w:color="auto" w:fill="EDEDED"/>
+      </w:pPr>
+      <w:r>
+        <w:rPr>
+          <w:rFonts w:ascii="Consolas" w:hAnsi="Consolas"/>
+          <w:sz w:val="18"/>
+        </w:rPr>
+        <w:t xml:space="preserve">          node-version: "20"</w:t>
+      </w:r>
+    </w:p>
+    <w:p>
+      <w:pPr>
+        <w:spacing w:before="0" w:after="0"/>
+        <w:ind w:left="454"/>
+        <w:shd w:val="clear" w:color="auto" w:fill="EDEDED"/>
+      </w:pPr>
+      <w:r>
+        <w:rPr>
+          <w:rFonts w:ascii="Consolas" w:hAnsi="Consolas"/>
+          <w:sz w:val="18"/>
+        </w:rPr>
+        <w:t xml:space="preserve">          cache: npm</w:t>
+      </w:r>
+    </w:p>
+    <w:p>
+      <w:pPr>
+        <w:spacing w:before="0" w:after="0"/>
+        <w:ind w:left="454"/>
+        <w:shd w:val="clear" w:color="auto" w:fill="EDEDED"/>
+      </w:pPr>
+      <w:r>
+        <w:rPr>
+          <w:rFonts w:ascii="Consolas" w:hAnsi="Consolas"/>
+          <w:sz w:val="18"/>
+        </w:rPr>
+        <w:t xml:space="preserve">          cache-dependency-path: package-lock.json</w:t>
+      </w:r>
+    </w:p>
+    <w:p>
+      <w:pPr>
+        <w:spacing w:before="0" w:after="0"/>
+        <w:ind w:left="454"/>
+        <w:shd w:val="clear" w:color="auto" w:fill="EDEDED"/>
+      </w:pPr>
+      <w:r>
+        <w:rPr>
+          <w:rFonts w:ascii="Consolas" w:hAnsi="Consolas"/>
+          <w:sz w:val="18"/>
+        </w:rPr>
+        <w:t xml:space="preserve">      - uses: actions/setup-python@v5</w:t>
+      </w:r>
+    </w:p>
+    <w:p>
+      <w:pPr>
+        <w:spacing w:before="0" w:after="0"/>
+        <w:ind w:left="454"/>
+        <w:shd w:val="clear" w:color="auto" w:fill="EDEDED"/>
+      </w:pPr>
+      <w:r>
+        <w:rPr>
+          <w:rFonts w:ascii="Consolas" w:hAnsi="Consolas"/>
+          <w:sz w:val="18"/>
+        </w:rPr>
+        <w:t xml:space="preserve">        with:</w:t>
+      </w:r>
+    </w:p>
+    <w:p>
+      <w:pPr>
+        <w:spacing w:before="0" w:after="0"/>
+        <w:ind w:left="454"/>
+        <w:shd w:val="clear" w:color="auto" w:fill="EDEDED"/>
+      </w:pPr>
+      <w:r>
+        <w:rPr>
+          <w:rFonts w:ascii="Consolas" w:hAnsi="Consolas"/>
+          <w:sz w:val="18"/>
+        </w:rPr>
+        <w:t xml:space="preserve">          python-version: "3.12"</w:t>
+      </w:r>
+    </w:p>
+    <w:p>
+      <w:pPr>
+        <w:spacing w:before="0" w:after="0"/>
+        <w:ind w:left="454"/>
+        <w:shd w:val="clear" w:color="auto" w:fill="EDEDED"/>
+      </w:pPr>
+      <w:r>
+        <w:rPr>
+          <w:rFonts w:ascii="Consolas" w:hAnsi="Consolas"/>
+          <w:sz w:val="18"/>
+        </w:rPr>
+        <w:t xml:space="preserve">          cache: pip</w:t>
+      </w:r>
+    </w:p>
+    <w:p>
+      <w:pPr>
+        <w:spacing w:before="0" w:after="0"/>
+        <w:ind w:left="454"/>
+        <w:shd w:val="clear" w:color="auto" w:fill="EDEDED"/>
+      </w:pPr>
+      <w:r>
+        <w:rPr>
+          <w:rFonts w:ascii="Consolas" w:hAnsi="Consolas"/>
+          <w:sz w:val="18"/>
+        </w:rPr>
+        <w:t xml:space="preserve">          cache-dependency-path: requirements.txt</w:t>
+      </w:r>
+    </w:p>
+    <w:p>
+      <w:pPr>
+        <w:spacing w:before="0" w:after="0"/>
+        <w:ind w:left="454"/>
+        <w:shd w:val="clear" w:color="auto" w:fill="EDEDED"/>
+      </w:pPr>
+      <w:r>
+        <w:rPr>
+          <w:rFonts w:ascii="Consolas" w:hAnsi="Consolas"/>
+          <w:sz w:val="18"/>
+        </w:rPr>
+        <w:t xml:space="preserve">      - name: Instalar dependencias</w:t>
       </w:r>
     </w:p>
     <w:p>
@@ -9269,455 +10487,91 @@
           <w:rFonts w:ascii="Consolas" w:hAnsi="Consolas"/>
           <w:sz w:val="18"/>
         </w:rPr>
-        <w:t xml:space="preserve">          pip install -r requirements.txt</w:t>
-      </w:r>
-    </w:p>
-    <w:p>
-      <w:pPr>
-        <w:spacing w:before="0" w:after="0"/>
-        <w:ind w:left="454"/>
-        <w:shd w:val="clear" w:color="auto" w:fill="EDEDED"/>
-      </w:pPr>
-      <w:r>
-        <w:rPr>
-          <w:rFonts w:ascii="Consolas" w:hAnsi="Consolas"/>
-          <w:sz w:val="18"/>
-        </w:rPr>
-        <w:t xml:space="preserve">          pip install pytest pytest-cov httpx</w:t>
-      </w:r>
-    </w:p>
-    <w:p>
-      <w:pPr>
-        <w:spacing w:before="0" w:after="0"/>
-        <w:ind w:left="454"/>
-        <w:shd w:val="clear" w:color="auto" w:fill="EDEDED"/>
-      </w:pPr>
-      <w:r>
-        <w:rPr>
-          <w:rFonts w:ascii="Consolas" w:hAnsi="Consolas"/>
-          <w:sz w:val="18"/>
-        </w:rPr>
-        <w:t xml:space="preserve">      - name: Run tests with coverage</w:t>
-      </w:r>
-    </w:p>
-    <w:p>
-      <w:pPr>
-        <w:spacing w:before="0" w:after="0"/>
-        <w:ind w:left="454"/>
-        <w:shd w:val="clear" w:color="auto" w:fill="EDEDED"/>
-      </w:pPr>
-      <w:r>
-        <w:rPr>
-          <w:rFonts w:ascii="Consolas" w:hAnsi="Consolas"/>
-          <w:sz w:val="18"/>
-        </w:rPr>
-        <w:t xml:space="preserve">        run: pytest --cov=app --cov-fail-under=80 --cov-report=xml</w:t>
-      </w:r>
-    </w:p>
-    <w:p>
-      <w:pPr>
-        <w:spacing w:before="0" w:after="0"/>
-        <w:ind w:left="454"/>
-        <w:shd w:val="clear" w:color="auto" w:fill="EDEDED"/>
-      </w:pPr>
-      <w:r>
-        <w:rPr>
-          <w:rFonts w:ascii="Consolas" w:hAnsi="Consolas"/>
-          <w:sz w:val="18"/>
-        </w:rPr>
-        <w:t xml:space="preserve">      - name: Upload coverage</w:t>
-      </w:r>
-    </w:p>
-    <w:p>
-      <w:pPr>
-        <w:spacing w:before="0" w:after="0"/>
-        <w:ind w:left="454"/>
-        <w:shd w:val="clear" w:color="auto" w:fill="EDEDED"/>
-      </w:pPr>
-      <w:r>
-        <w:rPr>
-          <w:rFonts w:ascii="Consolas" w:hAnsi="Consolas"/>
-          <w:sz w:val="18"/>
-        </w:rPr>
-        <w:t xml:space="preserve">        uses: codecov/codecov-action@v4</w:t>
-      </w:r>
-    </w:p>
-    <w:p>
-      <w:pPr>
-        <w:spacing w:before="0" w:after="0"/>
-        <w:ind w:left="454"/>
-        <w:shd w:val="clear" w:color="auto" w:fill="EDEDED"/>
-      </w:pPr>
-      <w:r>
-        <w:rPr>
-          <w:rFonts w:ascii="Consolas" w:hAnsi="Consolas"/>
-          <w:sz w:val="18"/>
-        </w:rPr>
-        <w:t xml:space="preserve"> </w:t>
-      </w:r>
-    </w:p>
-    <w:p>
-      <w:pPr>
-        <w:spacing w:before="0" w:after="0"/>
-        <w:ind w:left="454"/>
-        <w:shd w:val="clear" w:color="auto" w:fill="EDEDED"/>
-      </w:pPr>
-      <w:r>
-        <w:rPr>
-          <w:rFonts w:ascii="Consolas" w:hAnsi="Consolas"/>
-          <w:sz w:val="18"/>
-        </w:rPr>
-        <w:t xml:space="preserve">  react-tests:</w:t>
-      </w:r>
-    </w:p>
-    <w:p>
-      <w:pPr>
-        <w:spacing w:before="0" w:after="0"/>
-        <w:ind w:left="454"/>
-        <w:shd w:val="clear" w:color="auto" w:fill="EDEDED"/>
-      </w:pPr>
-      <w:r>
-        <w:rPr>
-          <w:rFonts w:ascii="Consolas" w:hAnsi="Consolas"/>
-          <w:sz w:val="18"/>
-        </w:rPr>
-        <w:t xml:space="preserve">    runs-on: ubuntu-latest</w:t>
-      </w:r>
-    </w:p>
-    <w:p>
-      <w:pPr>
-        <w:spacing w:before="0" w:after="0"/>
-        <w:ind w:left="454"/>
-        <w:shd w:val="clear" w:color="auto" w:fill="EDEDED"/>
-      </w:pPr>
-      <w:r>
-        <w:rPr>
-          <w:rFonts w:ascii="Consolas" w:hAnsi="Consolas"/>
-          <w:sz w:val="18"/>
-        </w:rPr>
-        <w:t xml:space="preserve">    steps:</w:t>
-      </w:r>
-    </w:p>
-    <w:p>
-      <w:pPr>
-        <w:spacing w:before="0" w:after="0"/>
-        <w:ind w:left="454"/>
-        <w:shd w:val="clear" w:color="auto" w:fill="EDEDED"/>
-      </w:pPr>
-      <w:r>
-        <w:rPr>
-          <w:rFonts w:ascii="Consolas" w:hAnsi="Consolas"/>
-          <w:sz w:val="18"/>
-        </w:rPr>
-        <w:t xml:space="preserve">      - uses: actions/checkout@v4</w:t>
-      </w:r>
-    </w:p>
-    <w:p>
-      <w:pPr>
-        <w:spacing w:before="0" w:after="0"/>
-        <w:ind w:left="454"/>
-        <w:shd w:val="clear" w:color="auto" w:fill="EDEDED"/>
-      </w:pPr>
-      <w:r>
-        <w:rPr>
-          <w:rFonts w:ascii="Consolas" w:hAnsi="Consolas"/>
-          <w:sz w:val="18"/>
-        </w:rPr>
-        <w:t xml:space="preserve">      - uses: actions/setup-node@v4</w:t>
-      </w:r>
-    </w:p>
-    <w:p>
-      <w:pPr>
-        <w:spacing w:before="0" w:after="0"/>
-        <w:ind w:left="454"/>
-        <w:shd w:val="clear" w:color="auto" w:fill="EDEDED"/>
-      </w:pPr>
-      <w:r>
-        <w:rPr>
-          <w:rFonts w:ascii="Consolas" w:hAnsi="Consolas"/>
-          <w:sz w:val="18"/>
-        </w:rPr>
-        <w:t xml:space="preserve">        with:</w:t>
-      </w:r>
-    </w:p>
-    <w:p>
-      <w:pPr>
-        <w:spacing w:before="0" w:after="0"/>
-        <w:ind w:left="454"/>
-        <w:shd w:val="clear" w:color="auto" w:fill="EDEDED"/>
-      </w:pPr>
-      <w:r>
-        <w:rPr>
-          <w:rFonts w:ascii="Consolas" w:hAnsi="Consolas"/>
-          <w:sz w:val="18"/>
-        </w:rPr>
-        <w:t xml:space="preserve">          node-version: "20"</w:t>
-      </w:r>
-    </w:p>
-    <w:p>
-      <w:pPr>
-        <w:spacing w:before="0" w:after="0"/>
-        <w:ind w:left="454"/>
-        <w:shd w:val="clear" w:color="auto" w:fill="EDEDED"/>
-      </w:pPr>
-      <w:r>
-        <w:rPr>
-          <w:rFonts w:ascii="Consolas" w:hAnsi="Consolas"/>
-          <w:sz w:val="18"/>
-        </w:rPr>
-        <w:t xml:space="preserve">          cache: "npm"</w:t>
-      </w:r>
-    </w:p>
-    <w:p>
-      <w:pPr>
-        <w:spacing w:before="0" w:after="0"/>
-        <w:ind w:left="454"/>
-        <w:shd w:val="clear" w:color="auto" w:fill="EDEDED"/>
-      </w:pPr>
-      <w:r>
-        <w:rPr>
-          <w:rFonts w:ascii="Consolas" w:hAnsi="Consolas"/>
-          <w:sz w:val="18"/>
-        </w:rPr>
-        <w:t xml:space="preserve">      - run: npm ci</w:t>
-      </w:r>
-    </w:p>
-    <w:p>
-      <w:pPr>
-        <w:spacing w:before="0" w:after="0"/>
-        <w:ind w:left="454"/>
-        <w:shd w:val="clear" w:color="auto" w:fill="EDEDED"/>
-      </w:pPr>
-      <w:r>
-        <w:rPr>
-          <w:rFonts w:ascii="Consolas" w:hAnsi="Consolas"/>
-          <w:sz w:val="18"/>
-        </w:rPr>
-        <w:t xml:space="preserve">      - run: npm run lint</w:t>
-      </w:r>
-    </w:p>
-    <w:p>
-      <w:pPr>
-        <w:spacing w:before="0" w:after="0"/>
-        <w:ind w:left="454"/>
-        <w:shd w:val="clear" w:color="auto" w:fill="EDEDED"/>
-      </w:pPr>
-      <w:r>
-        <w:rPr>
-          <w:rFonts w:ascii="Consolas" w:hAnsi="Consolas"/>
-          <w:sz w:val="18"/>
-        </w:rPr>
-        <w:t xml:space="preserve">      - run: npm test -- --coverage --watchAll=false</w:t>
-      </w:r>
-    </w:p>
-    <w:p>
-      <w:pPr>
-        <w:spacing w:before="0" w:after="0"/>
-        <w:ind w:left="454"/>
-        <w:shd w:val="clear" w:color="auto" w:fill="EDEDED"/>
-      </w:pPr>
-      <w:r>
-        <w:rPr>
-          <w:rFonts w:ascii="Consolas" w:hAnsi="Consolas"/>
-          <w:sz w:val="18"/>
-        </w:rPr>
-        <w:t xml:space="preserve"> </w:t>
-      </w:r>
-    </w:p>
-    <w:p>
-      <w:pPr>
-        <w:spacing w:before="0" w:after="0"/>
-        <w:ind w:left="454"/>
-        <w:shd w:val="clear" w:color="auto" w:fill="EDEDED"/>
-      </w:pPr>
-      <w:r>
-        <w:rPr>
-          <w:rFonts w:ascii="Consolas" w:hAnsi="Consolas"/>
-          <w:sz w:val="18"/>
-        </w:rPr>
-        <w:t xml:space="preserve">  e2e-tests:</w:t>
-      </w:r>
-    </w:p>
-    <w:p>
-      <w:pPr>
-        <w:spacing w:before="0" w:after="0"/>
-        <w:ind w:left="454"/>
-        <w:shd w:val="clear" w:color="auto" w:fill="EDEDED"/>
-      </w:pPr>
-      <w:r>
-        <w:rPr>
-          <w:rFonts w:ascii="Consolas" w:hAnsi="Consolas"/>
-          <w:sz w:val="18"/>
-        </w:rPr>
-        <w:t xml:space="preserve">    runs-on: ubuntu-latest</w:t>
-      </w:r>
-    </w:p>
-    <w:p>
-      <w:pPr>
-        <w:spacing w:before="0" w:after="0"/>
-        <w:ind w:left="454"/>
-        <w:shd w:val="clear" w:color="auto" w:fill="EDEDED"/>
-      </w:pPr>
-      <w:r>
-        <w:rPr>
-          <w:rFonts w:ascii="Consolas" w:hAnsi="Consolas"/>
-          <w:sz w:val="18"/>
-        </w:rPr>
-        <w:t xml:space="preserve">    needs: [python-tests, react-tests]</w:t>
-      </w:r>
-    </w:p>
-    <w:p>
-      <w:pPr>
-        <w:spacing w:before="0" w:after="0"/>
-        <w:ind w:left="454"/>
-        <w:shd w:val="clear" w:color="auto" w:fill="EDEDED"/>
-      </w:pPr>
-      <w:r>
-        <w:rPr>
-          <w:rFonts w:ascii="Consolas" w:hAnsi="Consolas"/>
-          <w:sz w:val="18"/>
-        </w:rPr>
-        <w:t xml:space="preserve">    steps:</w:t>
-      </w:r>
-    </w:p>
-    <w:p>
-      <w:pPr>
-        <w:spacing w:before="0" w:after="0"/>
-        <w:ind w:left="454"/>
-        <w:shd w:val="clear" w:color="auto" w:fill="EDEDED"/>
-      </w:pPr>
-      <w:r>
-        <w:rPr>
-          <w:rFonts w:ascii="Consolas" w:hAnsi="Consolas"/>
-          <w:sz w:val="18"/>
-        </w:rPr>
-        <w:t xml:space="preserve">      - uses: actions/checkout@v4</w:t>
-      </w:r>
-    </w:p>
-    <w:p>
-      <w:pPr>
-        <w:spacing w:before="0" w:after="0"/>
-        <w:ind w:left="454"/>
-        <w:shd w:val="clear" w:color="auto" w:fill="EDEDED"/>
-      </w:pPr>
-      <w:r>
-        <w:rPr>
-          <w:rFonts w:ascii="Consolas" w:hAnsi="Consolas"/>
-          <w:sz w:val="18"/>
-        </w:rPr>
-        <w:t xml:space="preserve">      - uses: actions/setup-node@v4</w:t>
-      </w:r>
-    </w:p>
-    <w:p>
-      <w:pPr>
-        <w:spacing w:before="0" w:after="0"/>
-        <w:ind w:left="454"/>
-        <w:shd w:val="clear" w:color="auto" w:fill="EDEDED"/>
-      </w:pPr>
-      <w:r>
-        <w:rPr>
-          <w:rFonts w:ascii="Consolas" w:hAnsi="Consolas"/>
-          <w:sz w:val="18"/>
-        </w:rPr>
-        <w:t xml:space="preserve">      - run: npx playwright install --with-deps</w:t>
-      </w:r>
-    </w:p>
-    <w:p>
-      <w:pPr>
-        <w:spacing w:before="0" w:after="0"/>
-        <w:ind w:left="454"/>
-        <w:shd w:val="clear" w:color="auto" w:fill="EDEDED"/>
-      </w:pPr>
-      <w:r>
-        <w:rPr>
-          <w:rFonts w:ascii="Consolas" w:hAnsi="Consolas"/>
-          <w:sz w:val="18"/>
-        </w:rPr>
-        <w:t xml:space="preserve">      - run: npx playwright test</w:t>
-      </w:r>
-    </w:p>
-    <w:p>
-      <w:pPr>
-        <w:spacing w:before="0" w:after="0"/>
-        <w:ind w:left="454"/>
-        <w:shd w:val="clear" w:color="auto" w:fill="EDEDED"/>
-      </w:pPr>
-      <w:r>
-        <w:rPr>
-          <w:rFonts w:ascii="Consolas" w:hAnsi="Consolas"/>
-          <w:sz w:val="18"/>
-        </w:rPr>
-        <w:t xml:space="preserve">      - uses: actions/upload-artifact@v4</w:t>
-      </w:r>
-    </w:p>
-    <w:p>
-      <w:pPr>
-        <w:spacing w:before="0" w:after="0"/>
-        <w:ind w:left="454"/>
-        <w:shd w:val="clear" w:color="auto" w:fill="EDEDED"/>
-      </w:pPr>
-      <w:r>
-        <w:rPr>
-          <w:rFonts w:ascii="Consolas" w:hAnsi="Consolas"/>
-          <w:sz w:val="18"/>
-        </w:rPr>
-        <w:t xml:space="preserve">        if: always()</w:t>
-      </w:r>
-    </w:p>
-    <w:p>
-      <w:pPr>
-        <w:spacing w:before="0" w:after="0"/>
-        <w:ind w:left="454"/>
-        <w:shd w:val="clear" w:color="auto" w:fill="EDEDED"/>
-      </w:pPr>
-      <w:r>
-        <w:rPr>
-          <w:rFonts w:ascii="Consolas" w:hAnsi="Consolas"/>
-          <w:sz w:val="18"/>
-        </w:rPr>
-        <w:t xml:space="preserve">        with:</w:t>
-      </w:r>
-    </w:p>
-    <w:p>
-      <w:pPr>
-        <w:spacing w:before="0" w:after="0"/>
-        <w:ind w:left="454"/>
-        <w:shd w:val="clear" w:color="auto" w:fill="EDEDED"/>
-      </w:pPr>
-      <w:r>
-        <w:rPr>
-          <w:rFonts w:ascii="Consolas" w:hAnsi="Consolas"/>
-          <w:sz w:val="18"/>
-        </w:rPr>
-        <w:t xml:space="preserve">          name: playwright-report</w:t>
-      </w:r>
-    </w:p>
-    <w:p>
-      <w:pPr>
-        <w:spacing w:before="0" w:after="0"/>
-        <w:ind w:left="454"/>
-        <w:shd w:val="clear" w:color="auto" w:fill="EDEDED"/>
-      </w:pPr>
-      <w:r>
-        <w:rPr>
-          <w:rFonts w:ascii="Consolas" w:hAnsi="Consolas"/>
-          <w:sz w:val="18"/>
-        </w:rPr>
-        <w:t xml:space="preserve">          path: playwright-report/</w:t>
-      </w:r>
-    </w:p>
-    <w:p>
-      <w:pPr>
-        <w:spacing w:before="0" w:after="0"/>
-        <w:ind w:left="454"/>
-        <w:shd w:val="clear" w:color="auto" w:fill="EDEDED"/>
-      </w:pPr>
-      <w:r>
-        <w:rPr>
-          <w:rFonts w:ascii="Consolas" w:hAnsi="Consolas"/>
-          <w:sz w:val="18"/>
-        </w:rPr>
-        <w:t xml:space="preserve"> </w:t>
+        <w:t xml:space="preserve">          python -m pip install -r requirements.txt</w:t>
+      </w:r>
+    </w:p>
+    <w:p>
+      <w:pPr>
+        <w:spacing w:before="0" w:after="0"/>
+        <w:ind w:left="454"/>
+        <w:shd w:val="clear" w:color="auto" w:fill="EDEDED"/>
+      </w:pPr>
+      <w:r>
+        <w:rPr>
+          <w:rFonts w:ascii="Consolas" w:hAnsi="Consolas"/>
+          <w:sz w:val="18"/>
+        </w:rPr>
+        <w:t xml:space="preserve">          npm ci</w:t>
+      </w:r>
+    </w:p>
+    <w:p>
+      <w:pPr>
+        <w:spacing w:before="0" w:after="0"/>
+        <w:ind w:left="454"/>
+        <w:shd w:val="clear" w:color="auto" w:fill="EDEDED"/>
+      </w:pPr>
+      <w:r>
+        <w:rPr>
+          <w:rFonts w:ascii="Consolas" w:hAnsi="Consolas"/>
+          <w:sz w:val="18"/>
+        </w:rPr>
+        <w:t xml:space="preserve">      - name: Instalar Chromium para Playwright</w:t>
+      </w:r>
+    </w:p>
+    <w:p>
+      <w:pPr>
+        <w:spacing w:before="0" w:after="0"/>
+        <w:ind w:left="454"/>
+        <w:shd w:val="clear" w:color="auto" w:fill="EDEDED"/>
+      </w:pPr>
+      <w:r>
+        <w:rPr>
+          <w:rFonts w:ascii="Consolas" w:hAnsi="Consolas"/>
+          <w:sz w:val="18"/>
+        </w:rPr>
+        <w:t xml:space="preserve">        run: npx playwright install --with-deps chromium</w:t>
+      </w:r>
+    </w:p>
+    <w:p>
+      <w:pPr>
+        <w:spacing w:before="0" w:after="0"/>
+        <w:ind w:left="454"/>
+        <w:shd w:val="clear" w:color="auto" w:fill="EDEDED"/>
+      </w:pPr>
+      <w:r>
+        <w:rPr>
+          <w:rFonts w:ascii="Consolas" w:hAnsi="Consolas"/>
+          <w:sz w:val="18"/>
+        </w:rPr>
+        <w:t xml:space="preserve">      - name: Ejecutar pruebas E2E</w:t>
+      </w:r>
+    </w:p>
+    <w:p>
+      <w:pPr>
+        <w:spacing w:before="0" w:after="0"/>
+        <w:ind w:left="454"/>
+        <w:shd w:val="clear" w:color="auto" w:fill="EDEDED"/>
+      </w:pPr>
+      <w:r>
+        <w:rPr>
+          <w:rFonts w:ascii="Consolas" w:hAnsi="Consolas"/>
+          <w:sz w:val="18"/>
+        </w:rPr>
+        <w:t xml:space="preserve">        run: |</w:t>
+      </w:r>
+    </w:p>
+    <w:p>
+      <w:pPr>
+        <w:spacing w:before="0" w:after="0"/>
+        <w:ind w:left="454"/>
+        <w:shd w:val="clear" w:color="auto" w:fill="EDEDED"/>
+      </w:pPr>
+      <w:r>
+        <w:rPr>
+          <w:rFonts w:ascii="Consolas" w:hAnsi="Consolas"/>
+          <w:sz w:val="18"/>
+        </w:rPr>
+        <w:t xml:space="preserve">          export FLASK_SECRET_KEY="$(python -c 'import secrets; print(secrets.</w:t>
       </w:r>
     </w:p>
     <w:p>
@@ -10940,6 +11794,953 @@
     <w:p>
       <w:r>
         <w:br w:type="page"/>
+      </w:r>
+    </w:p>
+    <w:p>
+      <w:pPr>
+        <w:pStyle w:val="Heading2"/>
+      </w:pPr>
+      <w:r>
+        <w:t>4.5 Ruta AA12 a AA16 para documentar las pruebas</w:t>
+      </w:r>
+    </w:p>
+    <w:p>
+      <w:r>
+        <w:t>Esta ruta convierte cada prueba en un artefacto verificable. El aprendiz trabaja sobre una versión identificada del proyecto, conserva los resultados reales y relaciona requisito, riesgo, caso, ejecución, defecto y decisión. Las plantillas son una adaptación didáctica de ISO/IEC/IEEE 29119-3:2021; no declaran conformidad normativa. El instructor confirma el formato y el instrumento institucional aplicable.</w:t>
+      </w:r>
+    </w:p>
+    <w:tbl>
+      <w:tblPr>
+        <w:tblStyle w:val="TableGrid"/>
+        <w:tblW w:type="auto" w:w="0"/>
+        <w:tblLook w:firstColumn="1" w:firstRow="1" w:lastColumn="0" w:lastRow="0" w:noHBand="0" w:noVBand="1" w:val="04A0"/>
+      </w:tblPr>
+      <w:tblGrid>
+        <w:gridCol w:w="2160"/>
+        <w:gridCol w:w="2160"/>
+        <w:gridCol w:w="2160"/>
+        <w:gridCol w:w="2160"/>
+      </w:tblGrid>
+      <w:tr>
+        <w:tc>
+          <w:tcPr>
+            <w:tcW w:type="dxa" w:w="794"/>
+            <w:shd w:val="clear" w:color="auto" w:fill="D9E2F3"/>
+          </w:tcPr>
+          <w:p>
+            <w:r>
+              <w:rPr>
+                <w:b/>
+                <w:sz w:val="20"/>
+              </w:rPr>
+              <w:t>Código</w:t>
+            </w:r>
+          </w:p>
+        </w:tc>
+        <w:tc>
+          <w:tcPr>
+            <w:tcW w:type="dxa" w:w="2154"/>
+            <w:shd w:val="clear" w:color="auto" w:fill="D9E2F3"/>
+          </w:tcPr>
+          <w:p>
+            <w:r>
+              <w:rPr>
+                <w:b/>
+                <w:sz w:val="20"/>
+              </w:rPr>
+              <w:t>Actividad</w:t>
+            </w:r>
+          </w:p>
+        </w:tc>
+        <w:tc>
+          <w:tcPr>
+            <w:tcW w:type="dxa" w:w="3515"/>
+            <w:shd w:val="clear" w:color="auto" w:fill="D9E2F3"/>
+          </w:tcPr>
+          <w:p>
+            <w:r>
+              <w:rPr>
+                <w:b/>
+                <w:sz w:val="20"/>
+              </w:rPr>
+              <w:t>Producto mínimo</w:t>
+            </w:r>
+          </w:p>
+        </w:tc>
+        <w:tc>
+          <w:tcPr>
+            <w:tcW w:type="dxa" w:w="2835"/>
+            <w:shd w:val="clear" w:color="auto" w:fill="D9E2F3"/>
+          </w:tcPr>
+          <w:p>
+            <w:r>
+              <w:rPr>
+                <w:b/>
+                <w:sz w:val="20"/>
+              </w:rPr>
+              <w:t>Criterio de cierre</w:t>
+            </w:r>
+          </w:p>
+        </w:tc>
+      </w:tr>
+      <w:tr>
+        <w:tc>
+          <w:tcPr>
+            <w:tcW w:type="dxa" w:w="794"/>
+          </w:tcPr>
+          <w:p>
+            <w:r>
+              <w:rPr>
+                <w:sz w:val="20"/>
+              </w:rPr>
+              <w:t>AA12</w:t>
+            </w:r>
+          </w:p>
+        </w:tc>
+        <w:tc>
+          <w:tcPr>
+            <w:tcW w:type="dxa" w:w="2154"/>
+          </w:tcPr>
+          <w:p>
+            <w:r>
+              <w:rPr>
+                <w:sz w:val="20"/>
+              </w:rPr>
+              <w:t>Realizar plan de pruebas</w:t>
+            </w:r>
+          </w:p>
+        </w:tc>
+        <w:tc>
+          <w:tcPr>
+            <w:tcW w:type="dxa" w:w="3515"/>
+          </w:tcPr>
+          <w:p>
+            <w:r>
+              <w:rPr>
+                <w:sz w:val="20"/>
+              </w:rPr>
+              <w:t>Plan, alcance, riesgos y estrategia</w:t>
+            </w:r>
+          </w:p>
+        </w:tc>
+        <w:tc>
+          <w:tcPr>
+            <w:tcW w:type="dxa" w:w="2835"/>
+          </w:tcPr>
+          <w:p>
+            <w:r>
+              <w:rPr>
+                <w:sz w:val="20"/>
+              </w:rPr>
+              <w:t>Cada requisito en alcance tiene criterio y riesgo.</w:t>
+            </w:r>
+          </w:p>
+        </w:tc>
+      </w:tr>
+      <w:tr>
+        <w:tc>
+          <w:tcPr>
+            <w:tcW w:type="dxa" w:w="794"/>
+          </w:tcPr>
+          <w:p>
+            <w:r>
+              <w:rPr>
+                <w:sz w:val="20"/>
+              </w:rPr>
+              <w:t>AA13</w:t>
+            </w:r>
+          </w:p>
+        </w:tc>
+        <w:tc>
+          <w:tcPr>
+            <w:tcW w:type="dxa" w:w="2154"/>
+          </w:tcPr>
+          <w:p>
+            <w:r>
+              <w:rPr>
+                <w:sz w:val="20"/>
+              </w:rPr>
+              <w:t>Definir casos de prueba</w:t>
+            </w:r>
+          </w:p>
+        </w:tc>
+        <w:tc>
+          <w:tcPr>
+            <w:tcW w:type="dxa" w:w="3515"/>
+          </w:tcPr>
+          <w:p>
+            <w:r>
+              <w:rPr>
+                <w:sz w:val="20"/>
+              </w:rPr>
+              <w:t>Matriz de casos y pruebas automatizadas</w:t>
+            </w:r>
+          </w:p>
+        </w:tc>
+        <w:tc>
+          <w:tcPr>
+            <w:tcW w:type="dxa" w:w="2835"/>
+          </w:tcPr>
+          <w:p>
+            <w:r>
+              <w:rPr>
+                <w:sz w:val="20"/>
+              </w:rPr>
+              <w:t>Los casos cubren éxito, error, límites y permisos.</w:t>
+            </w:r>
+          </w:p>
+        </w:tc>
+      </w:tr>
+      <w:tr>
+        <w:tc>
+          <w:tcPr>
+            <w:tcW w:type="dxa" w:w="794"/>
+          </w:tcPr>
+          <w:p>
+            <w:r>
+              <w:rPr>
+                <w:sz w:val="20"/>
+              </w:rPr>
+              <w:t>AA14</w:t>
+            </w:r>
+          </w:p>
+        </w:tc>
+        <w:tc>
+          <w:tcPr>
+            <w:tcW w:type="dxa" w:w="2154"/>
+          </w:tcPr>
+          <w:p>
+            <w:r>
+              <w:rPr>
+                <w:sz w:val="20"/>
+              </w:rPr>
+              <w:t>Definir ambiente de prueba</w:t>
+            </w:r>
+          </w:p>
+        </w:tc>
+        <w:tc>
+          <w:tcPr>
+            <w:tcW w:type="dxa" w:w="3515"/>
+          </w:tcPr>
+          <w:p>
+            <w:r>
+              <w:rPr>
+                <w:sz w:val="20"/>
+              </w:rPr>
+              <w:t>Ficha del ambiente y datos sintéticos</w:t>
+            </w:r>
+          </w:p>
+        </w:tc>
+        <w:tc>
+          <w:tcPr>
+            <w:tcW w:type="dxa" w:w="2835"/>
+          </w:tcPr>
+          <w:p>
+            <w:r>
+              <w:rPr>
+                <w:sz w:val="20"/>
+              </w:rPr>
+              <w:t>Otra persona puede reproducir la preparación.</w:t>
+            </w:r>
+          </w:p>
+        </w:tc>
+      </w:tr>
+      <w:tr>
+        <w:tc>
+          <w:tcPr>
+            <w:tcW w:type="dxa" w:w="794"/>
+          </w:tcPr>
+          <w:p>
+            <w:r>
+              <w:rPr>
+                <w:sz w:val="20"/>
+              </w:rPr>
+              <w:t>AA15</w:t>
+            </w:r>
+          </w:p>
+        </w:tc>
+        <w:tc>
+          <w:tcPr>
+            <w:tcW w:type="dxa" w:w="2154"/>
+          </w:tcPr>
+          <w:p>
+            <w:r>
+              <w:rPr>
+                <w:sz w:val="20"/>
+              </w:rPr>
+              <w:t>Realizar pruebas</w:t>
+            </w:r>
+          </w:p>
+        </w:tc>
+        <w:tc>
+          <w:tcPr>
+            <w:tcW w:type="dxa" w:w="3515"/>
+          </w:tcPr>
+          <w:p>
+            <w:r>
+              <w:rPr>
+                <w:sz w:val="20"/>
+              </w:rPr>
+              <w:t>Registro de ejecución, reportes y defectos</w:t>
+            </w:r>
+          </w:p>
+        </w:tc>
+        <w:tc>
+          <w:tcPr>
+            <w:tcW w:type="dxa" w:w="2835"/>
+          </w:tcPr>
+          <w:p>
+            <w:r>
+              <w:rPr>
+                <w:sz w:val="20"/>
+              </w:rPr>
+              <w:t>Cada resultado tiene comando, evidencia y estado.</w:t>
+            </w:r>
+          </w:p>
+        </w:tc>
+      </w:tr>
+      <w:tr>
+        <w:tc>
+          <w:tcPr>
+            <w:tcW w:type="dxa" w:w="794"/>
+          </w:tcPr>
+          <w:p>
+            <w:r>
+              <w:rPr>
+                <w:sz w:val="20"/>
+              </w:rPr>
+              <w:t>AA16</w:t>
+            </w:r>
+          </w:p>
+        </w:tc>
+        <w:tc>
+          <w:tcPr>
+            <w:tcW w:type="dxa" w:w="2154"/>
+          </w:tcPr>
+          <w:p>
+            <w:r>
+              <w:rPr>
+                <w:sz w:val="20"/>
+              </w:rPr>
+              <w:t>Documentar las pruebas</w:t>
+            </w:r>
+          </w:p>
+        </w:tc>
+        <w:tc>
+          <w:tcPr>
+            <w:tcW w:type="dxa" w:w="3515"/>
+          </w:tcPr>
+          <w:p>
+            <w:r>
+              <w:rPr>
+                <w:sz w:val="20"/>
+              </w:rPr>
+              <w:t>Informe final y Portafolio de Evidencias</w:t>
+            </w:r>
+          </w:p>
+        </w:tc>
+        <w:tc>
+          <w:tcPr>
+            <w:tcW w:type="dxa" w:w="2835"/>
+          </w:tcPr>
+          <w:p>
+            <w:r>
+              <w:rPr>
+                <w:sz w:val="20"/>
+              </w:rPr>
+              <w:t>La entrega es trazable, legible y verificable.</w:t>
+            </w:r>
+          </w:p>
+        </w:tc>
+      </w:tr>
+    </w:tbl>
+    <w:p/>
+    <w:p>
+      <w:pPr>
+        <w:pStyle w:val="Heading3"/>
+      </w:pPr>
+      <w:r>
+        <w:t>AA12 Realizar plan de pruebas</w:t>
+      </w:r>
+    </w:p>
+    <w:p>
+      <w:r>
+        <w:rPr>
+          <w:b/>
+        </w:rPr>
+        <w:t xml:space="preserve">Paso 1: Identificar el objeto de prueba. </w:t>
+      </w:r>
+      <w:r>
+        <w:t>Registra el nombre del sistema, versión o compromiso de Git, alcance, responsables, fecha y componentes que serán evaluados.</w:t>
+      </w:r>
+    </w:p>
+    <w:p>
+      <w:r>
+        <w:rPr>
+          <w:b/>
+        </w:rPr>
+        <w:t xml:space="preserve">Paso 2: Reunir requisitos y criterios. </w:t>
+      </w:r>
+      <w:r>
+        <w:t>Copia cada requisito funcional y no funcional con un identificador estable y escribe qué condición observable significa que está cumplido.</w:t>
+      </w:r>
+    </w:p>
+    <w:p>
+      <w:r>
+        <w:rPr>
+          <w:b/>
+        </w:rPr>
+        <w:t xml:space="preserve">Paso 3: Analizar riesgos. </w:t>
+      </w:r>
+      <w:r>
+        <w:t>Valora probabilidad e impacto, prioriza los riesgos críticos y define la prueba o control que reducirá cada uno.</w:t>
+      </w:r>
+    </w:p>
+    <w:p>
+      <w:r>
+        <w:rPr>
+          <w:b/>
+        </w:rPr>
+        <w:t xml:space="preserve">Paso 4: Definir la estrategia. </w:t>
+      </w:r>
+      <w:r>
+        <w:t>Selecciona niveles, tipos, técnicas, herramientas, roles, datos, dependencias, restricciones y orden de ejecución. Declara qué queda fuera del alcance.</w:t>
+      </w:r>
+    </w:p>
+    <w:p>
+      <w:r>
+        <w:rPr>
+          <w:b/>
+        </w:rPr>
+        <w:t xml:space="preserve">Paso 5: Fijar criterios de entrada y salida. </w:t>
+      </w:r>
+      <w:r>
+        <w:t>Especifica qué debe estar listo para comenzar y qué condiciones permiten cerrar: resultados, defectos críticos, cobertura acordada y riesgos residuales. No uses un porcentaje como garantía universal.</w:t>
+      </w:r>
+    </w:p>
+    <w:p>
+      <w:r>
+        <w:rPr>
+          <w:b/>
+        </w:rPr>
+        <w:t xml:space="preserve">Paso 6: Construir la trazabilidad. </w:t>
+      </w:r>
+      <w:r>
+        <w:t>Relaciona requisito, riesgo, caso de prueba, archivo de prueba, ejecución, defecto y evidencia. Revisa que no haya requisitos sin prueba ni pruebas sin propósito.</w:t>
+      </w:r>
+    </w:p>
+    <w:p>
+      <w:r>
+        <w:rPr>
+          <w:b/>
+        </w:rPr>
+        <w:t xml:space="preserve">Paso 7: Revisar y versionar. </w:t>
+      </w:r>
+      <w:r>
+        <w:t>Solicita revisión del instructor o del equipo, corrige observaciones y guarda el documento como docs/pruebas/01-plan-pruebas-29119-3.md.</w:t>
+      </w:r>
+    </w:p>
+    <w:p>
+      <w:pPr>
+        <w:pStyle w:val="Heading3"/>
+      </w:pPr>
+      <w:r>
+        <w:t>AA13 Definir casos de prueba</w:t>
+      </w:r>
+    </w:p>
+    <w:p>
+      <w:r>
+        <w:rPr>
+          <w:b/>
+        </w:rPr>
+        <w:t xml:space="preserve">Paso 1: Derivar casos de cada requisito. </w:t>
+      </w:r>
+      <w:r>
+        <w:t>Incluye el flujo exitoso, entradas inválidas, límites, permisos, estados, duplicación o conflicto cuando sean riesgos del proyecto.</w:t>
+      </w:r>
+    </w:p>
+    <w:p>
+      <w:r>
+        <w:rPr>
+          <w:b/>
+        </w:rPr>
+        <w:t xml:space="preserve">Paso 2: Asignar un identificador. </w:t>
+      </w:r>
+      <w:r>
+        <w:t>Usa una nomenclatura estable, por ejemplo CP-001, y clasifica prioridad, nivel de prueba, técnica y requisito cubierto.</w:t>
+      </w:r>
+    </w:p>
+    <w:p>
+      <w:r>
+        <w:rPr>
+          <w:b/>
+        </w:rPr>
+        <w:t xml:space="preserve">Paso 3: Describir el caso completo. </w:t>
+      </w:r>
+      <w:r>
+        <w:t>Diligencia precondiciones, datos sintéticos, pasos, resultado esperado, oráculo, limpieza y evidencia que debe conservarse.</w:t>
+      </w:r>
+    </w:p>
+    <w:p>
+      <w:r>
+        <w:rPr>
+          <w:b/>
+        </w:rPr>
+        <w:t xml:space="preserve">Paso 4: Elegir la forma de ejecución. </w:t>
+      </w:r>
+      <w:r>
+        <w:t>Indica si será manual, unitaria, integración, contrato, E2E o no funcional; ubica el archivo automatizado y el comando que lo ejecuta.</w:t>
+      </w:r>
+    </w:p>
+    <w:p>
+      <w:r>
+        <w:rPr>
+          <w:b/>
+        </w:rPr>
+        <w:t xml:space="preserve">Paso 5: Revisar la matriz. </w:t>
+      </w:r>
+      <w:r>
+        <w:t>Elimina duplicados, identifica casos bloqueados y confirma que las aserciones comprueban resultados y efectos, no solo que el código se ejecutó. Guarda docs/pruebas/02-casos-prueba.md.</w:t>
+      </w:r>
+    </w:p>
+    <w:p>
+      <w:pPr>
+        <w:pStyle w:val="Heading3"/>
+      </w:pPr>
+      <w:r>
+        <w:t>AA14 Definir ambiente de prueba</w:t>
+      </w:r>
+    </w:p>
+    <w:p>
+      <w:r>
+        <w:rPr>
+          <w:b/>
+        </w:rPr>
+        <w:t xml:space="preserve">Paso 1: Especificar requisitos técnicos. </w:t>
+      </w:r>
+      <w:r>
+        <w:t>Registra sistema operativo, versiones de lenguaje y dependencias, navegador, base de datos, servicios, red y recursos necesarios.</w:t>
+      </w:r>
+    </w:p>
+    <w:p>
+      <w:r>
+        <w:rPr>
+          <w:b/>
+        </w:rPr>
+        <w:t xml:space="preserve">Paso 2: Preparar un ambiente aislado. </w:t>
+      </w:r>
+      <w:r>
+        <w:t>Usa un entorno virtual, contenedor o configuración reproducible. Nunca utilices datos reales ni guardes secretos en el repositorio.</w:t>
+      </w:r>
+    </w:p>
+    <w:p>
+      <w:r>
+        <w:rPr>
+          <w:b/>
+        </w:rPr>
+        <w:t xml:space="preserve">Paso 3: Registrar configuración segura. </w:t>
+      </w:r>
+      <w:r>
+        <w:t>Documenta nombres de variables, archivos de configuración y valores de ejemplo; conserva las credenciales fuera del código y del informe.</w:t>
+      </w:r>
+    </w:p>
+    <w:p>
+      <w:r>
+        <w:rPr>
+          <w:b/>
+        </w:rPr>
+        <w:t xml:space="preserve">Paso 4: Crear y reiniciar datos de prueba. </w:t>
+      </w:r>
+      <w:r>
+        <w:t>Define datos sintéticos, usuarios por rol, estados iniciales, semillas y procedimiento de limpieza o reversión.</w:t>
+      </w:r>
+    </w:p>
+    <w:p>
+      <w:r>
+        <w:rPr>
+          <w:b/>
+        </w:rPr>
+        <w:t xml:space="preserve">Paso 5: Ejecutar una comprobación de humo. </w:t>
+      </w:r>
+      <w:r>
+        <w:t>Verifica instalación, salud del servicio, acceso a dependencias y un caso básico antes de interpretar fallos funcionales.</w:t>
+      </w:r>
+    </w:p>
+    <w:p>
+      <w:r>
+        <w:rPr>
+          <w:b/>
+        </w:rPr>
+        <w:t xml:space="preserve">Paso 6: Guardar la ficha del ambiente. </w:t>
+      </w:r>
+      <w:r>
+        <w:t>Conserva versiones, fecha, responsable, limitaciones y resultado de la comprobación en docs/pruebas/03-ambiente-prueba.md.</w:t>
+      </w:r>
+    </w:p>
+    <w:p>
+      <w:pPr>
+        <w:pStyle w:val="Heading3"/>
+      </w:pPr>
+      <w:r>
+        <w:t>AA15 Realizar pruebas</w:t>
+      </w:r>
+    </w:p>
+    <w:p>
+      <w:r>
+        <w:rPr>
+          <w:b/>
+        </w:rPr>
+        <w:t xml:space="preserve">Paso 1: Congelar la versión evaluada. </w:t>
+      </w:r>
+      <w:r>
+        <w:t>Anota rama, compromiso de Git, fecha y cambios pendientes. Si la versión cambia, abre una nueva ejecución o explica la diferencia.</w:t>
+      </w:r>
+    </w:p>
+    <w:p>
+      <w:r>
+        <w:rPr>
+          <w:b/>
+        </w:rPr>
+        <w:t xml:space="preserve">Paso 2: Ejecutar por niveles. </w:t>
+      </w:r>
+      <w:r>
+        <w:t>Corre primero las pruebas unitarias, luego integración o contrato y finalmente los recorridos E2E y no funcionales que estén en alcance.</w:t>
+      </w:r>
+    </w:p>
+    <w:p>
+      <w:r>
+        <w:rPr>
+          <w:b/>
+        </w:rPr>
+        <w:t xml:space="preserve">Paso 3: Registrar el resultado real. </w:t>
+      </w:r>
+      <w:r>
+        <w:t>Para cada caso escribe aprobado, fallido o bloqueado, comando, fecha, duración, salida relevante, resultado esperado y resultado observado.</w:t>
+      </w:r>
+    </w:p>
+    <w:p>
+      <w:r>
+        <w:rPr>
+          <w:b/>
+        </w:rPr>
+        <w:t xml:space="preserve">Paso 4: Separar ambiente y producto. </w:t>
+      </w:r>
+      <w:r>
+        <w:t>Si falla la preparación, corrige el ambiente y repite. Si el entorno está correcto y el observado contradice el oráculo, registra un defecto reproducible.</w:t>
+      </w:r>
+    </w:p>
+    <w:p>
+      <w:r>
+        <w:rPr>
+          <w:b/>
+        </w:rPr>
+        <w:t xml:space="preserve">Paso 5: Corregir y repetir. </w:t>
+      </w:r>
+      <w:r>
+        <w:t>Conserva la evidencia del fallo, la corrección, la prueba de confirmación y la regresión de los casos relacionados. No borres una ejecución fallida.</w:t>
+      </w:r>
+    </w:p>
+    <w:p>
+      <w:r>
+        <w:rPr>
+          <w:b/>
+        </w:rPr>
+        <w:t xml:space="preserve">Paso 6: Conservar resultados. </w:t>
+      </w:r>
+      <w:r>
+        <w:t>Guarda el registro en docs/pruebas/04-registro-ejecuciones.md y los reportes, capturas, trazas o videos seleccionados bajo test-results/.</w:t>
+      </w:r>
+    </w:p>
+    <w:p>
+      <w:pPr>
+        <w:pStyle w:val="Heading3"/>
+      </w:pPr>
+      <w:r>
+        <w:t>AA16 Documentar las pruebas</w:t>
+      </w:r>
+    </w:p>
+    <w:p>
+      <w:r>
+        <w:rPr>
+          <w:b/>
+        </w:rPr>
+        <w:t xml:space="preserve">Paso 1: Consolidar las métricas. </w:t>
+      </w:r>
+      <w:r>
+        <w:t>Resume casos planificados, ejecutados, aprobados, fallidos y bloqueados; cobertura interpretada, defectos por severidad y resultados por nivel.</w:t>
+      </w:r>
+    </w:p>
+    <w:p>
+      <w:r>
+        <w:rPr>
+          <w:b/>
+        </w:rPr>
+        <w:t xml:space="preserve">Paso 2: Documentar hallazgos y ausencia de hallazgos. </w:t>
+      </w:r>
+      <w:r>
+        <w:t>Cada defecto debe tener pasos, esperado, observado, severidad, prioridad, estado, responsable y evidencia. Si no hay defectos, declara el alcance probado y sus límites.</w:t>
+      </w:r>
+    </w:p>
+    <w:p>
+      <w:r>
+        <w:rPr>
+          <w:b/>
+        </w:rPr>
+        <w:t xml:space="preserve">Paso 3: Cerrar contra los criterios. </w:t>
+      </w:r>
+      <w:r>
+        <w:t>Concluye si se cumplen los criterios de salida, qué riesgos permanecen, qué no se probó y qué recomendación corresponde al responsable de la entrega.</w:t>
+      </w:r>
+    </w:p>
+    <w:p>
+      <w:r>
+        <w:rPr>
+          <w:b/>
+        </w:rPr>
+        <w:t xml:space="preserve">Paso 4: Armar el Portafolio de Evidencias. </w:t>
+      </w:r>
+      <w:r>
+        <w:t>Relaciona cada artefacto con su criterio, instrumento, enlace relativo y resultado. Completa el registro local y la bitácora docs/ai-log.md si utilizaste una herramienta de IA.</w:t>
+      </w:r>
+    </w:p>
+    <w:p>
+      <w:r>
+        <w:rPr>
+          <w:b/>
+        </w:rPr>
+        <w:t xml:space="preserve">Paso 5: Revisar la entrega. </w:t>
+      </w:r>
+      <w:r>
+        <w:t>Comprueba enlaces, nombres, versión, ortografía, ausencia de secretos, reproducibilidad de comandos y correspondencia entre el informe y los archivos reales.</w:t>
+      </w:r>
+    </w:p>
+    <w:p>
+      <w:r>
+        <w:rPr>
+          <w:b/>
+        </w:rPr>
+        <w:t xml:space="preserve">Paso 6: Empaquetar y entregar. </w:t>
+      </w:r>
+      <w:r>
+        <w:t>Genera docs/pruebas/06-informe-final-pruebas.md, incluye código de pruebas y evidencias necesarias, excluye credenciales y temporales, y entrega el paquete por el canal definido por el instructor.</w:t>
+      </w:r>
+    </w:p>
+    <w:p>
+      <w:pPr>
+        <w:pStyle w:val="Heading3"/>
+      </w:pPr>
+      <w:r>
+        <w:t>Estructura mínima del Portafolio de Evidencias</w:t>
+      </w:r>
+    </w:p>
+    <w:p>
+      <w:pPr>
+        <w:spacing w:before="0" w:after="0"/>
+        <w:ind w:left="454"/>
+        <w:shd w:val="clear" w:color="auto" w:fill="EDEDED"/>
+      </w:pPr>
+      <w:r>
+        <w:rPr>
+          <w:rFonts w:ascii="Consolas" w:hAnsi="Consolas"/>
+          <w:sz w:val="18"/>
+        </w:rPr>
+        <w:t>docs/pruebas/</w:t>
+      </w:r>
+    </w:p>
+    <w:p>
+      <w:pPr>
+        <w:spacing w:before="0" w:after="0"/>
+        <w:ind w:left="454"/>
+        <w:shd w:val="clear" w:color="auto" w:fill="EDEDED"/>
+      </w:pPr>
+      <w:r>
+        <w:rPr>
+          <w:rFonts w:ascii="Consolas" w:hAnsi="Consolas"/>
+          <w:sz w:val="18"/>
+        </w:rPr>
+        <w:t>├── 01-plan-pruebas-29119-3.md</w:t>
+      </w:r>
+    </w:p>
+    <w:p>
+      <w:pPr>
+        <w:spacing w:before="0" w:after="0"/>
+        <w:ind w:left="454"/>
+        <w:shd w:val="clear" w:color="auto" w:fill="EDEDED"/>
+      </w:pPr>
+      <w:r>
+        <w:rPr>
+          <w:rFonts w:ascii="Consolas" w:hAnsi="Consolas"/>
+          <w:sz w:val="18"/>
+        </w:rPr>
+        <w:t>├── 02-casos-prueba.md</w:t>
+      </w:r>
+    </w:p>
+    <w:p>
+      <w:pPr>
+        <w:spacing w:before="0" w:after="0"/>
+        <w:ind w:left="454"/>
+        <w:shd w:val="clear" w:color="auto" w:fill="EDEDED"/>
+      </w:pPr>
+      <w:r>
+        <w:rPr>
+          <w:rFonts w:ascii="Consolas" w:hAnsi="Consolas"/>
+          <w:sz w:val="18"/>
+        </w:rPr>
+        <w:t>├── 03-ambiente-prueba.md</w:t>
+      </w:r>
+    </w:p>
+    <w:p>
+      <w:pPr>
+        <w:spacing w:before="0" w:after="0"/>
+        <w:ind w:left="454"/>
+        <w:shd w:val="clear" w:color="auto" w:fill="EDEDED"/>
+      </w:pPr>
+      <w:r>
+        <w:rPr>
+          <w:rFonts w:ascii="Consolas" w:hAnsi="Consolas"/>
+          <w:sz w:val="18"/>
+        </w:rPr>
+        <w:t>├── 04-registro-ejecuciones.md</w:t>
+      </w:r>
+    </w:p>
+    <w:p>
+      <w:pPr>
+        <w:spacing w:before="0" w:after="0"/>
+        <w:ind w:left="454"/>
+        <w:shd w:val="clear" w:color="auto" w:fill="EDEDED"/>
+      </w:pPr>
+      <w:r>
+        <w:rPr>
+          <w:rFonts w:ascii="Consolas" w:hAnsi="Consolas"/>
+          <w:sz w:val="18"/>
+        </w:rPr>
+        <w:t>├── 05-registro-defectos.md</w:t>
+      </w:r>
+    </w:p>
+    <w:p>
+      <w:pPr>
+        <w:spacing w:before="0" w:after="0"/>
+        <w:ind w:left="454"/>
+        <w:shd w:val="clear" w:color="auto" w:fill="EDEDED"/>
+      </w:pPr>
+      <w:r>
+        <w:rPr>
+          <w:rFonts w:ascii="Consolas" w:hAnsi="Consolas"/>
+          <w:sz w:val="18"/>
+        </w:rPr>
+        <w:t>├── 06-informe-final-pruebas.md</w:t>
+      </w:r>
+    </w:p>
+    <w:p>
+      <w:pPr>
+        <w:spacing w:before="0" w:after="0"/>
+        <w:ind w:left="454"/>
+        <w:shd w:val="clear" w:color="auto" w:fill="EDEDED"/>
+      </w:pPr>
+      <w:r>
+        <w:rPr>
+          <w:rFonts w:ascii="Consolas" w:hAnsi="Consolas"/>
+          <w:sz w:val="18"/>
+        </w:rPr>
+        <w:t>└── 07-matriz-trazabilidad.csv</w:t>
+      </w:r>
+    </w:p>
+    <w:p>
+      <w:pPr>
+        <w:spacing w:before="0" w:after="0"/>
+        <w:ind w:left="454"/>
+        <w:shd w:val="clear" w:color="auto" w:fill="EDEDED"/>
+      </w:pPr>
+      <w:r>
+        <w:rPr>
+          <w:rFonts w:ascii="Consolas" w:hAnsi="Consolas"/>
+          <w:sz w:val="18"/>
+        </w:rPr>
+        <w:t>tests/                  # código automatizado por nivel</w:t>
+      </w:r>
+    </w:p>
+    <w:p>
+      <w:pPr>
+        <w:spacing w:before="0" w:after="0"/>
+        <w:ind w:left="454"/>
+        <w:shd w:val="clear" w:color="auto" w:fill="EDEDED"/>
+      </w:pPr>
+      <w:r>
+        <w:rPr>
+          <w:rFonts w:ascii="Consolas" w:hAnsi="Consolas"/>
+          <w:sz w:val="18"/>
+        </w:rPr>
+        <w:t>test-results/           # reportes y evidencias reproducibles</w:t>
+      </w:r>
+    </w:p>
+    <w:p>
+      <w:pPr>
+        <w:spacing w:before="0" w:after="0"/>
+        <w:ind w:left="454"/>
+        <w:shd w:val="clear" w:color="auto" w:fill="EDEDED"/>
+      </w:pPr>
+      <w:r>
+        <w:rPr>
+          <w:rFonts w:ascii="Consolas" w:hAnsi="Consolas"/>
+          <w:sz w:val="18"/>
+        </w:rPr>
+        <w:t>docs/ai-log.md          # apoyo de IA, verificación y decisión humana</w:t>
+      </w:r>
+    </w:p>
+    <w:p>
+      <w:pPr>
+        <w:pStyle w:val="Heading3"/>
+      </w:pPr>
+      <w:r>
+        <w:t>Lista de verificación antes de entregar</w:t>
+      </w:r>
+    </w:p>
+    <w:p>
+      <w:pPr>
+        <w:pStyle w:val="ListBullet"/>
+      </w:pPr>
+      <w:r>
+        <w:t>El plan declara alcance, riesgos, estrategia, criterios de entrada y salida, ambiente y límites.</w:t>
+      </w:r>
+    </w:p>
+    <w:p>
+      <w:pPr>
+        <w:pStyle w:val="ListBullet"/>
+      </w:pPr>
+      <w:r>
+        <w:t>Cada requisito en alcance tiene al menos un caso y cada caso tiene un resultado esperado comprobable.</w:t>
+      </w:r>
+    </w:p>
+    <w:p>
+      <w:pPr>
+        <w:pStyle w:val="ListBullet"/>
+      </w:pPr>
+      <w:r>
+        <w:t>El ambiente se puede preparar con datos sintéticos sin revelar secretos ni datos personales.</w:t>
+      </w:r>
+    </w:p>
+    <w:p>
+      <w:pPr>
+        <w:pStyle w:val="ListBullet"/>
+      </w:pPr>
+      <w:r>
+        <w:t>La ejecución conserva comandos, versión, resultado, reportes y defectos; los fallos no fueron ocultados.</w:t>
+      </w:r>
+    </w:p>
+    <w:p>
+      <w:pPr>
+        <w:pStyle w:val="ListBullet"/>
+      </w:pPr>
+      <w:r>
+        <w:t>El informe identifica riesgos residuales, elementos no probados y la relación entre evidencia y criterio.</w:t>
+      </w:r>
+    </w:p>
+    <w:p>
+      <w:pPr>
+        <w:pStyle w:val="ListBullet"/>
+      </w:pPr>
+      <w:r>
+        <w:t>La entrega contiene archivos editables, enlaces relativos funcionales, nombres estables y el formato solicitado por el instructor.</w:t>
       </w:r>
     </w:p>
     <w:p>
@@ -12854,7 +14655,7 @@
               <w:rPr>
                 <w:sz w:val="20"/>
               </w:rPr>
-              <w:t>9 de septiembre de 2026</w:t>
+              <w:t>10 de septiembre de 2026</w:t>
             </w:r>
           </w:p>
         </w:tc>
@@ -13171,7 +14972,7 @@
               <w:rPr>
                 <w:sz w:val="20"/>
               </w:rPr>
-              <w:t>9 de septiembre de 2026</w:t>
+              <w:t>10 de septiembre de 2026</w:t>
             </w:r>
           </w:p>
         </w:tc>

--- a/Guia_Aprendizaje_Testing.docx
+++ b/Guia_Aprendizaje_Testing.docx
@@ -105,7 +105,7 @@
         </w:rPr>
         <w:t>Fase del proyecto: Evaluación — Calidad de Software</w:t>
         <w:br/>
-        <w:t>Adaptación didáctica · Versión 3.0.0 · 10 de septiembre de 2026</w:t>
+        <w:t>Adaptación didáctica · Versión 3.0.0 · 13 de septiembre de 2026</w:t>
       </w:r>
     </w:p>
     <w:p>
@@ -8813,7 +8813,7 @@
     </w:p>
     <w:p>
       <w:r>
-        <w:t>Umbral obligatorio ADSO: cobertura mayor o igual al 80 % en la lógica de negocio. Comandos: pytest --cov=app --cov-fail-under=80, npm run test:coverage y mvn test jacoco:report.</w:t>
+        <w:t>Umbral obligatorio ADSO: cobertura mayor o igual al 80 % en la lógica de negocio. Configuración cero-fricción: en pytest.ini definir addopts = -v --cov=app --cov-report=term-missing para escribir solamente pytest y obtener el reporte confiable. Comando directo: pytest --cov=app --cov-report=term-missing --cov-fail-under=80. La columna Missing revela exactamente los números de línea que ninguna prueba ha validado. En otros ecosistemas: npm run test:coverage y mvn test jacoco:report.</w:t>
       </w:r>
     </w:p>
     <w:p>
@@ -14655,7 +14655,7 @@
               <w:rPr>
                 <w:sz w:val="20"/>
               </w:rPr>
-              <w:t>10 de septiembre de 2026</w:t>
+              <w:t>13 de septiembre de 2026</w:t>
             </w:r>
           </w:p>
         </w:tc>
@@ -14972,7 +14972,7 @@
               <w:rPr>
                 <w:sz w:val="20"/>
               </w:rPr>
-              <w:t>10 de septiembre de 2026</w:t>
+              <w:t>13 de septiembre de 2026</w:t>
             </w:r>
           </w:p>
         </w:tc>
